--- a/chuyenDe/RW/docx/raw47/Reading/Level1/W5.docx
+++ b/chuyenDe/RW/docx/raw47/Reading/Level1/W5.docx
@@ -2963,9 +2963,9 @@
           <v:path o:extrusionok="f" gradientshapeok="t" o:connecttype="rect"/>
           <o:lock v:ext="edit" aspectratio="t"/>
         </v:shapetype>
-        <v:shape id="WatermarkLogo" o:spid="_x0000_s2049" type="#_x0000_t75" style="position:absolute;margin-left:0;margin-top:0;width:450pt;height:450pt;z-index:-251654144;                       mso-position-horizontal:center;mso-position-horizontal-relative:page;                       mso-position-vertical:center;mso-position-vertical-relative:page" o:allowincell="f" stroked="f">
-          <v:fill opacity="0.08"/>
-          <v:imagedata r:id="rId1" o:title="logoTF"/>
+        <v:shape id="WatermarkLogo" o:spid="_x0000_s2049" type="#_x0000_t75" style="position:absolute;margin-left:0;margin-top:0;width:450pt;height:450pt;z-index:-251654144;                       mso-position-horizontal:center;mso-position-horizontal-relative:page;                       mso-position-vertical:center;mso-position-vertical-relative:page;                       opacity:.03" o:allowincell="f" stroked="f">
+          <v:fill opacity=".03" o:opacity2=".03"/>
+          <v:imagedata r:id="rId1" o:title="logoTF" gain="19661f" blacklevel="22938f"/>
         </v:shape>
       </w:pict>
     </w:r>
@@ -3078,9 +3078,9 @@
           <v:path o:extrusionok="f" gradientshapeok="t" o:connecttype="rect"/>
           <o:lock v:ext="edit" aspectratio="t"/>
         </v:shapetype>
-        <v:shape id="WatermarkLogo" o:spid="_x0000_s2049" type="#_x0000_t75" style="position:absolute;margin-left:0;margin-top:0;width:450pt;height:450pt;z-index:-251654144;                       mso-position-horizontal:center;mso-position-horizontal-relative:page;                       mso-position-vertical:center;mso-position-vertical-relative:page" o:allowincell="f" stroked="f">
-          <v:fill opacity="0.08"/>
-          <v:imagedata r:id="rId1" o:title="logoTF"/>
+        <v:shape id="WatermarkLogo" o:spid="_x0000_s2049" type="#_x0000_t75" style="position:absolute;margin-left:0;margin-top:0;width:450pt;height:450pt;z-index:-251654144;                       mso-position-horizontal:center;mso-position-horizontal-relative:page;                       mso-position-vertical:center;mso-position-vertical-relative:page;                       opacity:.03" o:allowincell="f" stroked="f">
+          <v:fill opacity=".03" o:opacity2=".03"/>
+          <v:imagedata r:id="rId1" o:title="logoTF" gain="19661f" blacklevel="22938f"/>
         </v:shape>
       </w:pict>
     </w:r>

--- a/chuyenDe/RW/docx/raw47/Reading/Level1/W5.docx
+++ b/chuyenDe/RW/docx/raw47/Reading/Level1/W5.docx
@@ -3115,7 +3115,7 @@
           </w:pPr>
           <w:r>
             <w:rPr>
-              <w:rFonts w:ascii="UTM Impact" w:hAnsi="UTM Impact" w:cs="UTM Impact"/>
+              <w:rFonts w:ascii="Impact" w:hAnsi="Impact" w:cs="Impact"/>
               <w:color w:val="FFFFFF"/>
               <w:sz w:val="144"/>
               <w:b/>
@@ -4727,7 +4727,7 @@
   <w:docDefaults>
     <w:rPrDefault>
       <w:rPr>
-        <w:rFonts w:ascii="Latin Modern Roman" w:cs="Latin Modern Roman" w:hAnsi="Latin Modern Roman"/>
+        <w:rFonts w:ascii="Georgia" w:cs="Georgia" w:hAnsi="Georgia"/>
         <w:sz w:val="24"/>
       </w:rPr>
     </w:rPrDefault>
@@ -4740,6 +4740,10 @@
   <w:style w:default="1" w:styleId="Normal" w:type="paragraph">
     <w:name w:val="Normal"/>
     <w:qFormat/>
+    <w:rPr>
+      <w:rFonts w:ascii="Georgia" w:cs="Georgia" w:hAnsi="Georgia"/>
+      <w:sz w:val="24"/>
+    </w:rPr>
   </w:style>
   <w:style w:styleId="Heading1" w:type="paragraph">
     <w:name w:val="heading 1"/>
@@ -5189,7 +5193,7 @@
         <a:latin typeface="Latin Modern Sans"/>
       </a:majorFont>
       <a:minorFont>
-        <a:latin typeface="Latin Modern Roman"/>
+        <a:latin typeface="Georgia"/>
       </a:minorFont>
     </a:fontScheme>
     <a:fmtScheme name="Office"/>

--- a/chuyenDe/RW/docx/raw47/Reading/Level1/W5.docx
+++ b/chuyenDe/RW/docx/raw47/Reading/Level1/W5.docx
@@ -2844,6 +2844,7 @@
     <w:sectPr>
       <w:headerReference r:id="rId1" w:type="default"/>
       <w:headerReference r:id="rId2" w:type="first"/>
+      <w:footerReference r:id="rId3" w:type="first"/>
       <w:footerReference r:id="rId3" w:type="default"/>
       <w:titlePg/>
       <w:pgSz w:h="15840" w:w="12240"/>
@@ -2861,7 +2862,9 @@
 <w:ftr xmlns:w="http://schemas.openxmlformats.org/wordprocessingml/2006/main">
   <w:tbl>
     <w:tblPr>
-      <w:tblW w:w="5000" w:type="pct"/>
+      <w:tblW w:w="12240" w:type="dxa"/>
+      <w:tblInd w:w="-1134" w:type="dxa"/>
+      <w:tblLayout w:type="fixed"/>
       <w:tblBorders>
         <w:top w:val="nil"/>
         <w:left w:val="nil"/>
@@ -2872,7 +2875,7 @@
       </w:tblBorders>
     </w:tblPr>
     <w:tblGrid>
-      <w:gridCol w:w="5000"/>
+      <w:gridCol w:w="12240"/>
     </w:tblGrid>
     <w:tr>
       <w:trPr>
@@ -2891,17 +2894,51 @@
             <w:jc w:val="center"/>
             <w:spacing w:before="0" w:after="0"/>
           </w:pPr>
-          <w:fldSimple w:instr=" PAGE ">
-            <w:r>
-              <w:rPr>
-                <w:rFonts w:ascii="Latin Modern Sans" w:hAnsi="Latin Modern Sans" w:cs="Latin Modern Sans"/>
-                <w:color w:val="E52B20"/>
-                <w:b/>
-                <w:sz w:val="28"/>
-              </w:rPr>
-              <w:t>1</w:t>
-            </w:r>
-          </w:fldSimple>
+          <w:r>
+            <w:rPr>
+              <w:rFonts w:ascii="Latin Modern Sans" w:hAnsi="Latin Modern Sans" w:cs="Latin Modern Sans"/>
+              <w:color w:val="E52B20"/>
+              <w:b/>
+              <w:sz w:val="28"/>
+            </w:rPr>
+            <w:fldChar w:fldCharType="begin"/>
+          </w:r>
+          <w:r>
+            <w:rPr>
+              <w:rFonts w:ascii="Latin Modern Sans" w:hAnsi="Latin Modern Sans" w:cs="Latin Modern Sans"/>
+              <w:color w:val="E52B20"/>
+              <w:b/>
+              <w:sz w:val="28"/>
+            </w:rPr>
+            <w:instrText xml:space="preserve"> PAGE </w:instrText>
+          </w:r>
+          <w:r>
+            <w:rPr>
+              <w:rFonts w:ascii="Latin Modern Sans" w:hAnsi="Latin Modern Sans" w:cs="Latin Modern Sans"/>
+              <w:color w:val="E52B20"/>
+              <w:b/>
+              <w:sz w:val="28"/>
+            </w:rPr>
+            <w:fldChar w:fldCharType="separate"/>
+          </w:r>
+          <w:r>
+            <w:rPr>
+              <w:rFonts w:ascii="Latin Modern Sans" w:hAnsi="Latin Modern Sans" w:cs="Latin Modern Sans"/>
+              <w:color w:val="E52B20"/>
+              <w:b/>
+              <w:sz w:val="28"/>
+            </w:rPr>
+            <w:t>1</w:t>
+          </w:r>
+          <w:r>
+            <w:rPr>
+              <w:rFonts w:ascii="Latin Modern Sans" w:hAnsi="Latin Modern Sans" w:cs="Latin Modern Sans"/>
+              <w:color w:val="E52B20"/>
+              <w:b/>
+              <w:sz w:val="28"/>
+            </w:rPr>
+            <w:fldChar w:fldCharType="end"/>
+          </w:r>
         </w:p>
       </w:tc>
     </w:tr>
@@ -2941,38 +2978,11 @@
 
 <file path=word/header1.xml><?xml version="1.0" encoding="utf-8"?>
 <w:hdr xmlns:w="http://schemas.openxmlformats.org/wordprocessingml/2006/main" xmlns:r="http://schemas.openxmlformats.org/officeDocument/2006/relationships" xmlns:v="urn:schemas-microsoft-com:vml" xmlns:o="urn:schemas-microsoft-com:office:office">
-  <w:p>
-    <w:r>
-      <w:pict>
-        <v:shapetype id="_x0000_t75" coordsize="21600,21600" o:spt="75" o:preferrelative="t" path="m@4@5l@4@11@9@11@9@5xe" filled="t" stroked="f">
-          <v:stroke joinstyle="miter"/>
-          <v:formulas>
-            <v:f eqn="if lineDrawn pixelLineWidth 0"/>
-            <v:f eqn="sum @0 1 0"/>
-            <v:f eqn="sum 0 0 @1"/>
-            <v:f eqn="prod @2 1 2"/>
-            <v:f eqn="prod @3 21600 pixelWidth"/>
-            <v:f eqn="prod @3 21600 pixelHeight"/>
-            <v:f eqn="sum @0 0 1"/>
-            <v:f eqn="prod @6 1 2"/>
-            <v:f eqn="prod @7 21600 pixelWidth"/>
-            <v:f eqn="sum @8 21600 0"/>
-            <v:f eqn="prod @7 21600 pixelHeight"/>
-            <v:f eqn="sum @10 21600 0"/>
-          </v:formulas>
-          <v:path o:extrusionok="f" gradientshapeok="t" o:connecttype="rect"/>
-          <o:lock v:ext="edit" aspectratio="t"/>
-        </v:shapetype>
-        <v:shape id="WatermarkLogo" o:spid="_x0000_s2049" type="#_x0000_t75" style="position:absolute;margin-left:0;margin-top:0;width:450pt;height:450pt;z-index:-251654144;                       mso-position-horizontal:center;mso-position-horizontal-relative:page;                       mso-position-vertical:center;mso-position-vertical-relative:page;                       opacity:.03" o:allowincell="f" stroked="f">
-          <v:fill opacity=".03" o:opacity2=".03"/>
-          <v:imagedata r:id="rId1" o:title="logoTF" gain="19661f" blacklevel="22938f"/>
-        </v:shape>
-      </w:pict>
-    </w:r>
-  </w:p>
   <w:tbl>
     <w:tblPr>
-      <w:tblW w:w="5000" w:type="pct"/>
+      <w:tblW w:w="12240" w:type="dxa"/>
+      <w:tblInd w:w="-1134" w:type="dxa"/>
+      <w:tblLayout w:type="fixed"/>
       <w:tblBorders>
         <w:top w:val="nil"/>
         <w:left w:val="nil"/>
@@ -2983,7 +2993,7 @@
       </w:tblBorders>
     </w:tblPr>
     <w:tblGrid>
-      <w:gridCol w:w="5000"/>
+      <w:gridCol w:w="12240"/>
     </w:tblGrid>
     <w:tr>
       <w:trPr>
@@ -3051,11 +3061,6 @@
       </w:tc>
     </w:tr>
   </w:tbl>
-</w:hdr>
-</file>
-
-<file path=word/header2.xml><?xml version="1.0" encoding="utf-8"?>
-<w:hdr xmlns:w="http://schemas.openxmlformats.org/wordprocessingml/2006/main" xmlns:r="http://schemas.openxmlformats.org/officeDocument/2006/relationships" xmlns:v="urn:schemas-microsoft-com:vml" xmlns:o="urn:schemas-microsoft-com:office:office">
   <w:p>
     <w:r>
       <w:pict>
@@ -3085,9 +3090,16 @@
       </w:pict>
     </w:r>
   </w:p>
+</w:hdr>
+</file>
+
+<file path=word/header2.xml><?xml version="1.0" encoding="utf-8"?>
+<w:hdr xmlns:w="http://schemas.openxmlformats.org/wordprocessingml/2006/main" xmlns:r="http://schemas.openxmlformats.org/officeDocument/2006/relationships" xmlns:v="urn:schemas-microsoft-com:vml" xmlns:o="urn:schemas-microsoft-com:office:office">
   <w:tbl>
     <w:tblPr>
-      <w:tblW w:w="5000" w:type="pct"/>
+      <w:tblW w:w="12240" w:type="dxa"/>
+      <w:tblInd w:w="-1134" w:type="dxa"/>
+      <w:tblLayout w:type="fixed"/>
       <w:tblBorders>
         <w:top w:val="nil"/>
         <w:left w:val="nil"/>
@@ -3098,7 +3110,7 @@
       </w:tblBorders>
     </w:tblPr>
     <w:tblGrid>
-      <w:gridCol w:w="5000"/>
+      <w:gridCol w:w="12240"/>
     </w:tblGrid>
     <w:tr>
       <w:trPr>
@@ -3146,7 +3158,8 @@
         </w:tcPr>
         <w:tbl>
           <w:tblPr>
-            <w:tblW w:w="5000" w:type="pct"/>
+            <w:tblW w:w="12240" w:type="dxa"/>
+            <w:tblLayout w:type="fixed"/>
             <w:tblBorders>
               <w:top w:val="nil"/>
               <w:left w:val="nil"/>
@@ -3157,13 +3170,17 @@
             </w:tblBorders>
           </w:tblPr>
           <w:tblGrid>
-            <w:gridCol w:w="2500"/>
-            <w:gridCol w:w="2500"/>
+            <w:gridCol w:w="6120"/>
+            <w:gridCol w:w="6120"/>
           </w:tblGrid>
           <w:tr>
             <w:tc>
               <w:tcPr>
                 <w:shd w:val="clear" w:color="auto" w:fill="E52B20"/>
+                <w:tcMar>
+                  <w:left w:w="1134" w:type="dxa"/>
+                  <w:right w:w="240" w:type="dxa"/>
+                </w:tcMar>
               </w:tcPr>
               <w:p>
                 <w:pPr>
@@ -3183,6 +3200,10 @@
             <w:tc>
               <w:tcPr>
                 <w:shd w:val="clear" w:color="auto" w:fill="E52B20"/>
+                <w:tcMar>
+                  <w:left w:w="240" w:type="dxa"/>
+                  <w:right w:w="1134" w:type="dxa"/>
+                </w:tcMar>
               </w:tcPr>
               <w:p>
                 <w:pPr>
@@ -3204,6 +3225,35 @@
       </w:tc>
     </w:tr>
   </w:tbl>
+  <w:p>
+    <w:r>
+      <w:pict>
+        <v:shapetype id="_x0000_t75" coordsize="21600,21600" o:spt="75" o:preferrelative="t" path="m@4@5l@4@11@9@11@9@5xe" filled="t" stroked="f">
+          <v:stroke joinstyle="miter"/>
+          <v:formulas>
+            <v:f eqn="if lineDrawn pixelLineWidth 0"/>
+            <v:f eqn="sum @0 1 0"/>
+            <v:f eqn="sum 0 0 @1"/>
+            <v:f eqn="prod @2 1 2"/>
+            <v:f eqn="prod @3 21600 pixelWidth"/>
+            <v:f eqn="prod @3 21600 pixelHeight"/>
+            <v:f eqn="sum @0 0 1"/>
+            <v:f eqn="prod @6 1 2"/>
+            <v:f eqn="prod @7 21600 pixelWidth"/>
+            <v:f eqn="sum @8 21600 0"/>
+            <v:f eqn="prod @7 21600 pixelHeight"/>
+            <v:f eqn="sum @10 21600 0"/>
+          </v:formulas>
+          <v:path o:extrusionok="f" gradientshapeok="t" o:connecttype="rect"/>
+          <o:lock v:ext="edit" aspectratio="t"/>
+        </v:shapetype>
+        <v:shape id="WatermarkLogo" o:spid="_x0000_s2049" type="#_x0000_t75" style="position:absolute;margin-left:0;margin-top:0;width:450pt;height:450pt;z-index:-251654144;                       mso-position-horizontal:center;mso-position-horizontal-relative:page;                       mso-position-vertical:center;mso-position-vertical-relative:page;                       opacity:.03" o:allowincell="f" stroked="f">
+          <v:fill opacity=".03" o:opacity2=".03"/>
+          <v:imagedata r:id="rId1" o:title="logoTF" gain="19661f" blacklevel="22938f"/>
+        </v:shape>
+      </w:pict>
+    </w:r>
+  </w:p>
 </w:hdr>
 </file>
 

--- a/chuyenDe/RW/docx/raw47/Reading/Level1/W5.docx
+++ b/chuyenDe/RW/docx/raw47/Reading/Level1/W5.docx
@@ -4960,6 +4960,37 @@
       <w:sz w:val="24"/>
     </w:rPr>
   </w:style>
+  <w:style w:styleId="CDVocabTable" w:type="table">
+    <w:name w:val="CDVocabTable"/>
+    <w:basedOn w:val="TableNormal"/>
+    <w:tblPr>
+      <w:tblW w:type="pct" w:w="5000"/>
+      <w:tblBorders>
+        <w:top w:color="BFBFBF" w:space="0" w:sz="10" w:val="single"/>
+        <w:left w:color="BFBFBF" w:space="0" w:sz="10" w:val="single"/>
+        <w:bottom w:color="BFBFBF" w:space="0" w:sz="10" w:val="single"/>
+        <w:right w:color="BFBFBF" w:space="0" w:sz="10" w:val="single"/>
+        <w:insideH w:color="D0D0D0" w:space="0" w:sz="8" w:val="single"/>
+        <w:insideV w:color="D0D0D0" w:space="0" w:sz="8" w:val="single"/>
+      </w:tblBorders>
+      <w:tblCellMar>
+        <w:top w:type="dxa" w:w="80"/>
+        <w:left w:type="dxa" w:w="120"/>
+        <w:bottom w:type="dxa" w:w="80"/>
+        <w:right w:type="dxa" w:w="120"/>
+      </w:tblCellMar>
+    </w:tblPr>
+    <w:tblStylePr w:type="firstRow">
+      <w:tcPr>
+        <w:shd w:color="auto" w:fill="1F4E79" w:val="clear"/>
+      </w:tcPr>
+      <w:rPr>
+        <w:rFonts w:ascii="Latin Modern Sans" w:cs="Latin Modern Sans" w:hAnsi="Latin Modern Sans"/>
+        <w:b/>
+        <w:color w:val="FFFFFF"/>
+      </w:rPr>
+    </w:tblStylePr>
+  </w:style>
   <w:style w:type="paragraph" w:customStyle="1" w:styleId="SourceCode">
     <w:name w:val="Source Code"/>
     <w:basedOn w:val="Normal"/>

--- a/chuyenDe/RW/docx/raw47/Reading/Level1/W5.docx
+++ b/chuyenDe/RW/docx/raw47/Reading/Level1/W5.docx
@@ -183,76 +183,6 @@
     </ns0:p>
     <ns0:p>
       <ns0:pPr>
-        <ns0:pStyle ns0:val="CDSection"/>
-      </ns0:pPr>
-      <ns0:r>
-        <ns0:rPr>
-          <ns0:b/>
-          <ns0:bCs/>
-        </ns0:rPr>
-        <ns0:t xml:space="preserve">exemplary:</ns0:t>
-      </ns0:r>
-      <ns0:r>
-        <ns0:t xml:space="preserve"> </ns0:t>
-      </ns0:r>
-      <ns0:r>
-        <ns0:t xml:space="preserve">serving as a perfect example</ns0:t>
-      </ns0:r>
-    </ns0:p>
-    <ns0:p>
-      <ns0:pPr>
-        <ns0:pStyle ns0:val="CDSection"/>
-      </ns0:pPr>
-      <ns0:r>
-        <ns0:rPr>
-          <ns0:b/>
-          <ns0:bCs/>
-        </ns0:rPr>
-        <ns0:t xml:space="preserve">exacerbate:</ns0:t>
-      </ns0:r>
-      <ns0:r>
-        <ns0:t xml:space="preserve"> </ns0:t>
-      </ns0:r>
-      <ns0:r>
-        <ns0:t xml:space="preserve">make worse</ns0:t>
-      </ns0:r>
-    </ns0:p>
-    <ns0:bookmarkEnd ns0:id="21"/>
-    <ns0:bookmarkStart ns0:id="22" ns0:name="questions-14-20"/>
-    <ns0:p>
-      <ns0:pPr>
-        <ns0:pStyle ns0:val="Heading2"/>
-      </ns0:pPr>
-      <ns0:r>
-        <ns0:t xml:space="preserve">Questions 14-20</ns0:t>
-      </ns0:r>
-    </ns0:p>
-    <ns0:p>
-      <ns0:pPr>
-        <ns0:pStyle ns0:val="CDSection"/>
-      </ns0:pPr>
-      <ns0:r>
-        <ns0:t xml:space="preserve">The reading passage below has eight paragraphs, A-H.</ns0:t>
-      </ns0:r>
-    </ns0:p>
-    <ns0:p>
-      <ns0:pPr>
-        <ns0:pStyle ns0:val="CDNote"/>
-      </ns0:pPr>
-      <ns0:r>
-        <ns0:t xml:space="preserve">Choose the correct heading for each paragraph from the list of headings below.</ns0:t>
-      </ns0:r>
-    </ns0:p>
-    <ns0:p>
-      <ns0:pPr>
-        <ns0:pStyle ns0:val="CDNote"/>
-      </ns0:pPr>
-      <ns0:r>
-        <ns0:t xml:space="preserve">Write the correct number, i-xi, in boxes 14-20 on your answer sheet.</ns0:t>
-      </ns0:r>
-    </ns0:p>
-    <ns0:p>
-      <ns0:pPr>
         <ns0:pStyle ns0:val="Compact"/>
         <ns0:numPr>
           <ns0:ilvl ns0:val="0"/>
@@ -261,17 +191,16 @@
       </ns0:pPr>
       <ns0:r>
         <ns0:rPr>
-          <ns0:rStyle ns0:val="CDBlue"/>
-          <ns0:b/>
-          <ns0:bCs/>
-        </ns0:rPr>
-        <ns0:t xml:space="preserve">i</ns0:t>
-      </ns0:r>
-      <ns0:r>
-        <ns0:t xml:space="preserve"> </ns0:t>
-      </ns0:r>
-      <ns0:r>
-        <ns0:t xml:space="preserve">Atmospheric impacts</ns0:t>
+          <ns0:b/>
+          <ns0:bCs/>
+        </ns0:rPr>
+        <ns0:t xml:space="preserve">exemplary:</ns0:t>
+      </ns0:r>
+      <ns0:r>
+        <ns0:t xml:space="preserve"> </ns0:t>
+      </ns0:r>
+      <ns0:r>
+        <ns0:t xml:space="preserve">serving as a perfect example</ns0:t>
       </ns0:r>
     </ns0:p>
     <ns0:p>
@@ -284,224 +213,26 @@
       </ns0:pPr>
       <ns0:r>
         <ns0:rPr>
-          <ns0:rStyle ns0:val="CDBlue"/>
-          <ns0:b/>
-          <ns0:bCs/>
-        </ns0:rPr>
-        <ns0:t xml:space="preserve">ii</ns0:t>
-      </ns0:r>
-      <ns0:r>
-        <ns0:t xml:space="preserve"> </ns0:t>
-      </ns0:r>
-      <ns0:r>
-        <ns0:t xml:space="preserve">Ideal forestry management example</ns0:t>
-      </ns0:r>
-    </ns0:p>
-    <ns0:p>
-      <ns0:pPr>
-        <ns0:pStyle ns0:val="Compact"/>
-        <ns0:numPr>
-          <ns0:ilvl ns0:val="0"/>
-          <ns0:numId ns0:val="1001"/>
-        </ns0:numPr>
-      </ns0:pPr>
-      <ns0:r>
-        <ns0:rPr>
-          <ns0:rStyle ns0:val="CDBlue"/>
-          <ns0:b/>
-          <ns0:bCs/>
-        </ns0:rPr>
-        <ns0:t xml:space="preserve">iii</ns0:t>
-      </ns0:r>
-      <ns0:r>
-        <ns0:t xml:space="preserve"> </ns0:t>
-      </ns0:r>
-      <ns0:r>
-        <ns0:t xml:space="preserve">No trees, less people</ns0:t>
-      </ns0:r>
-    </ns0:p>
-    <ns0:p>
-      <ns0:pPr>
-        <ns0:pStyle ns0:val="Compact"/>
-        <ns0:numPr>
-          <ns0:ilvl ns0:val="0"/>
-          <ns0:numId ns0:val="1001"/>
-        </ns0:numPr>
-      </ns0:pPr>
-      <ns0:r>
-        <ns0:rPr>
-          <ns0:rStyle ns0:val="CDBlue"/>
-          <ns0:b/>
-          <ns0:bCs/>
-        </ns0:rPr>
-        <ns0:t xml:space="preserve">iv</ns0:t>
-      </ns0:r>
-      <ns0:r>
-        <ns0:t xml:space="preserve"> </ns0:t>
-      </ns0:r>
-      <ns0:r>
-        <ns0:t xml:space="preserve">Good uses for wood</ns0:t>
-      </ns0:r>
-    </ns0:p>
-    <ns0:p>
-      <ns0:pPr>
-        <ns0:pStyle ns0:val="Compact"/>
-        <ns0:numPr>
-          <ns0:ilvl ns0:val="0"/>
-          <ns0:numId ns0:val="1001"/>
-        </ns0:numPr>
-      </ns0:pPr>
-      <ns0:r>
-        <ns0:rPr>
-          <ns0:rStyle ns0:val="CDBlue"/>
-          <ns0:b/>
-          <ns0:bCs/>
-        </ns0:rPr>
-        <ns0:t xml:space="preserve">v</ns0:t>
-      </ns0:r>
-      <ns0:r>
-        <ns0:t xml:space="preserve"> </ns0:t>
-      </ns0:r>
-      <ns0:r>
-        <ns0:t xml:space="preserve">Looking after the forests</ns0:t>
-      </ns0:r>
-    </ns0:p>
-    <ns0:p>
-      <ns0:pPr>
-        <ns0:pStyle ns0:val="Compact"/>
-        <ns0:numPr>
-          <ns0:ilvl ns0:val="0"/>
-          <ns0:numId ns0:val="1001"/>
-        </ns0:numPr>
-      </ns0:pPr>
-      <ns0:r>
-        <ns0:rPr>
-          <ns0:rStyle ns0:val="CDBlue"/>
-          <ns0:b/>
-          <ns0:bCs/>
-        </ns0:rPr>
-        <ns0:t xml:space="preserve">vi</ns0:t>
-      </ns0:r>
-      <ns0:r>
-        <ns0:t xml:space="preserve"> </ns0:t>
-      </ns0:r>
-      <ns0:r>
-        <ns0:t xml:space="preserve">Numbers of lost trees</ns0:t>
-      </ns0:r>
-    </ns0:p>
-    <ns0:p>
-      <ns0:pPr>
-        <ns0:pStyle ns0:val="Compact"/>
-        <ns0:numPr>
-          <ns0:ilvl ns0:val="0"/>
-          <ns0:numId ns0:val="1001"/>
-        </ns0:numPr>
-      </ns0:pPr>
-      <ns0:r>
-        <ns0:rPr>
-          <ns0:rStyle ns0:val="CDBlue"/>
-          <ns0:b/>
-          <ns0:bCs/>
-        </ns0:rPr>
-        <ns0:t xml:space="preserve">vii</ns0:t>
-      </ns0:r>
-      <ns0:r>
-        <ns0:t xml:space="preserve"> </ns0:t>
-      </ns0:r>
-      <ns0:r>
-        <ns0:t xml:space="preserve">Wasted water</ns0:t>
-      </ns0:r>
-    </ns0:p>
-    <ns0:p>
-      <ns0:pPr>
-        <ns0:pStyle ns0:val="Compact"/>
-        <ns0:numPr>
-          <ns0:ilvl ns0:val="0"/>
-          <ns0:numId ns0:val="1001"/>
-        </ns0:numPr>
-      </ns0:pPr>
-      <ns0:r>
-        <ns0:rPr>
-          <ns0:rStyle ns0:val="CDBlue"/>
-          <ns0:b/>
-          <ns0:bCs/>
-        </ns0:rPr>
-        <ns0:t xml:space="preserve">viii</ns0:t>
-      </ns0:r>
-      <ns0:r>
-        <ns0:t xml:space="preserve"> </ns0:t>
-      </ns0:r>
-      <ns0:r>
-        <ns0:t xml:space="preserve">Replanting forests</ns0:t>
-      </ns0:r>
-    </ns0:p>
-    <ns0:p>
-      <ns0:pPr>
-        <ns0:pStyle ns0:val="Compact"/>
-        <ns0:numPr>
-          <ns0:ilvl ns0:val="0"/>
-          <ns0:numId ns0:val="1001"/>
-        </ns0:numPr>
-      </ns0:pPr>
-      <ns0:r>
-        <ns0:rPr>
-          <ns0:rStyle ns0:val="CDBlue"/>
-          <ns0:b/>
-          <ns0:bCs/>
-        </ns0:rPr>
-        <ns0:t xml:space="preserve">ix</ns0:t>
-      </ns0:r>
-      <ns0:r>
-        <ns0:t xml:space="preserve"> </ns0:t>
-      </ns0:r>
-      <ns0:r>
-        <ns0:t xml:space="preserve">Happy trees</ns0:t>
-      </ns0:r>
-    </ns0:p>
-    <ns0:p>
-      <ns0:pPr>
-        <ns0:pStyle ns0:val="Compact"/>
-        <ns0:numPr>
-          <ns0:ilvl ns0:val="0"/>
-          <ns0:numId ns0:val="1001"/>
-        </ns0:numPr>
-      </ns0:pPr>
-      <ns0:r>
-        <ns0:rPr>
-          <ns0:rStyle ns0:val="CDBlue"/>
-          <ns0:b/>
-          <ns0:bCs/>
-        </ns0:rPr>
-        <ns0:t xml:space="preserve">x</ns0:t>
-      </ns0:r>
-      <ns0:r>
-        <ns0:t xml:space="preserve"> </ns0:t>
-      </ns0:r>
-      <ns0:r>
-        <ns0:t xml:space="preserve">Flood risks</ns0:t>
-      </ns0:r>
-    </ns0:p>
-    <ns0:p>
-      <ns0:pPr>
-        <ns0:pStyle ns0:val="Compact"/>
-        <ns0:numPr>
-          <ns0:ilvl ns0:val="0"/>
-          <ns0:numId ns0:val="1001"/>
-        </ns0:numPr>
-      </ns0:pPr>
-      <ns0:r>
-        <ns0:rPr>
-          <ns0:rStyle ns0:val="CDBlue"/>
-          <ns0:b/>
-          <ns0:bCs/>
-        </ns0:rPr>
-        <ns0:t xml:space="preserve">xi</ns0:t>
-      </ns0:r>
-      <ns0:r>
-        <ns0:t xml:space="preserve"> </ns0:t>
-      </ns0:r>
-      <ns0:r>
-        <ns0:t xml:space="preserve">Poorer nations at higher risk</ns0:t>
+          <ns0:b/>
+          <ns0:bCs/>
+        </ns0:rPr>
+        <ns0:t xml:space="preserve">exacerbate:</ns0:t>
+      </ns0:r>
+      <ns0:r>
+        <ns0:t xml:space="preserve"> </ns0:t>
+      </ns0:r>
+      <ns0:r>
+        <ns0:t xml:space="preserve">make worse</ns0:t>
+      </ns0:r>
+    </ns0:p>
+    <ns0:bookmarkEnd ns0:id="21"/>
+    <ns0:bookmarkStart ns0:id="23" ns0:name="questions-14-20"/>
+    <ns0:p>
+      <ns0:pPr>
+        <ns0:pStyle ns0:val="Heading2"/>
+      </ns0:pPr>
+      <ns0:r>
+        <ns0:t xml:space="preserve">Questions 14-20</ns0:t>
       </ns0:r>
     </ns0:p>
     <ns0:p>
@@ -509,15 +240,32 @@
         <ns0:pStyle ns0:val="CDSection"/>
       </ns0:pPr>
       <ns0:r>
+        <ns0:t xml:space="preserve">The reading passage below has eight paragraphs, A-H.</ns0:t>
+      </ns0:r>
+    </ns0:p>
+    <ns0:p>
+      <ns0:pPr>
+        <ns0:pStyle ns0:val="CDNote"/>
+      </ns0:pPr>
+      <ns0:r>
+        <ns0:t xml:space="preserve">Choose the correct heading for each paragraph from the list of headings below.</ns0:t>
+      </ns0:r>
+    </ns0:p>
+    <ns0:p>
+      <ns0:pPr>
+        <ns0:pStyle ns0:val="CDNote"/>
+      </ns0:pPr>
+      <ns0:r>
+        <ns0:t xml:space="preserve">Write the correct number, i-xi, in boxes 14-20 on your answer sheet.</ns0:t>
+      </ns0:r>
+    </ns0:p>
+    <ns0:bookmarkStart ns0:id="22" ns0:name="example-answer"/>
+    <ns0:p>
+      <ns0:pPr>
+        <ns0:pStyle ns0:val="Heading3"/>
+      </ns0:pPr>
+      <ns0:r>
         <ns0:t xml:space="preserve">Example Answer</ns0:t>
-      </ns0:r>
-    </ns0:p>
-    <ns0:p>
-      <ns0:pPr>
-        <ns0:pStyle ns0:val="CDSection"/>
-      </ns0:pPr>
-      <ns0:r>
-        <ns0:t xml:space="preserve">Paragraph A vi</ns0:t>
       </ns0:r>
     </ns0:p>
     <ns0:p>
@@ -533,6 +281,372 @@
           <ns0:b/>
           <ns0:bCs/>
         </ns0:rPr>
+        <ns0:t xml:space="preserve">Paragraph A:</ns0:t>
+      </ns0:r>
+      <ns0:r>
+        <ns0:t xml:space="preserve"> </ns0:t>
+      </ns0:r>
+      <ns0:r>
+        <ns0:t xml:space="preserve">vi</ns0:t>
+      </ns0:r>
+    </ns0:p>
+    <ns0:tbl>
+      <ns0:tblPr>
+        <ns0:tblStyle ns0:val="CDVocabTable"/>
+        <ns0:tblW ns0:type="dxa" ns0:w="9732"/>
+        <ns0:tblLayout ns0:type="autofit"/>
+        <ns0:tblLook ns0:firstRow="1" ns0:lastRow="0" ns0:firstColumn="0" ns0:lastColumn="0" ns0:noHBand="0" ns0:noVBand="0" ns0:val="0020"/>
+        <ns0:tblInd ns0:type="dxa" ns0:w="240"/>
+      </ns0:tblPr>
+      <ns0:tblGrid>
+        <ns0:gridCol ns0:w="4866"/>
+        <ns0:gridCol ns0:w="4866"/>
+      </ns0:tblGrid>
+      <ns0:tr>
+        <ns0:trPr>
+          <ns0:tblHeader ns0:val="on"/>
+        </ns0:trPr>
+        <ns0:tc>
+          <ns0:tcPr/>
+          <ns0:p>
+            <ns0:pPr>
+              <ns0:pStyle ns0:val="Compact"/>
+            </ns0:pPr>
+            <ns0:r>
+              <ns0:t xml:space="preserve">Heading</ns0:t>
+            </ns0:r>
+          </ns0:p>
+        </ns0:tc>
+        <ns0:tc>
+          <ns0:tcPr/>
+          <ns0:p>
+            <ns0:pPr>
+              <ns0:pStyle ns0:val="Compact"/>
+            </ns0:pPr>
+            <ns0:r>
+              <ns0:t xml:space="preserve">Title</ns0:t>
+            </ns0:r>
+          </ns0:p>
+        </ns0:tc>
+      </ns0:tr>
+      <ns0:tr>
+        <ns0:tc>
+          <ns0:tcPr/>
+          <ns0:p>
+            <ns0:pPr>
+              <ns0:pStyle ns0:val="Compact"/>
+            </ns0:pPr>
+            <ns0:r>
+              <ns0:rPr>
+                <ns0:b/>
+                <ns0:bCs/>
+              </ns0:rPr>
+              <ns0:t xml:space="preserve">i</ns0:t>
+            </ns0:r>
+          </ns0:p>
+        </ns0:tc>
+        <ns0:tc>
+          <ns0:tcPr/>
+          <ns0:p>
+            <ns0:pPr>
+              <ns0:pStyle ns0:val="Compact"/>
+            </ns0:pPr>
+            <ns0:r>
+              <ns0:t xml:space="preserve">Atmospheric impacts</ns0:t>
+            </ns0:r>
+          </ns0:p>
+        </ns0:tc>
+      </ns0:tr>
+      <ns0:tr>
+        <ns0:tc>
+          <ns0:tcPr/>
+          <ns0:p>
+            <ns0:pPr>
+              <ns0:pStyle ns0:val="Compact"/>
+            </ns0:pPr>
+            <ns0:r>
+              <ns0:rPr>
+                <ns0:b/>
+                <ns0:bCs/>
+              </ns0:rPr>
+              <ns0:t xml:space="preserve">ii</ns0:t>
+            </ns0:r>
+          </ns0:p>
+        </ns0:tc>
+        <ns0:tc>
+          <ns0:tcPr/>
+          <ns0:p>
+            <ns0:pPr>
+              <ns0:pStyle ns0:val="Compact"/>
+            </ns0:pPr>
+            <ns0:r>
+              <ns0:t xml:space="preserve">Ideal forestry management example</ns0:t>
+            </ns0:r>
+          </ns0:p>
+        </ns0:tc>
+      </ns0:tr>
+      <ns0:tr>
+        <ns0:tc>
+          <ns0:tcPr/>
+          <ns0:p>
+            <ns0:pPr>
+              <ns0:pStyle ns0:val="Compact"/>
+            </ns0:pPr>
+            <ns0:r>
+              <ns0:rPr>
+                <ns0:b/>
+                <ns0:bCs/>
+              </ns0:rPr>
+              <ns0:t xml:space="preserve">iii</ns0:t>
+            </ns0:r>
+          </ns0:p>
+        </ns0:tc>
+        <ns0:tc>
+          <ns0:tcPr/>
+          <ns0:p>
+            <ns0:pPr>
+              <ns0:pStyle ns0:val="Compact"/>
+            </ns0:pPr>
+            <ns0:r>
+              <ns0:t xml:space="preserve">No trees, less people</ns0:t>
+            </ns0:r>
+          </ns0:p>
+        </ns0:tc>
+      </ns0:tr>
+      <ns0:tr>
+        <ns0:tc>
+          <ns0:tcPr/>
+          <ns0:p>
+            <ns0:pPr>
+              <ns0:pStyle ns0:val="Compact"/>
+            </ns0:pPr>
+            <ns0:r>
+              <ns0:rPr>
+                <ns0:b/>
+                <ns0:bCs/>
+              </ns0:rPr>
+              <ns0:t xml:space="preserve">iv</ns0:t>
+            </ns0:r>
+          </ns0:p>
+        </ns0:tc>
+        <ns0:tc>
+          <ns0:tcPr/>
+          <ns0:p>
+            <ns0:pPr>
+              <ns0:pStyle ns0:val="Compact"/>
+            </ns0:pPr>
+            <ns0:r>
+              <ns0:t xml:space="preserve">Good uses for wood</ns0:t>
+            </ns0:r>
+          </ns0:p>
+        </ns0:tc>
+      </ns0:tr>
+      <ns0:tr>
+        <ns0:tc>
+          <ns0:tcPr/>
+          <ns0:p>
+            <ns0:pPr>
+              <ns0:pStyle ns0:val="Compact"/>
+            </ns0:pPr>
+            <ns0:r>
+              <ns0:rPr>
+                <ns0:b/>
+                <ns0:bCs/>
+              </ns0:rPr>
+              <ns0:t xml:space="preserve">v</ns0:t>
+            </ns0:r>
+          </ns0:p>
+        </ns0:tc>
+        <ns0:tc>
+          <ns0:tcPr/>
+          <ns0:p>
+            <ns0:pPr>
+              <ns0:pStyle ns0:val="Compact"/>
+            </ns0:pPr>
+            <ns0:r>
+              <ns0:t xml:space="preserve">Looking after the forests</ns0:t>
+            </ns0:r>
+          </ns0:p>
+        </ns0:tc>
+      </ns0:tr>
+      <ns0:tr>
+        <ns0:tc>
+          <ns0:tcPr/>
+          <ns0:p>
+            <ns0:pPr>
+              <ns0:pStyle ns0:val="Compact"/>
+            </ns0:pPr>
+            <ns0:r>
+              <ns0:rPr>
+                <ns0:b/>
+                <ns0:bCs/>
+              </ns0:rPr>
+              <ns0:t xml:space="preserve">vi</ns0:t>
+            </ns0:r>
+          </ns0:p>
+        </ns0:tc>
+        <ns0:tc>
+          <ns0:tcPr/>
+          <ns0:p>
+            <ns0:pPr>
+              <ns0:pStyle ns0:val="Compact"/>
+            </ns0:pPr>
+            <ns0:r>
+              <ns0:t xml:space="preserve">Numbers of lost trees</ns0:t>
+            </ns0:r>
+          </ns0:p>
+        </ns0:tc>
+      </ns0:tr>
+      <ns0:tr>
+        <ns0:tc>
+          <ns0:tcPr/>
+          <ns0:p>
+            <ns0:pPr>
+              <ns0:pStyle ns0:val="Compact"/>
+            </ns0:pPr>
+            <ns0:r>
+              <ns0:rPr>
+                <ns0:b/>
+                <ns0:bCs/>
+              </ns0:rPr>
+              <ns0:t xml:space="preserve">vii</ns0:t>
+            </ns0:r>
+          </ns0:p>
+        </ns0:tc>
+        <ns0:tc>
+          <ns0:tcPr/>
+          <ns0:p>
+            <ns0:pPr>
+              <ns0:pStyle ns0:val="Compact"/>
+            </ns0:pPr>
+            <ns0:r>
+              <ns0:t xml:space="preserve">Wasted water</ns0:t>
+            </ns0:r>
+          </ns0:p>
+        </ns0:tc>
+      </ns0:tr>
+      <ns0:tr>
+        <ns0:tc>
+          <ns0:tcPr/>
+          <ns0:p>
+            <ns0:pPr>
+              <ns0:pStyle ns0:val="Compact"/>
+            </ns0:pPr>
+            <ns0:r>
+              <ns0:rPr>
+                <ns0:b/>
+                <ns0:bCs/>
+              </ns0:rPr>
+              <ns0:t xml:space="preserve">viii</ns0:t>
+            </ns0:r>
+          </ns0:p>
+        </ns0:tc>
+        <ns0:tc>
+          <ns0:tcPr/>
+          <ns0:p>
+            <ns0:pPr>
+              <ns0:pStyle ns0:val="Compact"/>
+            </ns0:pPr>
+            <ns0:r>
+              <ns0:t xml:space="preserve">Replanting forests</ns0:t>
+            </ns0:r>
+          </ns0:p>
+        </ns0:tc>
+      </ns0:tr>
+      <ns0:tr>
+        <ns0:tc>
+          <ns0:tcPr/>
+          <ns0:p>
+            <ns0:pPr>
+              <ns0:pStyle ns0:val="Compact"/>
+            </ns0:pPr>
+            <ns0:r>
+              <ns0:rPr>
+                <ns0:b/>
+                <ns0:bCs/>
+              </ns0:rPr>
+              <ns0:t xml:space="preserve">ix</ns0:t>
+            </ns0:r>
+          </ns0:p>
+        </ns0:tc>
+        <ns0:tc>
+          <ns0:tcPr/>
+          <ns0:p>
+            <ns0:pPr>
+              <ns0:pStyle ns0:val="Compact"/>
+            </ns0:pPr>
+            <ns0:r>
+              <ns0:t xml:space="preserve">Happy trees</ns0:t>
+            </ns0:r>
+          </ns0:p>
+        </ns0:tc>
+      </ns0:tr>
+      <ns0:tr>
+        <ns0:tc>
+          <ns0:tcPr/>
+          <ns0:p>
+            <ns0:pPr>
+              <ns0:pStyle ns0:val="Compact"/>
+            </ns0:pPr>
+            <ns0:r>
+              <ns0:rPr>
+                <ns0:b/>
+                <ns0:bCs/>
+              </ns0:rPr>
+              <ns0:t xml:space="preserve">x</ns0:t>
+            </ns0:r>
+          </ns0:p>
+        </ns0:tc>
+        <ns0:tc>
+          <ns0:tcPr/>
+          <ns0:p>
+            <ns0:pPr>
+              <ns0:pStyle ns0:val="Compact"/>
+            </ns0:pPr>
+            <ns0:r>
+              <ns0:t xml:space="preserve">Flood risks</ns0:t>
+            </ns0:r>
+          </ns0:p>
+        </ns0:tc>
+      </ns0:tr>
+      <ns0:tr>
+        <ns0:tc>
+          <ns0:tcPr/>
+          <ns0:p>
+            <ns0:pPr>
+              <ns0:pStyle ns0:val="Compact"/>
+            </ns0:pPr>
+            <ns0:r>
+              <ns0:rPr>
+                <ns0:b/>
+                <ns0:bCs/>
+              </ns0:rPr>
+              <ns0:t xml:space="preserve">xi</ns0:t>
+            </ns0:r>
+          </ns0:p>
+        </ns0:tc>
+        <ns0:tc>
+          <ns0:tcPr/>
+          <ns0:p>
+            <ns0:pPr>
+              <ns0:pStyle ns0:val="Compact"/>
+            </ns0:pPr>
+            <ns0:r>
+              <ns0:t xml:space="preserve">Poorer nations at higher risk</ns0:t>
+            </ns0:r>
+          </ns0:p>
+        </ns0:tc>
+      </ns0:tr>
+    </ns0:tbl>
+    <ns0:p>
+      <ns0:pPr>
+        <ns0:pStyle ns0:val="CDQuestion"/>
+      </ns0:pPr>
+      <ns0:r>
+        <ns0:rPr>
+          <ns0:b/>
+          <ns0:bCs/>
+        </ns0:rPr>
         <ns0:t xml:space="preserve">14.</ns0:t>
       </ns0:r>
       <ns0:r>
@@ -541,15 +655,9 @@
       <ns0:r>
         <ns0:t xml:space="preserve">Paragraph B</ns0:t>
       </ns0:r>
-    </ns0:p>
-    <ns0:p>
-      <ns0:pPr>
-        <ns0:pStyle ns0:val="Compact"/>
-        <ns0:numPr>
-          <ns0:ilvl ns0:val="0"/>
-          <ns0:numId ns0:val="1002"/>
-        </ns0:numPr>
-      </ns0:pPr>
+      <ns0:r>
+        <ns0:br/>
+      </ns0:r>
       <ns0:r>
         <ns0:rPr>
           <ns0:b/>
@@ -563,15 +671,9 @@
       <ns0:r>
         <ns0:t xml:space="preserve">Paragraph C</ns0:t>
       </ns0:r>
-    </ns0:p>
-    <ns0:p>
-      <ns0:pPr>
-        <ns0:pStyle ns0:val="Compact"/>
-        <ns0:numPr>
-          <ns0:ilvl ns0:val="0"/>
-          <ns0:numId ns0:val="1002"/>
-        </ns0:numPr>
-      </ns0:pPr>
+      <ns0:r>
+        <ns0:br/>
+      </ns0:r>
       <ns0:r>
         <ns0:rPr>
           <ns0:b/>
@@ -585,15 +687,9 @@
       <ns0:r>
         <ns0:t xml:space="preserve">Paragraph D</ns0:t>
       </ns0:r>
-    </ns0:p>
-    <ns0:p>
-      <ns0:pPr>
-        <ns0:pStyle ns0:val="Compact"/>
-        <ns0:numPr>
-          <ns0:ilvl ns0:val="0"/>
-          <ns0:numId ns0:val="1002"/>
-        </ns0:numPr>
-      </ns0:pPr>
+      <ns0:r>
+        <ns0:br/>
+      </ns0:r>
       <ns0:r>
         <ns0:rPr>
           <ns0:b/>
@@ -607,15 +703,9 @@
       <ns0:r>
         <ns0:t xml:space="preserve">Paragraph E</ns0:t>
       </ns0:r>
-    </ns0:p>
-    <ns0:p>
-      <ns0:pPr>
-        <ns0:pStyle ns0:val="Compact"/>
-        <ns0:numPr>
-          <ns0:ilvl ns0:val="0"/>
-          <ns0:numId ns0:val="1002"/>
-        </ns0:numPr>
-      </ns0:pPr>
+      <ns0:r>
+        <ns0:br/>
+      </ns0:r>
       <ns0:r>
         <ns0:rPr>
           <ns0:b/>
@@ -629,15 +719,9 @@
       <ns0:r>
         <ns0:t xml:space="preserve">Paragraph F</ns0:t>
       </ns0:r>
-    </ns0:p>
-    <ns0:p>
-      <ns0:pPr>
-        <ns0:pStyle ns0:val="Compact"/>
-        <ns0:numPr>
-          <ns0:ilvl ns0:val="0"/>
-          <ns0:numId ns0:val="1002"/>
-        </ns0:numPr>
-      </ns0:pPr>
+      <ns0:r>
+        <ns0:br/>
+      </ns0:r>
       <ns0:r>
         <ns0:rPr>
           <ns0:b/>
@@ -651,15 +735,9 @@
       <ns0:r>
         <ns0:t xml:space="preserve">Paragraph G</ns0:t>
       </ns0:r>
-    </ns0:p>
-    <ns0:p>
-      <ns0:pPr>
-        <ns0:pStyle ns0:val="Compact"/>
-        <ns0:numPr>
-          <ns0:ilvl ns0:val="0"/>
-          <ns0:numId ns0:val="1002"/>
-        </ns0:numPr>
-      </ns0:pPr>
+      <ns0:r>
+        <ns0:br/>
+      </ns0:r>
       <ns0:r>
         <ns0:rPr>
           <ns0:b/>
@@ -675,7 +753,8 @@
       </ns0:r>
     </ns0:p>
     <ns0:bookmarkEnd ns0:id="22"/>
-    <ns0:bookmarkStart ns0:id="23" ns0:name="questions-21-26"/>
+    <ns0:bookmarkEnd ns0:id="23"/>
+    <ns0:bookmarkStart ns0:id="24" ns0:name="questions-21-26"/>
     <ns0:p>
       <ns0:pPr>
         <ns0:pStyle ns0:val="Heading2"/>
@@ -729,8 +808,8 @@
         <ns0:t xml:space="preserve">Hướng dẫn giải</ns0:t>
       </ns0:r>
     </ns0:p>
-    <ns0:bookmarkEnd ns0:id="23"/>
-    <ns0:bookmarkStart ns0:id="26" ns0:name="phần-i-câu-hỏi-14-20-matching-headings"/>
+    <ns0:bookmarkEnd ns0:id="24"/>
+    <ns0:bookmarkStart ns0:id="27" ns0:name="phần-i-câu-hỏi-14-20-matching-headings"/>
     <ns0:p>
       <ns0:pPr>
         <ns0:pStyle ns0:val="Heading2"/>
@@ -757,7 +836,7 @@
         <ns0:t xml:space="preserve">Nắm bắt ý chính của đoạn văn và tìm tiêu đề tương ứng trong danh sách cho sẵn.</ns0:t>
       </ns0:r>
     </ns0:p>
-    <ns0:bookmarkStart ns0:id="24" ns0:name="chiến-lược-tiếp-cận"/>
+    <ns0:bookmarkStart ns0:id="25" ns0:name="chiến-lược-tiếp-cận"/>
     <ns0:p>
       <ns0:pPr>
         <ns0:pStyle ns0:val="Heading3"/>
@@ -1099,8 +1178,8 @@
         <ns0:t xml:space="preserve">Tìm sự tương đồng về ý nghĩa giữa tiêu đề và nội dung đoạn văn.</ns0:t>
       </ns0:r>
     </ns0:p>
-    <ns0:bookmarkEnd ns0:id="24"/>
-    <ns0:bookmarkStart ns0:id="25" ns0:name="phân-tích-chi-tiết-từng-đoạn-văn"/>
+    <ns0:bookmarkEnd ns0:id="25"/>
+    <ns0:bookmarkStart ns0:id="26" ns0:name="phân-tích-chi-tiết-từng-đoạn-văn"/>
     <ns0:p>
       <ns0:pPr>
         <ns0:pStyle ns0:val="Heading3"/>
@@ -1908,9 +1987,9 @@
         <ns0:t xml:space="preserve">viii</ns0:t>
       </ns0:r>
     </ns0:p>
-    <ns0:bookmarkEnd ns0:id="25"/>
     <ns0:bookmarkEnd ns0:id="26"/>
-    <ns0:bookmarkStart ns0:id="29" ns0:name="phần-ii-câu-hỏi-21-26-summary-completion"/>
+    <ns0:bookmarkEnd ns0:id="27"/>
+    <ns0:bookmarkStart ns0:id="30" ns0:name="phần-ii-câu-hỏi-21-26-summary-completion"/>
     <ns0:p>
       <ns0:pPr>
         <ns0:pStyle ns0:val="Heading2"/>
@@ -1927,7 +2006,7 @@
         <ns0:t xml:space="preserve">Yêu cầu: Hoàn thành bản tóm tắt về tác động của phá rừng với giới hạn KHÔNG QUÁ 2 TỪ VÀ/HOẶC MỘT SỐ.</ns0:t>
       </ns0:r>
     </ns0:p>
-    <ns0:bookmarkStart ns0:id="27" ns0:name="phân-tích-từ-khóa-và-dự-đoán"/>
+    <ns0:bookmarkStart ns0:id="28" ns0:name="phân-tích-từ-khóa-và-dự-đoán"/>
     <ns0:p>
       <ns0:pPr>
         <ns0:pStyle ns0:val="Heading3"/>
@@ -2649,8 +2728,8 @@
         <ns0:t xml:space="preserve">“…making China one of the few developing nations to reverse the negative trend.”</ns0:t>
       </ns0:r>
     </ns0:p>
-    <ns0:bookmarkEnd ns0:id="27"/>
-    <ns0:bookmarkStart ns0:id="28" ns0:name="đối-chiếu-và-kết-luận-đáp-án"/>
+    <ns0:bookmarkEnd ns0:id="28"/>
+    <ns0:bookmarkStart ns0:id="29" ns0:name="đối-chiếu-và-kết-luận-đáp-án"/>
     <ns0:p>
       <ns0:pPr>
         <ns0:pStyle ns0:val="Heading3"/>
@@ -2839,8 +2918,8 @@
         <ns0:t xml:space="preserve">reverse</ns0:t>
       </ns0:r>
     </ns0:p>
-    <ns0:bookmarkEnd ns0:id="28"/>
     <ns0:bookmarkEnd ns0:id="29"/>
+    <ns0:bookmarkEnd ns0:id="30"/>
     <ns0:sectPr>
       <ns0:headerReference ns1:id="rId1" ns0:type="default"/>
       <ns0:headerReference ns1:id="rId2" ns0:type="first"/>
@@ -4783,13 +4862,16 @@
     </w:rPrDefault>
     <w:pPrDefault>
       <w:pPr>
-        <w:spacing w:after="120"/>
+        <w:spacing w:after="60"/>
       </w:pPr>
     </w:pPrDefault>
   </w:docDefaults>
   <w:style w:default="1" w:styleId="Normal" w:type="paragraph">
     <w:name w:val="Normal"/>
     <w:qFormat/>
+    <w:pPr>
+      <w:spacing w:after="60"/>
+    </w:pPr>
     <w:rPr>
       <w:rFonts w:ascii="Georgia" w:cs="Georgia" w:hAnsi="Georgia"/>
       <w:sz w:val="24"/>
@@ -4801,7 +4883,7 @@
     <w:uiPriority w:val="9"/>
     <w:qFormat/>
     <w:pPr>
-      <w:spacing w:after="120" w:before="240"/>
+      <w:spacing w:after="80" w:before="200"/>
     </w:pPr>
     <w:rPr>
       <w:rFonts w:ascii="Latin Modern Sans" w:cs="Latin Modern Sans" w:hAnsi="Latin Modern Sans"/>
@@ -4816,7 +4898,7 @@
     <w:uiPriority w:val="9"/>
     <w:qFormat/>
     <w:pPr>
-      <w:spacing w:after="100" w:before="200"/>
+      <w:spacing w:after="80" w:before="160"/>
     </w:pPr>
     <w:rPr>
       <w:rFonts w:ascii="Latin Modern Sans" w:cs="Latin Modern Sans" w:hAnsi="Latin Modern Sans"/>
@@ -4831,7 +4913,7 @@
     <w:qFormat/>
     <w:pPr>
       <w:jc w:val="center"/>
-      <w:spacing w:after="160" w:before="120"/>
+      <w:spacing w:after="120" w:before="80"/>
     </w:pPr>
     <w:rPr>
       <w:rFonts w:ascii="Latin Modern Sans" w:cs="Latin Modern Sans" w:hAnsi="Latin Modern Sans"/>
@@ -4869,7 +4951,7 @@
     <w:basedOn w:val="Normal"/>
     <w:qFormat/>
     <w:pPr>
-      <w:spacing w:after="160" w:before="120"/>
+      <w:spacing w:after="120" w:before="100"/>
       <w:pBdr>
         <w:top w:color="E52B20" w:space="2" w:sz="8" w:val="single"/>
         <w:left w:color="E52B20" w:space="2" w:sz="8" w:val="single"/>
@@ -4889,7 +4971,7 @@
     <w:basedOn w:val="Normal"/>
     <w:qFormat/>
     <w:pPr>
-      <w:spacing w:after="120" w:before="160"/>
+      <w:spacing w:after="80" w:before="100"/>
       <w:pBdr>
         <w:left w:color="E52B20" w:space="2" w:sz="24" w:val="single"/>
       </w:pBdr>
@@ -4908,7 +4990,7 @@
     <w:basedOn w:val="Normal"/>
     <w:qFormat/>
     <w:pPr>
-      <w:spacing w:after="100" w:before="140"/>
+      <w:spacing w:after="60" w:before="80"/>
       <w:pBdr>
         <w:left w:color="1F4E79" w:space="2" w:sz="24" w:val="single"/>
       </w:pBdr>
@@ -4927,7 +5009,7 @@
     <w:basedOn w:val="Normal"/>
     <w:qFormat/>
     <w:pPr>
-      <w:spacing w:after="80" w:before="120"/>
+      <w:spacing w:after="60" w:before="80"/>
       <w:pBdr>
         <w:left w:color="5AA244" w:space="2" w:sz="24" w:val="single"/>
       </w:pBdr>
@@ -4946,12 +5028,12 @@
     <w:basedOn w:val="Normal"/>
     <w:qFormat/>
     <w:pPr>
-      <w:spacing w:after="120" w:before="120"/>
+      <w:spacing w:after="80" w:before="80" w:line="276" w:lineRule="auto"/>
       <w:pBdr>
-        <w:left w:color="7A1FA2" w:space="2" w:sz="24" w:val="single"/>
+        <w:left w:color="7A1FA2" w:space="6" w:sz="24" w:val="single"/>
       </w:pBdr>
       <w:shd w:color="auto" w:fill="F6F0FA" w:val="clear"/>
-      <w:ind w:left="240"/>
+      <w:ind w:left="360" w:right="240"/>
     </w:pPr>
     <w:rPr>
       <w:rFonts w:ascii="Latin Modern Sans" w:cs="Latin Modern Sans" w:hAnsi="Latin Modern Sans"/>
@@ -4960,11 +5042,23 @@
       <w:sz w:val="24"/>
     </w:rPr>
   </w:style>
+  <w:style w:styleId="CDQuestion" w:type="paragraph">
+    <w:name w:val="CDQuestion"/>
+    <w:basedOn w:val="Normal"/>
+    <w:qFormat/>
+    <w:pPr>
+      <w:spacing w:after="0" w:before="0"/>
+    </w:pPr>
+    <w:rPr>
+      <w:rFonts w:ascii="Georgia" w:cs="Georgia" w:hAnsi="Georgia"/>
+    </w:rPr>
+  </w:style>
   <w:style w:styleId="CDVocabTable" w:type="table">
     <w:name w:val="CDVocabTable"/>
     <w:basedOn w:val="TableNormal"/>
     <w:tblPr>
       <w:tblW w:type="pct" w:w="5000"/>
+      <w:tblInd w:type="dxa" w:w="240"/>
       <w:tblLayout w:type="autofit"/>
       <w:tblBorders>
         <w:top w:color="BFBFBF" w:space="0" w:sz="10" w:val="single"/>
@@ -4989,6 +5083,35 @@
         <w:rFonts w:ascii="Latin Modern Sans" w:cs="Latin Modern Sans" w:hAnsi="Latin Modern Sans"/>
         <w:b/>
         <w:color w:val="FFFFFF"/>
+      </w:rPr>
+    </w:tblStylePr>
+  </w:style>
+  <w:style w:styleId="CDOptionTable" w:type="table">
+    <w:name w:val="CDOptionTable"/>
+    <w:basedOn w:val="TableNormal"/>
+    <w:tblPr>
+      <w:tblW w:type="pct" w:w="3200"/>
+      <w:jc w:val="center"/>
+      <w:tblBorders>
+        <w:top w:color="1F4E79" w:space="0" w:sz="10" w:val="single"/>
+        <w:left w:color="1F4E79" w:space="0" w:sz="10" w:val="single"/>
+        <w:bottom w:color="1F4E79" w:space="0" w:sz="10" w:val="single"/>
+        <w:right w:color="1F4E79" w:space="0" w:sz="10" w:val="single"/>
+        <w:insideH w:color="D0D0D0" w:space="0" w:sz="6" w:val="single"/>
+        <w:insideV w:color="D0D0D0" w:space="0" w:sz="6" w:val="single"/>
+      </w:tblBorders>
+      <w:tblCellMar>
+        <w:top w:type="dxa" w:w="80"/>
+        <w:left w:type="dxa" w:w="120"/>
+        <w:bottom w:type="dxa" w:w="80"/>
+        <w:right w:type="dxa" w:w="120"/>
+      </w:tblCellMar>
+    </w:tblPr>
+    <w:tblStylePr w:type="firstColumn">
+      <w:rPr>
+        <w:rFonts w:ascii="Latin Modern Sans" w:cs="Latin Modern Sans" w:hAnsi="Latin Modern Sans"/>
+        <w:b/>
+        <w:color w:val="1F4E79"/>
       </w:rPr>
     </w:tblStylePr>
   </w:style>

--- a/chuyenDe/RW/docx/raw47/Reading/Level1/W5.docx
+++ b/chuyenDe/RW/docx/raw47/Reading/Level1/W5.docx
@@ -2738,186 +2738,328 @@
         <ns0:t xml:space="preserve">2. Đối chiếu và Kết luận Đáp án</ns0:t>
       </ns0:r>
     </ns0:p>
-    <ns0:p>
-      <ns0:pPr>
-        <ns0:pStyle ns0:val="CDStep"/>
-      </ns0:pPr>
-      <ns0:r>
-        <ns0:t xml:space="preserve">Câu</ns0:t>
-      </ns0:r>
-    </ns0:p>
-    <ns0:p>
-      <ns0:pPr>
-        <ns0:pStyle ns0:val="CDStep"/>
-      </ns0:pPr>
-      <ns0:r>
-        <ns0:t xml:space="preserve">Phân tích và Dẫn chứng</ns0:t>
-      </ns0:r>
-    </ns0:p>
-    <ns0:p>
-      <ns0:pPr>
-        <ns0:pStyle ns0:val="CDStep"/>
-      </ns0:pPr>
-      <ns0:r>
-        <ns0:t xml:space="preserve">Đáp án</ns0:t>
-      </ns0:r>
-    </ns0:p>
-    <ns0:p>
-      <ns0:pPr>
-        <ns0:pStyle ns0:val="CDStep"/>
-      </ns0:pPr>
-      <ns0:r>
-        <ns0:t xml:space="preserve">21</ns0:t>
-      </ns0:r>
-    </ns0:p>
-    <ns0:p>
-      <ns0:pPr>
-        <ns0:pStyle ns0:val="CDStep"/>
-      </ns0:pPr>
-      <ns0:r>
-        <ns0:t xml:space="preserve">Tìm thấy số lượng người sống trong vùng nguy cơ lũ lụt ở Anh tại đoạn B là 5 triệu.</ns0:t>
-      </ns0:r>
-    </ns0:p>
-    <ns0:p>
-      <ns0:pPr>
-        <ns0:pStyle ns0:val="CDStep"/>
-      </ns0:pPr>
-      <ns0:r>
-        <ns0:t xml:space="preserve">5 million</ns0:t>
-      </ns0:r>
-    </ns0:p>
-    <ns0:p>
-      <ns0:pPr>
-        <ns0:pStyle ns0:val="CDStep"/>
-      </ns0:pPr>
-      <ns0:r>
-        <ns0:t xml:space="preserve">22</ns0:t>
-      </ns0:r>
-    </ns0:p>
-    <ns0:p>
-      <ns0:pPr>
-        <ns0:pStyle ns0:val="CDStep"/>
-      </ns0:pPr>
-      <ns0:r>
-        <ns0:t xml:space="preserve">Đoạn B nói cây</ns0:t>
-      </ns0:r>
-      <ns0:r>
-        <ns0:t xml:space="preserve"> </ns0:t>
-      </ns0:r>
-      <ns0:r>
-        <ns0:t xml:space="preserve">“catch and store water”</ns0:t>
-      </ns0:r>
-      <ns0:r>
-        <ns0:t xml:space="preserve"> </ns0:t>
-      </ns0:r>
-      <ns0:r>
-        <ns0:t xml:space="preserve">(giữ và lưu trữ nước).</ns0:t>
-      </ns0:r>
-    </ns0:p>
-    <ns0:p>
-      <ns0:pPr>
-        <ns0:pStyle ns0:val="CDStep"/>
-      </ns0:pPr>
-      <ns0:r>
-        <ns0:t xml:space="preserve">store</ns0:t>
-      </ns0:r>
-    </ns0:p>
-    <ns0:p>
-      <ns0:pPr>
-        <ns0:pStyle ns0:val="CDStep"/>
-      </ns0:pPr>
-      <ns0:r>
-        <ns0:t xml:space="preserve">23</ns0:t>
-      </ns0:r>
-    </ns0:p>
-    <ns0:p>
-      <ns0:pPr>
-        <ns0:pStyle ns0:val="CDStep"/>
-      </ns0:pPr>
-      <ns0:r>
-        <ns0:t xml:space="preserve">Đoạn B chỉ ra việc xói mòn đất làm tăng nguy cơ sạt lở đất (landslides).</ns0:t>
-      </ns0:r>
-    </ns0:p>
-    <ns0:p>
-      <ns0:pPr>
-        <ns0:pStyle ns0:val="CDStep"/>
-      </ns0:pPr>
-      <ns0:r>
-        <ns0:t xml:space="preserve">landslides</ns0:t>
-      </ns0:r>
-    </ns0:p>
-    <ns0:p>
-      <ns0:pPr>
-        <ns0:pStyle ns0:val="CDStep"/>
-      </ns0:pPr>
-      <ns0:r>
-        <ns0:t xml:space="preserve">24</ns0:t>
-      </ns0:r>
-    </ns0:p>
-    <ns0:p>
-      <ns0:pPr>
-        <ns0:pStyle ns0:val="CDStep"/>
-      </ns0:pPr>
-      <ns0:r>
-        <ns0:t xml:space="preserve">Đoạn C nêu rõ phá rừng thải ra 15% lượng khí thải (emissions) nhà kính.</ns0:t>
-      </ns0:r>
-    </ns0:p>
-    <ns0:p>
-      <ns0:pPr>
-        <ns0:pStyle ns0:val="CDStep"/>
-      </ns0:pPr>
-      <ns0:r>
-        <ns0:t xml:space="preserve">emissions</ns0:t>
-      </ns0:r>
-    </ns0:p>
-    <ns0:p>
-      <ns0:pPr>
-        <ns0:pStyle ns0:val="CDStep"/>
-      </ns0:pPr>
-      <ns0:r>
-        <ns0:t xml:space="preserve">25</ns0:t>
-      </ns0:r>
-    </ns0:p>
-    <ns0:p>
-      <ns0:pPr>
-        <ns0:pStyle ns0:val="CDStep"/>
-      </ns0:pPr>
-      <ns0:r>
-        <ns0:t xml:space="preserve">Đoạn E nhấn mạnh tầm quan trọng của quản lý (management) lâm nghiệp.</ns0:t>
-      </ns0:r>
-    </ns0:p>
-    <ns0:p>
-      <ns0:pPr>
-        <ns0:pStyle ns0:val="CDStep"/>
-      </ns0:pPr>
-      <ns0:r>
-        <ns0:t xml:space="preserve">management</ns0:t>
-      </ns0:r>
-    </ns0:p>
-    <ns0:p>
-      <ns0:pPr>
-        <ns0:pStyle ns0:val="CDStep"/>
-      </ns0:pPr>
-      <ns0:r>
-        <ns0:t xml:space="preserve">26</ns0:t>
-      </ns0:r>
-    </ns0:p>
-    <ns0:p>
-      <ns0:pPr>
-        <ns0:pStyle ns0:val="CDStep"/>
-      </ns0:pPr>
-      <ns0:r>
-        <ns0:t xml:space="preserve">Đoạn H nói Trung Quốc là một trong số ít quốc gia đảo ngược (reverse) xu hướng tiêu cực.</ns0:t>
-      </ns0:r>
-    </ns0:p>
-    <ns0:p>
-      <ns0:pPr>
-        <ns0:pStyle ns0:val="CDStep"/>
-      </ns0:pPr>
-      <ns0:r>
-        <ns0:t xml:space="preserve">reverse</ns0:t>
-      </ns0:r>
-    </ns0:p>
+    <ns0:tbl>
+      <ns0:tblPr>
+        <ns0:tblStyle ns0:val="CDAnswerTable"/>
+        <ns0:tblW ns0:type="dxa" ns0:w="9732"/>
+        <ns0:tblLayout ns0:type="autofit"/>
+        <ns0:tblLook ns0:firstRow="1" ns0:lastRow="0" ns0:firstColumn="0" ns0:lastColumn="0" ns0:noHBand="0" ns0:noVBand="0" ns0:val="0020"/>
+        <ns0:tblInd ns0:type="dxa" ns0:w="240"/>
+      </ns0:tblPr>
+      <ns0:tblGrid>
+        <ns0:gridCol ns0:w="1362"/>
+        <ns0:gridCol ns0:w="7008"/>
+        <ns0:gridCol ns0:w="1362"/>
+      </ns0:tblGrid>
+      <ns0:tr>
+        <ns0:trPr>
+          <ns0:tblHeader ns0:val="on"/>
+        </ns0:trPr>
+        <ns0:tc>
+          <ns0:tcPr/>
+          <ns0:p>
+            <ns0:pPr>
+              <ns0:pStyle ns0:val="Compact"/>
+            </ns0:pPr>
+            <ns0:r>
+              <ns0:t xml:space="preserve">Câu</ns0:t>
+            </ns0:r>
+          </ns0:p>
+        </ns0:tc>
+        <ns0:tc>
+          <ns0:tcPr/>
+          <ns0:p>
+            <ns0:pPr>
+              <ns0:pStyle ns0:val="Compact"/>
+            </ns0:pPr>
+            <ns0:r>
+              <ns0:t xml:space="preserve">Phân tích và Dẫn chứng</ns0:t>
+            </ns0:r>
+          </ns0:p>
+        </ns0:tc>
+        <ns0:tc>
+          <ns0:tcPr/>
+          <ns0:p>
+            <ns0:pPr>
+              <ns0:pStyle ns0:val="Compact"/>
+            </ns0:pPr>
+            <ns0:r>
+              <ns0:t xml:space="preserve">Đáp án</ns0:t>
+            </ns0:r>
+          </ns0:p>
+        </ns0:tc>
+      </ns0:tr>
+      <ns0:tr>
+        <ns0:tc>
+          <ns0:tcPr/>
+          <ns0:p>
+            <ns0:pPr>
+              <ns0:pStyle ns0:val="Compact"/>
+            </ns0:pPr>
+            <ns0:r>
+              <ns0:rPr>
+                <ns0:b/>
+                <ns0:bCs/>
+              </ns0:rPr>
+              <ns0:t xml:space="preserve">21</ns0:t>
+            </ns0:r>
+          </ns0:p>
+        </ns0:tc>
+        <ns0:tc>
+          <ns0:tcPr/>
+          <ns0:p>
+            <ns0:pPr>
+              <ns0:pStyle ns0:val="Compact"/>
+            </ns0:pPr>
+            <ns0:r>
+              <ns0:t xml:space="preserve">Tìm thấy số lượng người sống trong vùng nguy cơ lũ lụt ở Anh tại đoạn B là 5 triệu.</ns0:t>
+            </ns0:r>
+          </ns0:p>
+        </ns0:tc>
+        <ns0:tc>
+          <ns0:tcPr/>
+          <ns0:p>
+            <ns0:pPr>
+              <ns0:pStyle ns0:val="Compact"/>
+            </ns0:pPr>
+            <ns0:r>
+              <ns0:rPr>
+                <ns0:b/>
+                <ns0:bCs/>
+              </ns0:rPr>
+              <ns0:t xml:space="preserve">5 million</ns0:t>
+            </ns0:r>
+          </ns0:p>
+        </ns0:tc>
+      </ns0:tr>
+      <ns0:tr>
+        <ns0:tc>
+          <ns0:tcPr/>
+          <ns0:p>
+            <ns0:pPr>
+              <ns0:pStyle ns0:val="Compact"/>
+            </ns0:pPr>
+            <ns0:r>
+              <ns0:rPr>
+                <ns0:b/>
+                <ns0:bCs/>
+              </ns0:rPr>
+              <ns0:t xml:space="preserve">22</ns0:t>
+            </ns0:r>
+          </ns0:p>
+        </ns0:tc>
+        <ns0:tc>
+          <ns0:tcPr/>
+          <ns0:p>
+            <ns0:pPr>
+              <ns0:pStyle ns0:val="Compact"/>
+            </ns0:pPr>
+            <ns0:r>
+              <ns0:t xml:space="preserve">Đoạn B nói cây</ns0:t>
+            </ns0:r>
+            <ns0:r>
+              <ns0:t xml:space="preserve"> </ns0:t>
+            </ns0:r>
+            <ns0:r>
+              <ns0:t xml:space="preserve">“catch and store water”</ns0:t>
+            </ns0:r>
+            <ns0:r>
+              <ns0:t xml:space="preserve"> </ns0:t>
+            </ns0:r>
+            <ns0:r>
+              <ns0:t xml:space="preserve">(giữ và lưu trữ nước).</ns0:t>
+            </ns0:r>
+          </ns0:p>
+        </ns0:tc>
+        <ns0:tc>
+          <ns0:tcPr/>
+          <ns0:p>
+            <ns0:pPr>
+              <ns0:pStyle ns0:val="Compact"/>
+            </ns0:pPr>
+            <ns0:r>
+              <ns0:rPr>
+                <ns0:b/>
+                <ns0:bCs/>
+              </ns0:rPr>
+              <ns0:t xml:space="preserve">store</ns0:t>
+            </ns0:r>
+          </ns0:p>
+        </ns0:tc>
+      </ns0:tr>
+      <ns0:tr>
+        <ns0:tc>
+          <ns0:tcPr/>
+          <ns0:p>
+            <ns0:pPr>
+              <ns0:pStyle ns0:val="Compact"/>
+            </ns0:pPr>
+            <ns0:r>
+              <ns0:rPr>
+                <ns0:b/>
+                <ns0:bCs/>
+              </ns0:rPr>
+              <ns0:t xml:space="preserve">23</ns0:t>
+            </ns0:r>
+          </ns0:p>
+        </ns0:tc>
+        <ns0:tc>
+          <ns0:tcPr/>
+          <ns0:p>
+            <ns0:pPr>
+              <ns0:pStyle ns0:val="Compact"/>
+            </ns0:pPr>
+            <ns0:r>
+              <ns0:t xml:space="preserve">Đoạn B chỉ ra việc xói mòn đất làm tăng nguy cơ sạt lở đất (landslides).</ns0:t>
+            </ns0:r>
+          </ns0:p>
+        </ns0:tc>
+        <ns0:tc>
+          <ns0:tcPr/>
+          <ns0:p>
+            <ns0:pPr>
+              <ns0:pStyle ns0:val="Compact"/>
+            </ns0:pPr>
+            <ns0:r>
+              <ns0:rPr>
+                <ns0:b/>
+                <ns0:bCs/>
+              </ns0:rPr>
+              <ns0:t xml:space="preserve">landslides</ns0:t>
+            </ns0:r>
+          </ns0:p>
+        </ns0:tc>
+      </ns0:tr>
+      <ns0:tr>
+        <ns0:tc>
+          <ns0:tcPr/>
+          <ns0:p>
+            <ns0:pPr>
+              <ns0:pStyle ns0:val="Compact"/>
+            </ns0:pPr>
+            <ns0:r>
+              <ns0:rPr>
+                <ns0:b/>
+                <ns0:bCs/>
+              </ns0:rPr>
+              <ns0:t xml:space="preserve">24</ns0:t>
+            </ns0:r>
+          </ns0:p>
+        </ns0:tc>
+        <ns0:tc>
+          <ns0:tcPr/>
+          <ns0:p>
+            <ns0:pPr>
+              <ns0:pStyle ns0:val="Compact"/>
+            </ns0:pPr>
+            <ns0:r>
+              <ns0:t xml:space="preserve">Đoạn C nêu rõ phá rừng thải ra 15% lượng khí thải (emissions) nhà kính.</ns0:t>
+            </ns0:r>
+          </ns0:p>
+        </ns0:tc>
+        <ns0:tc>
+          <ns0:tcPr/>
+          <ns0:p>
+            <ns0:pPr>
+              <ns0:pStyle ns0:val="Compact"/>
+            </ns0:pPr>
+            <ns0:r>
+              <ns0:rPr>
+                <ns0:b/>
+                <ns0:bCs/>
+              </ns0:rPr>
+              <ns0:t xml:space="preserve">emissions</ns0:t>
+            </ns0:r>
+          </ns0:p>
+        </ns0:tc>
+      </ns0:tr>
+      <ns0:tr>
+        <ns0:tc>
+          <ns0:tcPr/>
+          <ns0:p>
+            <ns0:pPr>
+              <ns0:pStyle ns0:val="Compact"/>
+            </ns0:pPr>
+            <ns0:r>
+              <ns0:rPr>
+                <ns0:b/>
+                <ns0:bCs/>
+              </ns0:rPr>
+              <ns0:t xml:space="preserve">25</ns0:t>
+            </ns0:r>
+          </ns0:p>
+        </ns0:tc>
+        <ns0:tc>
+          <ns0:tcPr/>
+          <ns0:p>
+            <ns0:pPr>
+              <ns0:pStyle ns0:val="Compact"/>
+            </ns0:pPr>
+            <ns0:r>
+              <ns0:t xml:space="preserve">Đoạn E nhấn mạnh tầm quan trọng của quản lý (management) lâm nghiệp.</ns0:t>
+            </ns0:r>
+          </ns0:p>
+        </ns0:tc>
+        <ns0:tc>
+          <ns0:tcPr/>
+          <ns0:p>
+            <ns0:pPr>
+              <ns0:pStyle ns0:val="Compact"/>
+            </ns0:pPr>
+            <ns0:r>
+              <ns0:rPr>
+                <ns0:b/>
+                <ns0:bCs/>
+              </ns0:rPr>
+              <ns0:t xml:space="preserve">management</ns0:t>
+            </ns0:r>
+          </ns0:p>
+        </ns0:tc>
+      </ns0:tr>
+      <ns0:tr>
+        <ns0:tc>
+          <ns0:tcPr/>
+          <ns0:p>
+            <ns0:pPr>
+              <ns0:pStyle ns0:val="Compact"/>
+            </ns0:pPr>
+            <ns0:r>
+              <ns0:rPr>
+                <ns0:b/>
+                <ns0:bCs/>
+              </ns0:rPr>
+              <ns0:t xml:space="preserve">26</ns0:t>
+            </ns0:r>
+          </ns0:p>
+        </ns0:tc>
+        <ns0:tc>
+          <ns0:tcPr/>
+          <ns0:p>
+            <ns0:pPr>
+              <ns0:pStyle ns0:val="Compact"/>
+            </ns0:pPr>
+            <ns0:r>
+              <ns0:t xml:space="preserve">Đoạn H nói Trung Quốc là một trong số ít quốc gia đảo ngược (reverse) xu hướng tiêu cực.</ns0:t>
+            </ns0:r>
+          </ns0:p>
+        </ns0:tc>
+        <ns0:tc>
+          <ns0:tcPr/>
+          <ns0:p>
+            <ns0:pPr>
+              <ns0:pStyle ns0:val="Compact"/>
+            </ns0:pPr>
+            <ns0:r>
+              <ns0:rPr>
+                <ns0:b/>
+                <ns0:bCs/>
+              </ns0:rPr>
+              <ns0:t xml:space="preserve">reverse</ns0:t>
+            </ns0:r>
+          </ns0:p>
+        </ns0:tc>
+      </ns0:tr>
+    </ns0:tbl>
     <ns0:bookmarkEnd ns0:id="29"/>
     <ns0:bookmarkEnd ns0:id="30"/>
     <ns0:sectPr>
@@ -5115,6 +5257,39 @@
       </w:rPr>
     </w:tblStylePr>
   </w:style>
+  <w:style w:styleId="CDAnswerTable" w:type="table">
+    <w:name w:val="CDAnswerTable"/>
+    <w:basedOn w:val="TableNormal"/>
+    <w:tblPr>
+      <w:tblW w:type="pct" w:w="5000"/>
+      <w:tblInd w:type="dxa" w:w="240"/>
+      <w:tblLayout w:type="autofit"/>
+      <w:tblBorders>
+        <w:top w:color="BFBFBF" w:space="0" w:sz="10" w:val="single"/>
+        <w:left w:color="BFBFBF" w:space="0" w:sz="10" w:val="single"/>
+        <w:bottom w:color="BFBFBF" w:space="0" w:sz="10" w:val="single"/>
+        <w:right w:color="BFBFBF" w:space="0" w:sz="10" w:val="single"/>
+        <w:insideH w:color="D0D0D0" w:space="0" w:sz="8" w:val="single"/>
+        <w:insideV w:color="D0D0D0" w:space="0" w:sz="8" w:val="single"/>
+      </w:tblBorders>
+      <w:tblCellMar>
+        <w:top w:type="dxa" w:w="80"/>
+        <w:left w:type="dxa" w:w="120"/>
+        <w:bottom w:type="dxa" w:w="80"/>
+        <w:right w:type="dxa" w:w="120"/>
+      </w:tblCellMar>
+    </w:tblPr>
+    <w:tblStylePr w:type="firstRow">
+      <w:tcPr>
+        <w:shd w:color="auto" w:fill="1F4E79" w:val="clear"/>
+      </w:tcPr>
+      <w:rPr>
+        <w:rFonts w:ascii="Latin Modern Sans" w:cs="Latin Modern Sans" w:hAnsi="Latin Modern Sans"/>
+        <w:b/>
+        <w:color w:val="FFFFFF"/>
+      </w:rPr>
+    </w:tblStylePr>
+  </w:style>
   <w:style w:type="paragraph" w:customStyle="1" w:styleId="SourceCode">
     <w:name w:val="Source Code"/>
     <w:basedOn w:val="Normal"/>

--- a/chuyenDe/RW/docx/raw47/Reading/Level1/W5.docx
+++ b/chuyenDe/RW/docx/raw47/Reading/Level1/W5.docx
@@ -891,257 +891,386 @@
         <ns0:t xml:space="preserve">Gạch chân từ khóa và tóm lược nội dung chính:</ns0:t>
       </ns0:r>
     </ns0:p>
-    <ns0:p>
-      <ns0:pPr>
-        <ns0:pStyle ns0:val="Compact"/>
-        <ns0:numPr>
-          <ns0:ilvl ns0:val="2"/>
+    <ns0:tbl>
+      <ns0:tblPr>
+        <ns0:tblStyle ns0:val="CDVocabTable"/>
+        <ns0:tblW ns0:type="dxa" ns0:w="9732"/>
+        <ns0:tblLayout ns0:type="autofit"/>
+        <ns0:tblLook ns0:firstRow="1" ns0:lastRow="0" ns0:firstColumn="0" ns0:lastColumn="0" ns0:noHBand="0" ns0:noVBand="0" ns0:val="0020"/>
+        <ns0:tblInd ns0:type="dxa" ns0:w="240"/>
+      </ns0:tblPr>
+      <ns0:tblGrid>
+        <ns0:gridCol ns0:w="4866"/>
+        <ns0:gridCol ns0:w="4866"/>
+      </ns0:tblGrid>
+      <ns0:tr>
+        <ns0:trPr>
+          <ns0:tblHeader ns0:val="on"/>
+        </ns0:trPr>
+        <ns0:tc>
+          <ns0:tcPr/>
+          <ns0:p>
+            <ns0:pPr>
+              <ns0:pStyle ns0:val="Compact"/>
+            </ns0:pPr>
+            <ns0:r>
+              <ns0:t xml:space="preserve">Heading</ns0:t>
+            </ns0:r>
+          </ns0:p>
+        </ns0:tc>
+        <ns0:tc>
+          <ns0:tcPr/>
+          <ns0:p>
+            <ns0:pPr>
+              <ns0:pStyle ns0:val="Compact"/>
+            </ns0:pPr>
+            <ns0:r>
+              <ns0:t xml:space="preserve">Title</ns0:t>
+            </ns0:r>
+          </ns0:p>
+        </ns0:tc>
+      </ns0:tr>
+      <ns0:tr>
+        <ns0:tc>
+          <ns0:tcPr/>
+          <ns0:p>
+            <ns0:pPr>
+              <ns0:pStyle ns0:val="Compact"/>
+            </ns0:pPr>
+            <ns0:r>
+              <ns0:rPr>
+                <ns0:b/>
+                <ns0:bCs/>
+              </ns0:rPr>
+              <ns0:t xml:space="preserve">i</ns0:t>
+            </ns0:r>
+          </ns0:p>
+        </ns0:tc>
+        <ns0:tc>
+          <ns0:tcPr/>
+          <ns0:p>
+            <ns0:pPr>
+              <ns0:pStyle ns0:val="Compact"/>
+            </ns0:pPr>
+            <ns0:r>
+              <ns0:t xml:space="preserve">Atmospheric impacts (Tác động đến khí quyển).</ns0:t>
+            </ns0:r>
+          </ns0:p>
+        </ns0:tc>
+      </ns0:tr>
+      <ns0:tr>
+        <ns0:tc>
+          <ns0:tcPr/>
+          <ns0:p>
+            <ns0:pPr>
+              <ns0:pStyle ns0:val="Compact"/>
+            </ns0:pPr>
+            <ns0:r>
+              <ns0:rPr>
+                <ns0:b/>
+                <ns0:bCs/>
+              </ns0:rPr>
+              <ns0:t xml:space="preserve">ii</ns0:t>
+            </ns0:r>
+          </ns0:p>
+        </ns0:tc>
+        <ns0:tc>
+          <ns0:tcPr/>
+          <ns0:p>
+            <ns0:pPr>
+              <ns0:pStyle ns0:val="Compact"/>
+            </ns0:pPr>
+            <ns0:r>
+              <ns0:t xml:space="preserve">Ideal forestry management example (Ví dụ quản lý rừng lý tưởng).</ns0:t>
+            </ns0:r>
+          </ns0:p>
+        </ns0:tc>
+      </ns0:tr>
+      <ns0:tr>
+        <ns0:tc>
+          <ns0:tcPr/>
+          <ns0:p>
+            <ns0:pPr>
+              <ns0:pStyle ns0:val="Compact"/>
+            </ns0:pPr>
+            <ns0:r>
+              <ns0:rPr>
+                <ns0:b/>
+                <ns0:bCs/>
+              </ns0:rPr>
+              <ns0:t xml:space="preserve">iii</ns0:t>
+            </ns0:r>
+          </ns0:p>
+        </ns0:tc>
+        <ns0:tc>
+          <ns0:tcPr/>
+          <ns0:p>
+            <ns0:pPr>
+              <ns0:pStyle ns0:val="Compact"/>
+            </ns0:pPr>
+            <ns0:r>
+              <ns0:t xml:space="preserve">No trees, less people (Không có cây, ít người hơn).</ns0:t>
+            </ns0:r>
+          </ns0:p>
+        </ns0:tc>
+      </ns0:tr>
+      <ns0:tr>
+        <ns0:tc>
+          <ns0:tcPr/>
+          <ns0:p>
+            <ns0:pPr>
+              <ns0:pStyle ns0:val="Compact"/>
+            </ns0:pPr>
+            <ns0:r>
+              <ns0:rPr>
+                <ns0:b/>
+                <ns0:bCs/>
+              </ns0:rPr>
+              <ns0:t xml:space="preserve">iv</ns0:t>
+            </ns0:r>
+          </ns0:p>
+        </ns0:tc>
+        <ns0:tc>
+          <ns0:tcPr/>
+          <ns0:p>
+            <ns0:pPr>
+              <ns0:pStyle ns0:val="Compact"/>
+            </ns0:pPr>
+            <ns0:r>
+              <ns0:t xml:space="preserve">Good uses for wood (Công dụng tốt của gỗ).</ns0:t>
+            </ns0:r>
+          </ns0:p>
+        </ns0:tc>
+      </ns0:tr>
+      <ns0:tr>
+        <ns0:tc>
+          <ns0:tcPr/>
+          <ns0:p>
+            <ns0:pPr>
+              <ns0:pStyle ns0:val="Compact"/>
+            </ns0:pPr>
+            <ns0:r>
+              <ns0:rPr>
+                <ns0:b/>
+                <ns0:bCs/>
+              </ns0:rPr>
+              <ns0:t xml:space="preserve">v</ns0:t>
+            </ns0:r>
+          </ns0:p>
+        </ns0:tc>
+        <ns0:tc>
+          <ns0:tcPr/>
+          <ns0:p>
+            <ns0:pPr>
+              <ns0:pStyle ns0:val="Compact"/>
+            </ns0:pPr>
+            <ns0:r>
+              <ns0:t xml:space="preserve">Looking after the forests (Chăm sóc rừng).</ns0:t>
+            </ns0:r>
+          </ns0:p>
+        </ns0:tc>
+      </ns0:tr>
+      <ns0:tr>
+        <ns0:tc>
+          <ns0:tcPr/>
+          <ns0:p>
+            <ns0:pPr>
+              <ns0:pStyle ns0:val="Compact"/>
+            </ns0:pPr>
+            <ns0:r>
+              <ns0:rPr>
+                <ns0:b/>
+                <ns0:bCs/>
+              </ns0:rPr>
+              <ns0:t xml:space="preserve">vi</ns0:t>
+            </ns0:r>
+          </ns0:p>
+        </ns0:tc>
+        <ns0:tc>
+          <ns0:tcPr/>
+          <ns0:p>
+            <ns0:pPr>
+              <ns0:pStyle ns0:val="Compact"/>
+            </ns0:pPr>
+            <ns0:r>
+              <ns0:t xml:space="preserve">Numbers of lost trees (Số lượng cây bị mất).</ns0:t>
+            </ns0:r>
+          </ns0:p>
+        </ns0:tc>
+      </ns0:tr>
+      <ns0:tr>
+        <ns0:tc>
+          <ns0:tcPr/>
+          <ns0:p>
+            <ns0:pPr>
+              <ns0:pStyle ns0:val="Compact"/>
+            </ns0:pPr>
+            <ns0:r>
+              <ns0:rPr>
+                <ns0:b/>
+                <ns0:bCs/>
+              </ns0:rPr>
+              <ns0:t xml:space="preserve">vii</ns0:t>
+            </ns0:r>
+          </ns0:p>
+        </ns0:tc>
+        <ns0:tc>
+          <ns0:tcPr/>
+          <ns0:p>
+            <ns0:pPr>
+              <ns0:pStyle ns0:val="Compact"/>
+            </ns0:pPr>
+            <ns0:r>
+              <ns0:t xml:space="preserve">Wasted water (Nước bị lãng phí).</ns0:t>
+            </ns0:r>
+          </ns0:p>
+        </ns0:tc>
+      </ns0:tr>
+      <ns0:tr>
+        <ns0:tc>
+          <ns0:tcPr/>
+          <ns0:p>
+            <ns0:pPr>
+              <ns0:pStyle ns0:val="Compact"/>
+            </ns0:pPr>
+            <ns0:r>
+              <ns0:rPr>
+                <ns0:b/>
+                <ns0:bCs/>
+              </ns0:rPr>
+              <ns0:t xml:space="preserve">viii</ns0:t>
+            </ns0:r>
+          </ns0:p>
+        </ns0:tc>
+        <ns0:tc>
+          <ns0:tcPr/>
+          <ns0:p>
+            <ns0:pPr>
+              <ns0:pStyle ns0:val="Compact"/>
+            </ns0:pPr>
+            <ns0:r>
+              <ns0:t xml:space="preserve">Replanting forests (Trồng lại rừng).</ns0:t>
+            </ns0:r>
+          </ns0:p>
+        </ns0:tc>
+      </ns0:tr>
+      <ns0:tr>
+        <ns0:tc>
+          <ns0:tcPr/>
+          <ns0:p>
+            <ns0:pPr>
+              <ns0:pStyle ns0:val="Compact"/>
+            </ns0:pPr>
+            <ns0:r>
+              <ns0:rPr>
+                <ns0:b/>
+                <ns0:bCs/>
+              </ns0:rPr>
+              <ns0:t xml:space="preserve">ix</ns0:t>
+            </ns0:r>
+          </ns0:p>
+        </ns0:tc>
+        <ns0:tc>
+          <ns0:tcPr/>
+          <ns0:p>
+            <ns0:pPr>
+              <ns0:pStyle ns0:val="Compact"/>
+            </ns0:pPr>
+            <ns0:r>
+              <ns0:t xml:space="preserve">Happy trees (Cây hạnh phúc).</ns0:t>
+            </ns0:r>
+          </ns0:p>
+        </ns0:tc>
+      </ns0:tr>
+      <ns0:tr>
+        <ns0:tc>
+          <ns0:tcPr/>
+          <ns0:p>
+            <ns0:pPr>
+              <ns0:pStyle ns0:val="Compact"/>
+            </ns0:pPr>
+            <ns0:r>
+              <ns0:rPr>
+                <ns0:b/>
+                <ns0:bCs/>
+              </ns0:rPr>
+              <ns0:t xml:space="preserve">x</ns0:t>
+            </ns0:r>
+          </ns0:p>
+        </ns0:tc>
+        <ns0:tc>
+          <ns0:tcPr/>
+          <ns0:p>
+            <ns0:pPr>
+              <ns0:pStyle ns0:val="Compact"/>
+            </ns0:pPr>
+            <ns0:r>
+              <ns0:t xml:space="preserve">Flood risks (Nguy cơ lũ lụt).</ns0:t>
+            </ns0:r>
+          </ns0:p>
+        </ns0:tc>
+      </ns0:tr>
+      <ns0:tr>
+        <ns0:tc>
+          <ns0:tcPr/>
+          <ns0:p>
+            <ns0:pPr>
+              <ns0:pStyle ns0:val="Compact"/>
+            </ns0:pPr>
+            <ns0:r>
+              <ns0:rPr>
+                <ns0:b/>
+                <ns0:bCs/>
+              </ns0:rPr>
+              <ns0:t xml:space="preserve">xi</ns0:t>
+            </ns0:r>
+          </ns0:p>
+        </ns0:tc>
+        <ns0:tc>
+          <ns0:tcPr/>
+          <ns0:p>
+            <ns0:pPr>
+              <ns0:pStyle ns0:val="Compact"/>
+            </ns0:pPr>
+            <ns0:r>
+              <ns0:t xml:space="preserve">Poorer nations at higher risk (Các quốc gia nghèo hơn chịu rủi ro cao hơn).</ns0:t>
+            </ns0:r>
+          </ns0:p>
+        </ns0:tc>
+      </ns0:tr>
+    </ns0:tbl>
+    <ns0:p>
+      <ns0:pPr>
+        <ns0:pStyle ns0:val="Compact"/>
+        <ns0:numPr>
+          <ns0:ilvl ns0:val="0"/>
           <ns0:numId ns0:val="1005"/>
         </ns0:numPr>
       </ns0:pPr>
-    </ns0:p>
-    <ns0:p>
-      <ns0:pPr>
-        <ns0:pStyle ns0:val="Compact"/>
-        <ns0:numPr>
-          <ns0:ilvl ns0:val="3"/>
+      <ns0:r>
+        <ns0:rPr>
+          <ns0:b/>
+          <ns0:bCs/>
+        </ns0:rPr>
+        <ns0:t xml:space="preserve">Bước 2:</ns0:t>
+      </ns0:r>
+      <ns0:r>
+        <ns0:t xml:space="preserve"> </ns0:t>
+      </ns0:r>
+      <ns0:r>
+        <ns0:t xml:space="preserve">Đọc lướt (Skimming) và Đối chiếu</ns0:t>
+      </ns0:r>
+    </ns0:p>
+    <ns0:p>
+      <ns0:pPr>
+        <ns0:pStyle ns0:val="Compact"/>
+        <ns0:numPr>
+          <ns0:ilvl ns0:val="1"/>
           <ns0:numId ns0:val="1006"/>
         </ns0:numPr>
       </ns0:pPr>
       <ns0:r>
-        <ns0:t xml:space="preserve">Atmospheric impacts (Tác động đến khí quyển).</ns0:t>
-      </ns0:r>
-    </ns0:p>
-    <ns0:p>
-      <ns0:pPr>
-        <ns0:pStyle ns0:val="Compact"/>
-        <ns0:numPr>
-          <ns0:ilvl ns0:val="2"/>
-          <ns0:numId ns0:val="1005"/>
-        </ns0:numPr>
-      </ns0:pPr>
-    </ns0:p>
-    <ns0:p>
-      <ns0:pPr>
-        <ns0:pStyle ns0:val="Compact"/>
-        <ns0:numPr>
-          <ns0:ilvl ns0:val="3"/>
-          <ns0:numId ns0:val="1007"/>
-        </ns0:numPr>
-      </ns0:pPr>
-      <ns0:r>
-        <ns0:t xml:space="preserve">Ideal forestry management example (Ví dụ quản lý rừng lý tưởng).</ns0:t>
-      </ns0:r>
-    </ns0:p>
-    <ns0:p>
-      <ns0:pPr>
-        <ns0:pStyle ns0:val="Compact"/>
-        <ns0:numPr>
-          <ns0:ilvl ns0:val="2"/>
-          <ns0:numId ns0:val="1005"/>
-        </ns0:numPr>
-      </ns0:pPr>
-    </ns0:p>
-    <ns0:p>
-      <ns0:pPr>
-        <ns0:pStyle ns0:val="Compact"/>
-        <ns0:numPr>
-          <ns0:ilvl ns0:val="3"/>
-          <ns0:numId ns0:val="1008"/>
-        </ns0:numPr>
-      </ns0:pPr>
-      <ns0:r>
-        <ns0:t xml:space="preserve">No trees, less people (Không có cây, ít người hơn).</ns0:t>
-      </ns0:r>
-    </ns0:p>
-    <ns0:p>
-      <ns0:pPr>
-        <ns0:pStyle ns0:val="Compact"/>
-        <ns0:numPr>
-          <ns0:ilvl ns0:val="2"/>
-          <ns0:numId ns0:val="1005"/>
-        </ns0:numPr>
-      </ns0:pPr>
-    </ns0:p>
-    <ns0:p>
-      <ns0:pPr>
-        <ns0:pStyle ns0:val="Compact"/>
-        <ns0:numPr>
-          <ns0:ilvl ns0:val="3"/>
-          <ns0:numId ns0:val="1009"/>
-        </ns0:numPr>
-      </ns0:pPr>
-      <ns0:r>
-        <ns0:t xml:space="preserve">Good uses for wood (Công dụng tốt của gỗ).</ns0:t>
-      </ns0:r>
-    </ns0:p>
-    <ns0:p>
-      <ns0:pPr>
-        <ns0:pStyle ns0:val="Compact"/>
-        <ns0:numPr>
-          <ns0:ilvl ns0:val="2"/>
-          <ns0:numId ns0:val="1005"/>
-        </ns0:numPr>
-      </ns0:pPr>
-    </ns0:p>
-    <ns0:p>
-      <ns0:pPr>
-        <ns0:pStyle ns0:val="Compact"/>
-        <ns0:numPr>
-          <ns0:ilvl ns0:val="3"/>
-          <ns0:numId ns0:val="1010"/>
-        </ns0:numPr>
-      </ns0:pPr>
-      <ns0:r>
-        <ns0:t xml:space="preserve">Looking after the forests (Chăm sóc rừng).</ns0:t>
-      </ns0:r>
-    </ns0:p>
-    <ns0:p>
-      <ns0:pPr>
-        <ns0:pStyle ns0:val="Compact"/>
-        <ns0:numPr>
-          <ns0:ilvl ns0:val="2"/>
-          <ns0:numId ns0:val="1005"/>
-        </ns0:numPr>
-      </ns0:pPr>
-    </ns0:p>
-    <ns0:p>
-      <ns0:pPr>
-        <ns0:pStyle ns0:val="Compact"/>
-        <ns0:numPr>
-          <ns0:ilvl ns0:val="3"/>
-          <ns0:numId ns0:val="1011"/>
-        </ns0:numPr>
-      </ns0:pPr>
-      <ns0:r>
-        <ns0:t xml:space="preserve">Numbers of lost trees (Số lượng cây bị mất).</ns0:t>
-      </ns0:r>
-    </ns0:p>
-    <ns0:p>
-      <ns0:pPr>
-        <ns0:pStyle ns0:val="Compact"/>
-        <ns0:numPr>
-          <ns0:ilvl ns0:val="2"/>
-          <ns0:numId ns0:val="1005"/>
-        </ns0:numPr>
-      </ns0:pPr>
-    </ns0:p>
-    <ns0:p>
-      <ns0:pPr>
-        <ns0:pStyle ns0:val="Compact"/>
-        <ns0:numPr>
-          <ns0:ilvl ns0:val="3"/>
-          <ns0:numId ns0:val="1012"/>
-        </ns0:numPr>
-      </ns0:pPr>
-      <ns0:r>
-        <ns0:t xml:space="preserve">Wasted water (Nước bị lãng phí).</ns0:t>
-      </ns0:r>
-    </ns0:p>
-    <ns0:p>
-      <ns0:pPr>
-        <ns0:pStyle ns0:val="Compact"/>
-        <ns0:numPr>
-          <ns0:ilvl ns0:val="2"/>
-          <ns0:numId ns0:val="1005"/>
-        </ns0:numPr>
-      </ns0:pPr>
-    </ns0:p>
-    <ns0:p>
-      <ns0:pPr>
-        <ns0:pStyle ns0:val="Compact"/>
-        <ns0:numPr>
-          <ns0:ilvl ns0:val="3"/>
-          <ns0:numId ns0:val="1013"/>
-        </ns0:numPr>
-      </ns0:pPr>
-      <ns0:r>
-        <ns0:t xml:space="preserve">Replanting forests (Trồng lại rừng).</ns0:t>
-      </ns0:r>
-    </ns0:p>
-    <ns0:p>
-      <ns0:pPr>
-        <ns0:pStyle ns0:val="Compact"/>
-        <ns0:numPr>
-          <ns0:ilvl ns0:val="2"/>
-          <ns0:numId ns0:val="1005"/>
-        </ns0:numPr>
-      </ns0:pPr>
-    </ns0:p>
-    <ns0:p>
-      <ns0:pPr>
-        <ns0:pStyle ns0:val="Compact"/>
-        <ns0:numPr>
-          <ns0:ilvl ns0:val="3"/>
-          <ns0:numId ns0:val="1014"/>
-        </ns0:numPr>
-      </ns0:pPr>
-      <ns0:r>
-        <ns0:t xml:space="preserve">Happy trees (Cây hạnh phúc).</ns0:t>
-      </ns0:r>
-    </ns0:p>
-    <ns0:p>
-      <ns0:pPr>
-        <ns0:pStyle ns0:val="Compact"/>
-        <ns0:numPr>
-          <ns0:ilvl ns0:val="2"/>
-          <ns0:numId ns0:val="1005"/>
-        </ns0:numPr>
-      </ns0:pPr>
-    </ns0:p>
-    <ns0:p>
-      <ns0:pPr>
-        <ns0:pStyle ns0:val="Compact"/>
-        <ns0:numPr>
-          <ns0:ilvl ns0:val="3"/>
-          <ns0:numId ns0:val="1015"/>
-        </ns0:numPr>
-      </ns0:pPr>
-      <ns0:r>
-        <ns0:t xml:space="preserve">Flood risks (Nguy cơ lũ lụt).</ns0:t>
-      </ns0:r>
-    </ns0:p>
-    <ns0:p>
-      <ns0:pPr>
-        <ns0:pStyle ns0:val="Compact"/>
-        <ns0:numPr>
-          <ns0:ilvl ns0:val="2"/>
-          <ns0:numId ns0:val="1005"/>
-        </ns0:numPr>
-      </ns0:pPr>
-    </ns0:p>
-    <ns0:p>
-      <ns0:pPr>
-        <ns0:pStyle ns0:val="Compact"/>
-        <ns0:numPr>
-          <ns0:ilvl ns0:val="3"/>
-          <ns0:numId ns0:val="1016"/>
-        </ns0:numPr>
-      </ns0:pPr>
-      <ns0:r>
-        <ns0:t xml:space="preserve">Poorer nations at higher risk (Các quốc gia nghèo hơn chịu rủi ro cao hơn).</ns0:t>
-      </ns0:r>
-    </ns0:p>
-    <ns0:p>
-      <ns0:pPr>
-        <ns0:pStyle ns0:val="Compact"/>
-        <ns0:numPr>
-          <ns0:ilvl ns0:val="0"/>
-          <ns0:numId ns0:val="1003"/>
-        </ns0:numPr>
-      </ns0:pPr>
-      <ns0:r>
-        <ns0:rPr>
-          <ns0:b/>
-          <ns0:bCs/>
-        </ns0:rPr>
-        <ns0:t xml:space="preserve">Bước 2:</ns0:t>
-      </ns0:r>
-      <ns0:r>
-        <ns0:t xml:space="preserve"> </ns0:t>
-      </ns0:r>
-      <ns0:r>
-        <ns0:t xml:space="preserve">Đọc lướt (Skimming) và Đối chiếu</ns0:t>
+        <ns0:t xml:space="preserve">Đọc lướt từng đoạn văn để tìm câu chủ đề hoặc ý bao trùm.</ns0:t>
       </ns0:r>
     </ns0:p>
     <ns0:p>
@@ -1149,19 +1278,7 @@
         <ns0:pStyle ns0:val="Compact"/>
         <ns0:numPr>
           <ns0:ilvl ns0:val="1"/>
-          <ns0:numId ns0:val="1017"/>
-        </ns0:numPr>
-      </ns0:pPr>
-      <ns0:r>
-        <ns0:t xml:space="preserve">Đọc lướt từng đoạn văn để tìm câu chủ đề hoặc ý bao trùm.</ns0:t>
-      </ns0:r>
-    </ns0:p>
-    <ns0:p>
-      <ns0:pPr>
-        <ns0:pStyle ns0:val="Compact"/>
-        <ns0:numPr>
-          <ns0:ilvl ns0:val="1"/>
-          <ns0:numId ns0:val="1017"/>
+          <ns0:numId ns0:val="1006"/>
         </ns0:numPr>
       </ns0:pPr>
       <ns0:r>
@@ -1193,7 +1310,7 @@
         <ns0:pStyle ns0:val="Compact"/>
         <ns0:numPr>
           <ns0:ilvl ns0:val="0"/>
-          <ns0:numId ns0:val="1018"/>
+          <ns0:numId ns0:val="1007"/>
         </ns0:numPr>
       </ns0:pPr>
       <ns0:r>
@@ -1215,7 +1332,7 @@
         <ns0:pStyle ns0:val="Compact"/>
         <ns0:numPr>
           <ns0:ilvl ns0:val="1"/>
-          <ns0:numId ns0:val="1019"/>
+          <ns0:numId ns0:val="1008"/>
         </ns0:numPr>
       </ns0:pPr>
       <ns0:r>
@@ -1255,7 +1372,7 @@
         <ns0:pStyle ns0:val="Compact"/>
         <ns0:numPr>
           <ns0:ilvl ns0:val="1"/>
-          <ns0:numId ns0:val="1019"/>
+          <ns0:numId ns0:val="1008"/>
         </ns0:numPr>
       </ns0:pPr>
       <ns0:r>
@@ -1277,7 +1394,7 @@
         <ns0:pStyle ns0:val="Compact"/>
         <ns0:numPr>
           <ns0:ilvl ns0:val="1"/>
-          <ns0:numId ns0:val="1019"/>
+          <ns0:numId ns0:val="1008"/>
         </ns0:numPr>
       </ns0:pPr>
       <ns0:r>
@@ -1299,7 +1416,7 @@
         <ns0:pStyle ns0:val="Compact"/>
         <ns0:numPr>
           <ns0:ilvl ns0:val="0"/>
-          <ns0:numId ns0:val="1018"/>
+          <ns0:numId ns0:val="1007"/>
         </ns0:numPr>
       </ns0:pPr>
       <ns0:r>
@@ -1321,7 +1438,7 @@
         <ns0:pStyle ns0:val="Compact"/>
         <ns0:numPr>
           <ns0:ilvl ns0:val="1"/>
-          <ns0:numId ns0:val="1020"/>
+          <ns0:numId ns0:val="1009"/>
         </ns0:numPr>
       </ns0:pPr>
       <ns0:r>
@@ -1379,7 +1496,7 @@
         <ns0:pStyle ns0:val="Compact"/>
         <ns0:numPr>
           <ns0:ilvl ns0:val="1"/>
-          <ns0:numId ns0:val="1020"/>
+          <ns0:numId ns0:val="1009"/>
         </ns0:numPr>
       </ns0:pPr>
       <ns0:r>
@@ -1401,7 +1518,7 @@
         <ns0:pStyle ns0:val="Compact"/>
         <ns0:numPr>
           <ns0:ilvl ns0:val="1"/>
-          <ns0:numId ns0:val="1020"/>
+          <ns0:numId ns0:val="1009"/>
         </ns0:numPr>
       </ns0:pPr>
       <ns0:r>
@@ -1423,7 +1540,7 @@
         <ns0:pStyle ns0:val="Compact"/>
         <ns0:numPr>
           <ns0:ilvl ns0:val="0"/>
-          <ns0:numId ns0:val="1018"/>
+          <ns0:numId ns0:val="1007"/>
         </ns0:numPr>
       </ns0:pPr>
       <ns0:r>
@@ -1445,7 +1562,7 @@
         <ns0:pStyle ns0:val="Compact"/>
         <ns0:numPr>
           <ns0:ilvl ns0:val="1"/>
-          <ns0:numId ns0:val="1021"/>
+          <ns0:numId ns0:val="1010"/>
         </ns0:numPr>
       </ns0:pPr>
       <ns0:r>
@@ -1479,7 +1596,7 @@
         <ns0:pStyle ns0:val="Compact"/>
         <ns0:numPr>
           <ns0:ilvl ns0:val="1"/>
-          <ns0:numId ns0:val="1021"/>
+          <ns0:numId ns0:val="1010"/>
         </ns0:numPr>
       </ns0:pPr>
       <ns0:r>
@@ -1501,7 +1618,7 @@
         <ns0:pStyle ns0:val="Compact"/>
         <ns0:numPr>
           <ns0:ilvl ns0:val="1"/>
-          <ns0:numId ns0:val="1021"/>
+          <ns0:numId ns0:val="1010"/>
         </ns0:numPr>
       </ns0:pPr>
       <ns0:r>
@@ -1523,7 +1640,7 @@
         <ns0:pStyle ns0:val="Compact"/>
         <ns0:numPr>
           <ns0:ilvl ns0:val="0"/>
-          <ns0:numId ns0:val="1018"/>
+          <ns0:numId ns0:val="1007"/>
         </ns0:numPr>
       </ns0:pPr>
       <ns0:r>
@@ -1545,7 +1662,7 @@
         <ns0:pStyle ns0:val="Compact"/>
         <ns0:numPr>
           <ns0:ilvl ns0:val="1"/>
-          <ns0:numId ns0:val="1022"/>
+          <ns0:numId ns0:val="1011"/>
         </ns0:numPr>
       </ns0:pPr>
       <ns0:r>
@@ -1615,7 +1732,7 @@
         <ns0:pStyle ns0:val="Compact"/>
         <ns0:numPr>
           <ns0:ilvl ns0:val="1"/>
-          <ns0:numId ns0:val="1022"/>
+          <ns0:numId ns0:val="1011"/>
         </ns0:numPr>
       </ns0:pPr>
       <ns0:r>
@@ -1637,7 +1754,7 @@
         <ns0:pStyle ns0:val="Compact"/>
         <ns0:numPr>
           <ns0:ilvl ns0:val="1"/>
-          <ns0:numId ns0:val="1022"/>
+          <ns0:numId ns0:val="1011"/>
         </ns0:numPr>
       </ns0:pPr>
       <ns0:r>
@@ -1659,7 +1776,7 @@
         <ns0:pStyle ns0:val="Compact"/>
         <ns0:numPr>
           <ns0:ilvl ns0:val="0"/>
-          <ns0:numId ns0:val="1018"/>
+          <ns0:numId ns0:val="1007"/>
         </ns0:numPr>
       </ns0:pPr>
       <ns0:r>
@@ -1681,7 +1798,7 @@
         <ns0:pStyle ns0:val="Compact"/>
         <ns0:numPr>
           <ns0:ilvl ns0:val="1"/>
-          <ns0:numId ns0:val="1023"/>
+          <ns0:numId ns0:val="1012"/>
         </ns0:numPr>
       </ns0:pPr>
       <ns0:r>
@@ -1715,7 +1832,7 @@
         <ns0:pStyle ns0:val="Compact"/>
         <ns0:numPr>
           <ns0:ilvl ns0:val="1"/>
-          <ns0:numId ns0:val="1023"/>
+          <ns0:numId ns0:val="1012"/>
         </ns0:numPr>
       </ns0:pPr>
       <ns0:r>
@@ -1761,7 +1878,7 @@
         <ns0:pStyle ns0:val="Compact"/>
         <ns0:numPr>
           <ns0:ilvl ns0:val="1"/>
-          <ns0:numId ns0:val="1023"/>
+          <ns0:numId ns0:val="1012"/>
         </ns0:numPr>
       </ns0:pPr>
       <ns0:r>
@@ -1783,7 +1900,7 @@
         <ns0:pStyle ns0:val="Compact"/>
         <ns0:numPr>
           <ns0:ilvl ns0:val="0"/>
-          <ns0:numId ns0:val="1018"/>
+          <ns0:numId ns0:val="1007"/>
         </ns0:numPr>
       </ns0:pPr>
       <ns0:r>
@@ -1805,7 +1922,7 @@
         <ns0:pStyle ns0:val="Compact"/>
         <ns0:numPr>
           <ns0:ilvl ns0:val="1"/>
-          <ns0:numId ns0:val="1024"/>
+          <ns0:numId ns0:val="1013"/>
         </ns0:numPr>
       </ns0:pPr>
       <ns0:r>
@@ -1839,7 +1956,7 @@
         <ns0:pStyle ns0:val="Compact"/>
         <ns0:numPr>
           <ns0:ilvl ns0:val="1"/>
-          <ns0:numId ns0:val="1024"/>
+          <ns0:numId ns0:val="1013"/>
         </ns0:numPr>
       </ns0:pPr>
       <ns0:r>
@@ -1861,7 +1978,7 @@
         <ns0:pStyle ns0:val="Compact"/>
         <ns0:numPr>
           <ns0:ilvl ns0:val="1"/>
-          <ns0:numId ns0:val="1024"/>
+          <ns0:numId ns0:val="1013"/>
         </ns0:numPr>
       </ns0:pPr>
       <ns0:r>
@@ -1883,7 +2000,7 @@
         <ns0:pStyle ns0:val="Compact"/>
         <ns0:numPr>
           <ns0:ilvl ns0:val="0"/>
-          <ns0:numId ns0:val="1018"/>
+          <ns0:numId ns0:val="1007"/>
         </ns0:numPr>
       </ns0:pPr>
       <ns0:r>
@@ -1905,7 +2022,7 @@
         <ns0:pStyle ns0:val="Compact"/>
         <ns0:numPr>
           <ns0:ilvl ns0:val="1"/>
-          <ns0:numId ns0:val="1025"/>
+          <ns0:numId ns0:val="1014"/>
         </ns0:numPr>
       </ns0:pPr>
       <ns0:r>
@@ -1948,7 +2065,7 @@
         <ns0:pStyle ns0:val="Compact"/>
         <ns0:numPr>
           <ns0:ilvl ns0:val="1"/>
-          <ns0:numId ns0:val="1025"/>
+          <ns0:numId ns0:val="1014"/>
         </ns0:numPr>
       </ns0:pPr>
       <ns0:r>
@@ -1970,7 +2087,7 @@
         <ns0:pStyle ns0:val="Compact"/>
         <ns0:numPr>
           <ns0:ilvl ns0:val="1"/>
-          <ns0:numId ns0:val="1025"/>
+          <ns0:numId ns0:val="1014"/>
         </ns0:numPr>
       </ns0:pPr>
       <ns0:r>
@@ -2028,7 +2145,7 @@
         <ns0:pStyle ns0:val="Compact"/>
         <ns0:numPr>
           <ns0:ilvl ns0:val="0"/>
-          <ns0:numId ns0:val="1026"/>
+          <ns0:numId ns0:val="1015"/>
         </ns0:numPr>
       </ns0:pPr>
       <ns0:r>
@@ -2050,7 +2167,7 @@
         <ns0:pStyle ns0:val="Compact"/>
         <ns0:numPr>
           <ns0:ilvl ns0:val="1"/>
-          <ns0:numId ns0:val="1027"/>
+          <ns0:numId ns0:val="1016"/>
         </ns0:numPr>
       </ns0:pPr>
       <ns0:r>
@@ -2093,7 +2210,7 @@
         <ns0:pStyle ns0:val="Compact"/>
         <ns0:numPr>
           <ns0:ilvl ns0:val="1"/>
-          <ns0:numId ns0:val="1027"/>
+          <ns0:numId ns0:val="1016"/>
         </ns0:numPr>
       </ns0:pPr>
       <ns0:r>
@@ -2115,7 +2232,7 @@
         <ns0:pStyle ns0:val="Compact"/>
         <ns0:numPr>
           <ns0:ilvl ns0:val="1"/>
-          <ns0:numId ns0:val="1027"/>
+          <ns0:numId ns0:val="1016"/>
         </ns0:numPr>
       </ns0:pPr>
       <ns0:r>
@@ -2149,7 +2266,7 @@
         <ns0:pStyle ns0:val="Compact"/>
         <ns0:numPr>
           <ns0:ilvl ns0:val="0"/>
-          <ns0:numId ns0:val="1026"/>
+          <ns0:numId ns0:val="1015"/>
         </ns0:numPr>
       </ns0:pPr>
       <ns0:r>
@@ -2171,7 +2288,7 @@
         <ns0:pStyle ns0:val="Compact"/>
         <ns0:numPr>
           <ns0:ilvl ns0:val="1"/>
-          <ns0:numId ns0:val="1028"/>
+          <ns0:numId ns0:val="1017"/>
         </ns0:numPr>
       </ns0:pPr>
       <ns0:r>
@@ -2214,7 +2331,7 @@
         <ns0:pStyle ns0:val="Compact"/>
         <ns0:numPr>
           <ns0:ilvl ns0:val="1"/>
-          <ns0:numId ns0:val="1028"/>
+          <ns0:numId ns0:val="1017"/>
         </ns0:numPr>
       </ns0:pPr>
       <ns0:r>
@@ -2236,7 +2353,7 @@
         <ns0:pStyle ns0:val="Compact"/>
         <ns0:numPr>
           <ns0:ilvl ns0:val="1"/>
-          <ns0:numId ns0:val="1028"/>
+          <ns0:numId ns0:val="1017"/>
         </ns0:numPr>
       </ns0:pPr>
       <ns0:r>
@@ -2264,7 +2381,7 @@
         <ns0:pStyle ns0:val="Compact"/>
         <ns0:numPr>
           <ns0:ilvl ns0:val="0"/>
-          <ns0:numId ns0:val="1026"/>
+          <ns0:numId ns0:val="1015"/>
         </ns0:numPr>
       </ns0:pPr>
       <ns0:r>
@@ -2286,7 +2403,7 @@
         <ns0:pStyle ns0:val="Compact"/>
         <ns0:numPr>
           <ns0:ilvl ns0:val="1"/>
-          <ns0:numId ns0:val="1029"/>
+          <ns0:numId ns0:val="1018"/>
         </ns0:numPr>
       </ns0:pPr>
       <ns0:r>
@@ -2329,7 +2446,7 @@
         <ns0:pStyle ns0:val="Compact"/>
         <ns0:numPr>
           <ns0:ilvl ns0:val="1"/>
-          <ns0:numId ns0:val="1029"/>
+          <ns0:numId ns0:val="1018"/>
         </ns0:numPr>
       </ns0:pPr>
       <ns0:r>
@@ -2351,7 +2468,7 @@
         <ns0:pStyle ns0:val="Compact"/>
         <ns0:numPr>
           <ns0:ilvl ns0:val="1"/>
-          <ns0:numId ns0:val="1029"/>
+          <ns0:numId ns0:val="1018"/>
         </ns0:numPr>
       </ns0:pPr>
       <ns0:r>
@@ -2379,7 +2496,7 @@
         <ns0:pStyle ns0:val="Compact"/>
         <ns0:numPr>
           <ns0:ilvl ns0:val="0"/>
-          <ns0:numId ns0:val="1026"/>
+          <ns0:numId ns0:val="1015"/>
         </ns0:numPr>
       </ns0:pPr>
       <ns0:r>
@@ -2401,7 +2518,7 @@
         <ns0:pStyle ns0:val="Compact"/>
         <ns0:numPr>
           <ns0:ilvl ns0:val="1"/>
-          <ns0:numId ns0:val="1030"/>
+          <ns0:numId ns0:val="1019"/>
         </ns0:numPr>
       </ns0:pPr>
       <ns0:r>
@@ -2435,7 +2552,7 @@
         <ns0:pStyle ns0:val="Compact"/>
         <ns0:numPr>
           <ns0:ilvl ns0:val="1"/>
-          <ns0:numId ns0:val="1030"/>
+          <ns0:numId ns0:val="1019"/>
         </ns0:numPr>
       </ns0:pPr>
       <ns0:r>
@@ -2466,7 +2583,7 @@
         <ns0:pStyle ns0:val="Compact"/>
         <ns0:numPr>
           <ns0:ilvl ns0:val="1"/>
-          <ns0:numId ns0:val="1030"/>
+          <ns0:numId ns0:val="1019"/>
         </ns0:numPr>
       </ns0:pPr>
       <ns0:r>
@@ -2494,7 +2611,7 @@
         <ns0:pStyle ns0:val="Compact"/>
         <ns0:numPr>
           <ns0:ilvl ns0:val="0"/>
-          <ns0:numId ns0:val="1026"/>
+          <ns0:numId ns0:val="1015"/>
         </ns0:numPr>
       </ns0:pPr>
       <ns0:r>
@@ -2516,7 +2633,7 @@
         <ns0:pStyle ns0:val="Compact"/>
         <ns0:numPr>
           <ns0:ilvl ns0:val="1"/>
-          <ns0:numId ns0:val="1031"/>
+          <ns0:numId ns0:val="1020"/>
         </ns0:numPr>
       </ns0:pPr>
       <ns0:r>
@@ -2559,7 +2676,7 @@
         <ns0:pStyle ns0:val="Compact"/>
         <ns0:numPr>
           <ns0:ilvl ns0:val="1"/>
-          <ns0:numId ns0:val="1031"/>
+          <ns0:numId ns0:val="1020"/>
         </ns0:numPr>
       </ns0:pPr>
       <ns0:r>
@@ -2590,7 +2707,7 @@
         <ns0:pStyle ns0:val="Compact"/>
         <ns0:numPr>
           <ns0:ilvl ns0:val="1"/>
-          <ns0:numId ns0:val="1031"/>
+          <ns0:numId ns0:val="1020"/>
         </ns0:numPr>
       </ns0:pPr>
       <ns0:r>
@@ -2618,7 +2735,7 @@
         <ns0:pStyle ns0:val="Compact"/>
         <ns0:numPr>
           <ns0:ilvl ns0:val="0"/>
-          <ns0:numId ns0:val="1026"/>
+          <ns0:numId ns0:val="1015"/>
         </ns0:numPr>
       </ns0:pPr>
       <ns0:r>
@@ -2640,7 +2757,7 @@
         <ns0:pStyle ns0:val="Compact"/>
         <ns0:numPr>
           <ns0:ilvl ns0:val="1"/>
-          <ns0:numId ns0:val="1032"/>
+          <ns0:numId ns0:val="1021"/>
         </ns0:numPr>
       </ns0:pPr>
       <ns0:r>
@@ -2683,7 +2800,7 @@
         <ns0:pStyle ns0:val="Compact"/>
         <ns0:numPr>
           <ns0:ilvl ns0:val="1"/>
-          <ns0:numId ns0:val="1032"/>
+          <ns0:numId ns0:val="1021"/>
         </ns0:numPr>
       </ns0:pPr>
       <ns0:r>
@@ -2705,7 +2822,7 @@
         <ns0:pStyle ns0:val="Compact"/>
         <ns0:numPr>
           <ns0:ilvl ns0:val="1"/>
-          <ns0:numId ns0:val="1032"/>
+          <ns0:numId ns0:val="1021"/>
         </ns0:numPr>
       </ns0:pPr>
       <ns0:r>
@@ -3659,941 +3776,6 @@
       </w:rPr>
     </w:lvl>
   </w:abstractNum>
-  <w:abstractNum w:abstractNumId="99531">
-    <w:nsid w:val="00A99531"/>
-    <w:multiLevelType w:val="multilevel"/>
-    <w:lvl w:ilvl="0">
-      <w:start w:val="1"/>
-      <w:numFmt w:val="lowerRoman"/>
-      <w:lvlText w:val="(%1)"/>
-      <w:lvlJc w:val="left"/>
-      <w:pPr>
-        <w:ind w:left="720" w:hanging="360"/>
-      </w:pPr>
-    </w:lvl>
-    <w:lvl w:ilvl="1">
-      <w:start w:val="1"/>
-      <w:numFmt w:val="lowerRoman"/>
-      <w:lvlText w:val="(%2)"/>
-      <w:lvlJc w:val="left"/>
-      <w:pPr>
-        <w:ind w:left="1440" w:hanging="360"/>
-      </w:pPr>
-    </w:lvl>
-    <w:lvl w:ilvl="2">
-      <w:start w:val="1"/>
-      <w:numFmt w:val="lowerRoman"/>
-      <w:lvlText w:val="(%3)"/>
-      <w:lvlJc w:val="left"/>
-      <w:pPr>
-        <w:ind w:left="2160" w:hanging="360"/>
-      </w:pPr>
-    </w:lvl>
-    <w:lvl w:ilvl="3">
-      <w:start w:val="1"/>
-      <w:numFmt w:val="lowerRoman"/>
-      <w:lvlText w:val="(%4)"/>
-      <w:lvlJc w:val="left"/>
-      <w:pPr>
-        <w:ind w:left="2880" w:hanging="360"/>
-      </w:pPr>
-    </w:lvl>
-    <w:lvl w:ilvl="4">
-      <w:start w:val="1"/>
-      <w:numFmt w:val="lowerRoman"/>
-      <w:lvlText w:val="(%5)"/>
-      <w:lvlJc w:val="left"/>
-      <w:pPr>
-        <w:ind w:left="3600" w:hanging="360"/>
-      </w:pPr>
-    </w:lvl>
-    <w:lvl w:ilvl="5">
-      <w:start w:val="1"/>
-      <w:numFmt w:val="lowerRoman"/>
-      <w:lvlText w:val="(%6)"/>
-      <w:lvlJc w:val="left"/>
-      <w:pPr>
-        <w:ind w:left="4320" w:hanging="360"/>
-      </w:pPr>
-    </w:lvl>
-    <w:lvl w:ilvl="6">
-      <w:start w:val="1"/>
-      <w:numFmt w:val="lowerRoman"/>
-      <w:lvlText w:val="(%7)"/>
-      <w:lvlJc w:val="left"/>
-      <w:pPr>
-        <w:ind w:left="5040" w:hanging="360"/>
-      </w:pPr>
-    </w:lvl>
-    <w:lvl w:ilvl="7">
-      <w:start w:val="1"/>
-      <w:numFmt w:val="lowerRoman"/>
-      <w:lvlText w:val="(%8)"/>
-      <w:lvlJc w:val="left"/>
-      <w:pPr>
-        <w:ind w:left="5760" w:hanging="360"/>
-      </w:pPr>
-    </w:lvl>
-    <w:lvl w:ilvl="8">
-      <w:start w:val="1"/>
-      <w:numFmt w:val="lowerRoman"/>
-      <w:lvlText w:val="(%9)"/>
-      <w:lvlJc w:val="left"/>
-      <w:pPr>
-        <w:ind w:left="6480" w:hanging="360"/>
-      </w:pPr>
-    </w:lvl>
-  </w:abstractNum>
-  <w:abstractNum w:abstractNumId="99532">
-    <w:nsid w:val="00A99532"/>
-    <w:multiLevelType w:val="multilevel"/>
-    <w:lvl w:ilvl="0">
-      <w:start w:val="2"/>
-      <w:numFmt w:val="lowerRoman"/>
-      <w:lvlText w:val="(%1)"/>
-      <w:lvlJc w:val="left"/>
-      <w:pPr>
-        <w:ind w:left="720" w:hanging="360"/>
-      </w:pPr>
-    </w:lvl>
-    <w:lvl w:ilvl="1">
-      <w:start w:val="2"/>
-      <w:numFmt w:val="lowerRoman"/>
-      <w:lvlText w:val="(%2)"/>
-      <w:lvlJc w:val="left"/>
-      <w:pPr>
-        <w:ind w:left="1440" w:hanging="360"/>
-      </w:pPr>
-    </w:lvl>
-    <w:lvl w:ilvl="2">
-      <w:start w:val="2"/>
-      <w:numFmt w:val="lowerRoman"/>
-      <w:lvlText w:val="(%3)"/>
-      <w:lvlJc w:val="left"/>
-      <w:pPr>
-        <w:ind w:left="2160" w:hanging="360"/>
-      </w:pPr>
-    </w:lvl>
-    <w:lvl w:ilvl="3">
-      <w:start w:val="2"/>
-      <w:numFmt w:val="lowerRoman"/>
-      <w:lvlText w:val="(%4)"/>
-      <w:lvlJc w:val="left"/>
-      <w:pPr>
-        <w:ind w:left="2880" w:hanging="360"/>
-      </w:pPr>
-    </w:lvl>
-    <w:lvl w:ilvl="4">
-      <w:start w:val="2"/>
-      <w:numFmt w:val="lowerRoman"/>
-      <w:lvlText w:val="(%5)"/>
-      <w:lvlJc w:val="left"/>
-      <w:pPr>
-        <w:ind w:left="3600" w:hanging="360"/>
-      </w:pPr>
-    </w:lvl>
-    <w:lvl w:ilvl="5">
-      <w:start w:val="2"/>
-      <w:numFmt w:val="lowerRoman"/>
-      <w:lvlText w:val="(%6)"/>
-      <w:lvlJc w:val="left"/>
-      <w:pPr>
-        <w:ind w:left="4320" w:hanging="360"/>
-      </w:pPr>
-    </w:lvl>
-    <w:lvl w:ilvl="6">
-      <w:start w:val="2"/>
-      <w:numFmt w:val="lowerRoman"/>
-      <w:lvlText w:val="(%7)"/>
-      <w:lvlJc w:val="left"/>
-      <w:pPr>
-        <w:ind w:left="5040" w:hanging="360"/>
-      </w:pPr>
-    </w:lvl>
-    <w:lvl w:ilvl="7">
-      <w:start w:val="2"/>
-      <w:numFmt w:val="lowerRoman"/>
-      <w:lvlText w:val="(%8)"/>
-      <w:lvlJc w:val="left"/>
-      <w:pPr>
-        <w:ind w:left="5760" w:hanging="360"/>
-      </w:pPr>
-    </w:lvl>
-    <w:lvl w:ilvl="8">
-      <w:start w:val="2"/>
-      <w:numFmt w:val="lowerRoman"/>
-      <w:lvlText w:val="(%9)"/>
-      <w:lvlJc w:val="left"/>
-      <w:pPr>
-        <w:ind w:left="6480" w:hanging="360"/>
-      </w:pPr>
-    </w:lvl>
-  </w:abstractNum>
-  <w:abstractNum w:abstractNumId="99533">
-    <w:nsid w:val="00A99533"/>
-    <w:multiLevelType w:val="multilevel"/>
-    <w:lvl w:ilvl="0">
-      <w:start w:val="3"/>
-      <w:numFmt w:val="lowerRoman"/>
-      <w:lvlText w:val="(%1)"/>
-      <w:lvlJc w:val="left"/>
-      <w:pPr>
-        <w:ind w:left="720" w:hanging="360"/>
-      </w:pPr>
-    </w:lvl>
-    <w:lvl w:ilvl="1">
-      <w:start w:val="3"/>
-      <w:numFmt w:val="lowerRoman"/>
-      <w:lvlText w:val="(%2)"/>
-      <w:lvlJc w:val="left"/>
-      <w:pPr>
-        <w:ind w:left="1440" w:hanging="360"/>
-      </w:pPr>
-    </w:lvl>
-    <w:lvl w:ilvl="2">
-      <w:start w:val="3"/>
-      <w:numFmt w:val="lowerRoman"/>
-      <w:lvlText w:val="(%3)"/>
-      <w:lvlJc w:val="left"/>
-      <w:pPr>
-        <w:ind w:left="2160" w:hanging="360"/>
-      </w:pPr>
-    </w:lvl>
-    <w:lvl w:ilvl="3">
-      <w:start w:val="3"/>
-      <w:numFmt w:val="lowerRoman"/>
-      <w:lvlText w:val="(%4)"/>
-      <w:lvlJc w:val="left"/>
-      <w:pPr>
-        <w:ind w:left="2880" w:hanging="360"/>
-      </w:pPr>
-    </w:lvl>
-    <w:lvl w:ilvl="4">
-      <w:start w:val="3"/>
-      <w:numFmt w:val="lowerRoman"/>
-      <w:lvlText w:val="(%5)"/>
-      <w:lvlJc w:val="left"/>
-      <w:pPr>
-        <w:ind w:left="3600" w:hanging="360"/>
-      </w:pPr>
-    </w:lvl>
-    <w:lvl w:ilvl="5">
-      <w:start w:val="3"/>
-      <w:numFmt w:val="lowerRoman"/>
-      <w:lvlText w:val="(%6)"/>
-      <w:lvlJc w:val="left"/>
-      <w:pPr>
-        <w:ind w:left="4320" w:hanging="360"/>
-      </w:pPr>
-    </w:lvl>
-    <w:lvl w:ilvl="6">
-      <w:start w:val="3"/>
-      <w:numFmt w:val="lowerRoman"/>
-      <w:lvlText w:val="(%7)"/>
-      <w:lvlJc w:val="left"/>
-      <w:pPr>
-        <w:ind w:left="5040" w:hanging="360"/>
-      </w:pPr>
-    </w:lvl>
-    <w:lvl w:ilvl="7">
-      <w:start w:val="3"/>
-      <w:numFmt w:val="lowerRoman"/>
-      <w:lvlText w:val="(%8)"/>
-      <w:lvlJc w:val="left"/>
-      <w:pPr>
-        <w:ind w:left="5760" w:hanging="360"/>
-      </w:pPr>
-    </w:lvl>
-    <w:lvl w:ilvl="8">
-      <w:start w:val="3"/>
-      <w:numFmt w:val="lowerRoman"/>
-      <w:lvlText w:val="(%9)"/>
-      <w:lvlJc w:val="left"/>
-      <w:pPr>
-        <w:ind w:left="6480" w:hanging="360"/>
-      </w:pPr>
-    </w:lvl>
-  </w:abstractNum>
-  <w:abstractNum w:abstractNumId="99534">
-    <w:nsid w:val="00A99534"/>
-    <w:multiLevelType w:val="multilevel"/>
-    <w:lvl w:ilvl="0">
-      <w:start w:val="4"/>
-      <w:numFmt w:val="lowerRoman"/>
-      <w:lvlText w:val="(%1)"/>
-      <w:lvlJc w:val="left"/>
-      <w:pPr>
-        <w:ind w:left="720" w:hanging="360"/>
-      </w:pPr>
-    </w:lvl>
-    <w:lvl w:ilvl="1">
-      <w:start w:val="4"/>
-      <w:numFmt w:val="lowerRoman"/>
-      <w:lvlText w:val="(%2)"/>
-      <w:lvlJc w:val="left"/>
-      <w:pPr>
-        <w:ind w:left="1440" w:hanging="360"/>
-      </w:pPr>
-    </w:lvl>
-    <w:lvl w:ilvl="2">
-      <w:start w:val="4"/>
-      <w:numFmt w:val="lowerRoman"/>
-      <w:lvlText w:val="(%3)"/>
-      <w:lvlJc w:val="left"/>
-      <w:pPr>
-        <w:ind w:left="2160" w:hanging="360"/>
-      </w:pPr>
-    </w:lvl>
-    <w:lvl w:ilvl="3">
-      <w:start w:val="4"/>
-      <w:numFmt w:val="lowerRoman"/>
-      <w:lvlText w:val="(%4)"/>
-      <w:lvlJc w:val="left"/>
-      <w:pPr>
-        <w:ind w:left="2880" w:hanging="360"/>
-      </w:pPr>
-    </w:lvl>
-    <w:lvl w:ilvl="4">
-      <w:start w:val="4"/>
-      <w:numFmt w:val="lowerRoman"/>
-      <w:lvlText w:val="(%5)"/>
-      <w:lvlJc w:val="left"/>
-      <w:pPr>
-        <w:ind w:left="3600" w:hanging="360"/>
-      </w:pPr>
-    </w:lvl>
-    <w:lvl w:ilvl="5">
-      <w:start w:val="4"/>
-      <w:numFmt w:val="lowerRoman"/>
-      <w:lvlText w:val="(%6)"/>
-      <w:lvlJc w:val="left"/>
-      <w:pPr>
-        <w:ind w:left="4320" w:hanging="360"/>
-      </w:pPr>
-    </w:lvl>
-    <w:lvl w:ilvl="6">
-      <w:start w:val="4"/>
-      <w:numFmt w:val="lowerRoman"/>
-      <w:lvlText w:val="(%7)"/>
-      <w:lvlJc w:val="left"/>
-      <w:pPr>
-        <w:ind w:left="5040" w:hanging="360"/>
-      </w:pPr>
-    </w:lvl>
-    <w:lvl w:ilvl="7">
-      <w:start w:val="4"/>
-      <w:numFmt w:val="lowerRoman"/>
-      <w:lvlText w:val="(%8)"/>
-      <w:lvlJc w:val="left"/>
-      <w:pPr>
-        <w:ind w:left="5760" w:hanging="360"/>
-      </w:pPr>
-    </w:lvl>
-    <w:lvl w:ilvl="8">
-      <w:start w:val="4"/>
-      <w:numFmt w:val="lowerRoman"/>
-      <w:lvlText w:val="(%9)"/>
-      <w:lvlJc w:val="left"/>
-      <w:pPr>
-        <w:ind w:left="6480" w:hanging="360"/>
-      </w:pPr>
-    </w:lvl>
-  </w:abstractNum>
-  <w:abstractNum w:abstractNumId="997322">
-    <w:nsid w:val="0A997322"/>
-    <w:multiLevelType w:val="multilevel"/>
-    <w:lvl w:ilvl="0">
-      <w:start w:val="22"/>
-      <w:numFmt w:val="lowerLetter"/>
-      <w:lvlText w:val="(%1)"/>
-      <w:lvlJc w:val="left"/>
-      <w:pPr>
-        <w:ind w:left="720" w:hanging="360"/>
-      </w:pPr>
-    </w:lvl>
-    <w:lvl w:ilvl="1">
-      <w:start w:val="22"/>
-      <w:numFmt w:val="lowerLetter"/>
-      <w:lvlText w:val="(%2)"/>
-      <w:lvlJc w:val="left"/>
-      <w:pPr>
-        <w:ind w:left="1440" w:hanging="360"/>
-      </w:pPr>
-    </w:lvl>
-    <w:lvl w:ilvl="2">
-      <w:start w:val="22"/>
-      <w:numFmt w:val="lowerLetter"/>
-      <w:lvlText w:val="(%3)"/>
-      <w:lvlJc w:val="left"/>
-      <w:pPr>
-        <w:ind w:left="2160" w:hanging="360"/>
-      </w:pPr>
-    </w:lvl>
-    <w:lvl w:ilvl="3">
-      <w:start w:val="22"/>
-      <w:numFmt w:val="lowerLetter"/>
-      <w:lvlText w:val="(%4)"/>
-      <w:lvlJc w:val="left"/>
-      <w:pPr>
-        <w:ind w:left="2880" w:hanging="360"/>
-      </w:pPr>
-    </w:lvl>
-    <w:lvl w:ilvl="4">
-      <w:start w:val="22"/>
-      <w:numFmt w:val="lowerLetter"/>
-      <w:lvlText w:val="(%5)"/>
-      <w:lvlJc w:val="left"/>
-      <w:pPr>
-        <w:ind w:left="3600" w:hanging="360"/>
-      </w:pPr>
-    </w:lvl>
-    <w:lvl w:ilvl="5">
-      <w:start w:val="22"/>
-      <w:numFmt w:val="lowerLetter"/>
-      <w:lvlText w:val="(%6)"/>
-      <w:lvlJc w:val="left"/>
-      <w:pPr>
-        <w:ind w:left="4320" w:hanging="360"/>
-      </w:pPr>
-    </w:lvl>
-    <w:lvl w:ilvl="6">
-      <w:start w:val="22"/>
-      <w:numFmt w:val="lowerLetter"/>
-      <w:lvlText w:val="(%7)"/>
-      <w:lvlJc w:val="left"/>
-      <w:pPr>
-        <w:ind w:left="5040" w:hanging="360"/>
-      </w:pPr>
-    </w:lvl>
-    <w:lvl w:ilvl="7">
-      <w:start w:val="22"/>
-      <w:numFmt w:val="lowerLetter"/>
-      <w:lvlText w:val="(%8)"/>
-      <w:lvlJc w:val="left"/>
-      <w:pPr>
-        <w:ind w:left="5760" w:hanging="360"/>
-      </w:pPr>
-    </w:lvl>
-    <w:lvl w:ilvl="8">
-      <w:start w:val="22"/>
-      <w:numFmt w:val="lowerLetter"/>
-      <w:lvlText w:val="(%9)"/>
-      <w:lvlJc w:val="left"/>
-      <w:pPr>
-        <w:ind w:left="6480" w:hanging="360"/>
-      </w:pPr>
-    </w:lvl>
-  </w:abstractNum>
-  <w:abstractNum w:abstractNumId="99536">
-    <w:nsid w:val="00A99536"/>
-    <w:multiLevelType w:val="multilevel"/>
-    <w:lvl w:ilvl="0">
-      <w:start w:val="6"/>
-      <w:numFmt w:val="lowerRoman"/>
-      <w:lvlText w:val="(%1)"/>
-      <w:lvlJc w:val="left"/>
-      <w:pPr>
-        <w:ind w:left="720" w:hanging="360"/>
-      </w:pPr>
-    </w:lvl>
-    <w:lvl w:ilvl="1">
-      <w:start w:val="6"/>
-      <w:numFmt w:val="lowerRoman"/>
-      <w:lvlText w:val="(%2)"/>
-      <w:lvlJc w:val="left"/>
-      <w:pPr>
-        <w:ind w:left="1440" w:hanging="360"/>
-      </w:pPr>
-    </w:lvl>
-    <w:lvl w:ilvl="2">
-      <w:start w:val="6"/>
-      <w:numFmt w:val="lowerRoman"/>
-      <w:lvlText w:val="(%3)"/>
-      <w:lvlJc w:val="left"/>
-      <w:pPr>
-        <w:ind w:left="2160" w:hanging="360"/>
-      </w:pPr>
-    </w:lvl>
-    <w:lvl w:ilvl="3">
-      <w:start w:val="6"/>
-      <w:numFmt w:val="lowerRoman"/>
-      <w:lvlText w:val="(%4)"/>
-      <w:lvlJc w:val="left"/>
-      <w:pPr>
-        <w:ind w:left="2880" w:hanging="360"/>
-      </w:pPr>
-    </w:lvl>
-    <w:lvl w:ilvl="4">
-      <w:start w:val="6"/>
-      <w:numFmt w:val="lowerRoman"/>
-      <w:lvlText w:val="(%5)"/>
-      <w:lvlJc w:val="left"/>
-      <w:pPr>
-        <w:ind w:left="3600" w:hanging="360"/>
-      </w:pPr>
-    </w:lvl>
-    <w:lvl w:ilvl="5">
-      <w:start w:val="6"/>
-      <w:numFmt w:val="lowerRoman"/>
-      <w:lvlText w:val="(%6)"/>
-      <w:lvlJc w:val="left"/>
-      <w:pPr>
-        <w:ind w:left="4320" w:hanging="360"/>
-      </w:pPr>
-    </w:lvl>
-    <w:lvl w:ilvl="6">
-      <w:start w:val="6"/>
-      <w:numFmt w:val="lowerRoman"/>
-      <w:lvlText w:val="(%7)"/>
-      <w:lvlJc w:val="left"/>
-      <w:pPr>
-        <w:ind w:left="5040" w:hanging="360"/>
-      </w:pPr>
-    </w:lvl>
-    <w:lvl w:ilvl="7">
-      <w:start w:val="6"/>
-      <w:numFmt w:val="lowerRoman"/>
-      <w:lvlText w:val="(%8)"/>
-      <w:lvlJc w:val="left"/>
-      <w:pPr>
-        <w:ind w:left="5760" w:hanging="360"/>
-      </w:pPr>
-    </w:lvl>
-    <w:lvl w:ilvl="8">
-      <w:start w:val="6"/>
-      <w:numFmt w:val="lowerRoman"/>
-      <w:lvlText w:val="(%9)"/>
-      <w:lvlJc w:val="left"/>
-      <w:pPr>
-        <w:ind w:left="6480" w:hanging="360"/>
-      </w:pPr>
-    </w:lvl>
-  </w:abstractNum>
-  <w:abstractNum w:abstractNumId="99537">
-    <w:nsid w:val="00A99537"/>
-    <w:multiLevelType w:val="multilevel"/>
-    <w:lvl w:ilvl="0">
-      <w:start w:val="7"/>
-      <w:numFmt w:val="lowerRoman"/>
-      <w:lvlText w:val="(%1)"/>
-      <w:lvlJc w:val="left"/>
-      <w:pPr>
-        <w:ind w:left="720" w:hanging="360"/>
-      </w:pPr>
-    </w:lvl>
-    <w:lvl w:ilvl="1">
-      <w:start w:val="7"/>
-      <w:numFmt w:val="lowerRoman"/>
-      <w:lvlText w:val="(%2)"/>
-      <w:lvlJc w:val="left"/>
-      <w:pPr>
-        <w:ind w:left="1440" w:hanging="360"/>
-      </w:pPr>
-    </w:lvl>
-    <w:lvl w:ilvl="2">
-      <w:start w:val="7"/>
-      <w:numFmt w:val="lowerRoman"/>
-      <w:lvlText w:val="(%3)"/>
-      <w:lvlJc w:val="left"/>
-      <w:pPr>
-        <w:ind w:left="2160" w:hanging="360"/>
-      </w:pPr>
-    </w:lvl>
-    <w:lvl w:ilvl="3">
-      <w:start w:val="7"/>
-      <w:numFmt w:val="lowerRoman"/>
-      <w:lvlText w:val="(%4)"/>
-      <w:lvlJc w:val="left"/>
-      <w:pPr>
-        <w:ind w:left="2880" w:hanging="360"/>
-      </w:pPr>
-    </w:lvl>
-    <w:lvl w:ilvl="4">
-      <w:start w:val="7"/>
-      <w:numFmt w:val="lowerRoman"/>
-      <w:lvlText w:val="(%5)"/>
-      <w:lvlJc w:val="left"/>
-      <w:pPr>
-        <w:ind w:left="3600" w:hanging="360"/>
-      </w:pPr>
-    </w:lvl>
-    <w:lvl w:ilvl="5">
-      <w:start w:val="7"/>
-      <w:numFmt w:val="lowerRoman"/>
-      <w:lvlText w:val="(%6)"/>
-      <w:lvlJc w:val="left"/>
-      <w:pPr>
-        <w:ind w:left="4320" w:hanging="360"/>
-      </w:pPr>
-    </w:lvl>
-    <w:lvl w:ilvl="6">
-      <w:start w:val="7"/>
-      <w:numFmt w:val="lowerRoman"/>
-      <w:lvlText w:val="(%7)"/>
-      <w:lvlJc w:val="left"/>
-      <w:pPr>
-        <w:ind w:left="5040" w:hanging="360"/>
-      </w:pPr>
-    </w:lvl>
-    <w:lvl w:ilvl="7">
-      <w:start w:val="7"/>
-      <w:numFmt w:val="lowerRoman"/>
-      <w:lvlText w:val="(%8)"/>
-      <w:lvlJc w:val="left"/>
-      <w:pPr>
-        <w:ind w:left="5760" w:hanging="360"/>
-      </w:pPr>
-    </w:lvl>
-    <w:lvl w:ilvl="8">
-      <w:start w:val="7"/>
-      <w:numFmt w:val="lowerRoman"/>
-      <w:lvlText w:val="(%9)"/>
-      <w:lvlJc w:val="left"/>
-      <w:pPr>
-        <w:ind w:left="6480" w:hanging="360"/>
-      </w:pPr>
-    </w:lvl>
-  </w:abstractNum>
-  <w:abstractNum w:abstractNumId="99538">
-    <w:nsid w:val="00A99538"/>
-    <w:multiLevelType w:val="multilevel"/>
-    <w:lvl w:ilvl="0">
-      <w:start w:val="8"/>
-      <w:numFmt w:val="lowerRoman"/>
-      <w:lvlText w:val="(%1)"/>
-      <w:lvlJc w:val="left"/>
-      <w:pPr>
-        <w:ind w:left="720" w:hanging="360"/>
-      </w:pPr>
-    </w:lvl>
-    <w:lvl w:ilvl="1">
-      <w:start w:val="8"/>
-      <w:numFmt w:val="lowerRoman"/>
-      <w:lvlText w:val="(%2)"/>
-      <w:lvlJc w:val="left"/>
-      <w:pPr>
-        <w:ind w:left="1440" w:hanging="360"/>
-      </w:pPr>
-    </w:lvl>
-    <w:lvl w:ilvl="2">
-      <w:start w:val="8"/>
-      <w:numFmt w:val="lowerRoman"/>
-      <w:lvlText w:val="(%3)"/>
-      <w:lvlJc w:val="left"/>
-      <w:pPr>
-        <w:ind w:left="2160" w:hanging="360"/>
-      </w:pPr>
-    </w:lvl>
-    <w:lvl w:ilvl="3">
-      <w:start w:val="8"/>
-      <w:numFmt w:val="lowerRoman"/>
-      <w:lvlText w:val="(%4)"/>
-      <w:lvlJc w:val="left"/>
-      <w:pPr>
-        <w:ind w:left="2880" w:hanging="360"/>
-      </w:pPr>
-    </w:lvl>
-    <w:lvl w:ilvl="4">
-      <w:start w:val="8"/>
-      <w:numFmt w:val="lowerRoman"/>
-      <w:lvlText w:val="(%5)"/>
-      <w:lvlJc w:val="left"/>
-      <w:pPr>
-        <w:ind w:left="3600" w:hanging="360"/>
-      </w:pPr>
-    </w:lvl>
-    <w:lvl w:ilvl="5">
-      <w:start w:val="8"/>
-      <w:numFmt w:val="lowerRoman"/>
-      <w:lvlText w:val="(%6)"/>
-      <w:lvlJc w:val="left"/>
-      <w:pPr>
-        <w:ind w:left="4320" w:hanging="360"/>
-      </w:pPr>
-    </w:lvl>
-    <w:lvl w:ilvl="6">
-      <w:start w:val="8"/>
-      <w:numFmt w:val="lowerRoman"/>
-      <w:lvlText w:val="(%7)"/>
-      <w:lvlJc w:val="left"/>
-      <w:pPr>
-        <w:ind w:left="5040" w:hanging="360"/>
-      </w:pPr>
-    </w:lvl>
-    <w:lvl w:ilvl="7">
-      <w:start w:val="8"/>
-      <w:numFmt w:val="lowerRoman"/>
-      <w:lvlText w:val="(%8)"/>
-      <w:lvlJc w:val="left"/>
-      <w:pPr>
-        <w:ind w:left="5760" w:hanging="360"/>
-      </w:pPr>
-    </w:lvl>
-    <w:lvl w:ilvl="8">
-      <w:start w:val="8"/>
-      <w:numFmt w:val="lowerRoman"/>
-      <w:lvlText w:val="(%9)"/>
-      <w:lvlJc w:val="left"/>
-      <w:pPr>
-        <w:ind w:left="6480" w:hanging="360"/>
-      </w:pPr>
-    </w:lvl>
-  </w:abstractNum>
-  <w:abstractNum w:abstractNumId="99539">
-    <w:nsid w:val="00A99539"/>
-    <w:multiLevelType w:val="multilevel"/>
-    <w:lvl w:ilvl="0">
-      <w:start w:val="9"/>
-      <w:numFmt w:val="lowerRoman"/>
-      <w:lvlText w:val="(%1)"/>
-      <w:lvlJc w:val="left"/>
-      <w:pPr>
-        <w:ind w:left="720" w:hanging="360"/>
-      </w:pPr>
-    </w:lvl>
-    <w:lvl w:ilvl="1">
-      <w:start w:val="9"/>
-      <w:numFmt w:val="lowerRoman"/>
-      <w:lvlText w:val="(%2)"/>
-      <w:lvlJc w:val="left"/>
-      <w:pPr>
-        <w:ind w:left="1440" w:hanging="360"/>
-      </w:pPr>
-    </w:lvl>
-    <w:lvl w:ilvl="2">
-      <w:start w:val="9"/>
-      <w:numFmt w:val="lowerRoman"/>
-      <w:lvlText w:val="(%3)"/>
-      <w:lvlJc w:val="left"/>
-      <w:pPr>
-        <w:ind w:left="2160" w:hanging="360"/>
-      </w:pPr>
-    </w:lvl>
-    <w:lvl w:ilvl="3">
-      <w:start w:val="9"/>
-      <w:numFmt w:val="lowerRoman"/>
-      <w:lvlText w:val="(%4)"/>
-      <w:lvlJc w:val="left"/>
-      <w:pPr>
-        <w:ind w:left="2880" w:hanging="360"/>
-      </w:pPr>
-    </w:lvl>
-    <w:lvl w:ilvl="4">
-      <w:start w:val="9"/>
-      <w:numFmt w:val="lowerRoman"/>
-      <w:lvlText w:val="(%5)"/>
-      <w:lvlJc w:val="left"/>
-      <w:pPr>
-        <w:ind w:left="3600" w:hanging="360"/>
-      </w:pPr>
-    </w:lvl>
-    <w:lvl w:ilvl="5">
-      <w:start w:val="9"/>
-      <w:numFmt w:val="lowerRoman"/>
-      <w:lvlText w:val="(%6)"/>
-      <w:lvlJc w:val="left"/>
-      <w:pPr>
-        <w:ind w:left="4320" w:hanging="360"/>
-      </w:pPr>
-    </w:lvl>
-    <w:lvl w:ilvl="6">
-      <w:start w:val="9"/>
-      <w:numFmt w:val="lowerRoman"/>
-      <w:lvlText w:val="(%7)"/>
-      <w:lvlJc w:val="left"/>
-      <w:pPr>
-        <w:ind w:left="5040" w:hanging="360"/>
-      </w:pPr>
-    </w:lvl>
-    <w:lvl w:ilvl="7">
-      <w:start w:val="9"/>
-      <w:numFmt w:val="lowerRoman"/>
-      <w:lvlText w:val="(%8)"/>
-      <w:lvlJc w:val="left"/>
-      <w:pPr>
-        <w:ind w:left="5760" w:hanging="360"/>
-      </w:pPr>
-    </w:lvl>
-    <w:lvl w:ilvl="8">
-      <w:start w:val="9"/>
-      <w:numFmt w:val="lowerRoman"/>
-      <w:lvlText w:val="(%9)"/>
-      <w:lvlJc w:val="left"/>
-      <w:pPr>
-        <w:ind w:left="6480" w:hanging="360"/>
-      </w:pPr>
-    </w:lvl>
-  </w:abstractNum>
-  <w:abstractNum w:abstractNumId="997324">
-    <w:nsid w:val="0A997324"/>
-    <w:multiLevelType w:val="multilevel"/>
-    <w:lvl w:ilvl="0">
-      <w:start w:val="24"/>
-      <w:numFmt w:val="lowerLetter"/>
-      <w:lvlText w:val="(%1)"/>
-      <w:lvlJc w:val="left"/>
-      <w:pPr>
-        <w:ind w:left="720" w:hanging="360"/>
-      </w:pPr>
-    </w:lvl>
-    <w:lvl w:ilvl="1">
-      <w:start w:val="24"/>
-      <w:numFmt w:val="lowerLetter"/>
-      <w:lvlText w:val="(%2)"/>
-      <w:lvlJc w:val="left"/>
-      <w:pPr>
-        <w:ind w:left="1440" w:hanging="360"/>
-      </w:pPr>
-    </w:lvl>
-    <w:lvl w:ilvl="2">
-      <w:start w:val="24"/>
-      <w:numFmt w:val="lowerLetter"/>
-      <w:lvlText w:val="(%3)"/>
-      <w:lvlJc w:val="left"/>
-      <w:pPr>
-        <w:ind w:left="2160" w:hanging="360"/>
-      </w:pPr>
-    </w:lvl>
-    <w:lvl w:ilvl="3">
-      <w:start w:val="24"/>
-      <w:numFmt w:val="lowerLetter"/>
-      <w:lvlText w:val="(%4)"/>
-      <w:lvlJc w:val="left"/>
-      <w:pPr>
-        <w:ind w:left="2880" w:hanging="360"/>
-      </w:pPr>
-    </w:lvl>
-    <w:lvl w:ilvl="4">
-      <w:start w:val="24"/>
-      <w:numFmt w:val="lowerLetter"/>
-      <w:lvlText w:val="(%5)"/>
-      <w:lvlJc w:val="left"/>
-      <w:pPr>
-        <w:ind w:left="3600" w:hanging="360"/>
-      </w:pPr>
-    </w:lvl>
-    <w:lvl w:ilvl="5">
-      <w:start w:val="24"/>
-      <w:numFmt w:val="lowerLetter"/>
-      <w:lvlText w:val="(%6)"/>
-      <w:lvlJc w:val="left"/>
-      <w:pPr>
-        <w:ind w:left="4320" w:hanging="360"/>
-      </w:pPr>
-    </w:lvl>
-    <w:lvl w:ilvl="6">
-      <w:start w:val="24"/>
-      <w:numFmt w:val="lowerLetter"/>
-      <w:lvlText w:val="(%7)"/>
-      <w:lvlJc w:val="left"/>
-      <w:pPr>
-        <w:ind w:left="5040" w:hanging="360"/>
-      </w:pPr>
-    </w:lvl>
-    <w:lvl w:ilvl="7">
-      <w:start w:val="24"/>
-      <w:numFmt w:val="lowerLetter"/>
-      <w:lvlText w:val="(%8)"/>
-      <w:lvlJc w:val="left"/>
-      <w:pPr>
-        <w:ind w:left="5760" w:hanging="360"/>
-      </w:pPr>
-    </w:lvl>
-    <w:lvl w:ilvl="8">
-      <w:start w:val="24"/>
-      <w:numFmt w:val="lowerLetter"/>
-      <w:lvlText w:val="(%9)"/>
-      <w:lvlJc w:val="left"/>
-      <w:pPr>
-        <w:ind w:left="6480" w:hanging="360"/>
-      </w:pPr>
-    </w:lvl>
-  </w:abstractNum>
-  <w:abstractNum w:abstractNumId="995311">
-    <w:nsid w:val="0A995311"/>
-    <w:multiLevelType w:val="multilevel"/>
-    <w:lvl w:ilvl="0">
-      <w:start w:val="11"/>
-      <w:numFmt w:val="lowerRoman"/>
-      <w:lvlText w:val="(%1)"/>
-      <w:lvlJc w:val="left"/>
-      <w:pPr>
-        <w:ind w:left="720" w:hanging="360"/>
-      </w:pPr>
-    </w:lvl>
-    <w:lvl w:ilvl="1">
-      <w:start w:val="11"/>
-      <w:numFmt w:val="lowerRoman"/>
-      <w:lvlText w:val="(%2)"/>
-      <w:lvlJc w:val="left"/>
-      <w:pPr>
-        <w:ind w:left="1440" w:hanging="360"/>
-      </w:pPr>
-    </w:lvl>
-    <w:lvl w:ilvl="2">
-      <w:start w:val="11"/>
-      <w:numFmt w:val="lowerRoman"/>
-      <w:lvlText w:val="(%3)"/>
-      <w:lvlJc w:val="left"/>
-      <w:pPr>
-        <w:ind w:left="2160" w:hanging="360"/>
-      </w:pPr>
-    </w:lvl>
-    <w:lvl w:ilvl="3">
-      <w:start w:val="11"/>
-      <w:numFmt w:val="lowerRoman"/>
-      <w:lvlText w:val="(%4)"/>
-      <w:lvlJc w:val="left"/>
-      <w:pPr>
-        <w:ind w:left="2880" w:hanging="360"/>
-      </w:pPr>
-    </w:lvl>
-    <w:lvl w:ilvl="4">
-      <w:start w:val="11"/>
-      <w:numFmt w:val="lowerRoman"/>
-      <w:lvlText w:val="(%5)"/>
-      <w:lvlJc w:val="left"/>
-      <w:pPr>
-        <w:ind w:left="3600" w:hanging="360"/>
-      </w:pPr>
-    </w:lvl>
-    <w:lvl w:ilvl="5">
-      <w:start w:val="11"/>
-      <w:numFmt w:val="lowerRoman"/>
-      <w:lvlText w:val="(%6)"/>
-      <w:lvlJc w:val="left"/>
-      <w:pPr>
-        <w:ind w:left="4320" w:hanging="360"/>
-      </w:pPr>
-    </w:lvl>
-    <w:lvl w:ilvl="6">
-      <w:start w:val="11"/>
-      <w:numFmt w:val="lowerRoman"/>
-      <w:lvlText w:val="(%7)"/>
-      <w:lvlJc w:val="left"/>
-      <w:pPr>
-        <w:ind w:left="5040" w:hanging="360"/>
-      </w:pPr>
-    </w:lvl>
-    <w:lvl w:ilvl="7">
-      <w:start w:val="11"/>
-      <w:numFmt w:val="lowerRoman"/>
-      <w:lvlText w:val="(%8)"/>
-      <w:lvlJc w:val="left"/>
-      <w:pPr>
-        <w:ind w:left="5760" w:hanging="360"/>
-      </w:pPr>
-    </w:lvl>
-    <w:lvl w:ilvl="8">
-      <w:start w:val="11"/>
-      <w:numFmt w:val="lowerRoman"/>
-      <w:lvlText w:val="(%9)"/>
-      <w:lvlJc w:val="left"/>
-      <w:pPr>
-        <w:ind w:left="6480" w:hanging="360"/>
-      </w:pPr>
-    </w:lvl>
-  </w:abstractNum>
   <w:num w:numId="1000">
     <w:abstractNumId w:val="990"/>
   </w:num>
@@ -4613,334 +3795,37 @@
     <w:abstractNumId w:val="991"/>
   </w:num>
   <w:num w:numId="1006">
-    <w:abstractNumId w:val="99531"/>
-    <w:lvlOverride w:ilvl="0">
-      <w:startOverride w:val="1"/>
-    </w:lvlOverride>
-    <w:lvlOverride w:ilvl="1">
-      <w:startOverride w:val="1"/>
-    </w:lvlOverride>
-    <w:lvlOverride w:ilvl="2">
-      <w:startOverride w:val="1"/>
-    </w:lvlOverride>
-    <w:lvlOverride w:ilvl="3">
-      <w:startOverride w:val="1"/>
-    </w:lvlOverride>
-    <w:lvlOverride w:ilvl="4">
-      <w:startOverride w:val="1"/>
-    </w:lvlOverride>
-    <w:lvlOverride w:ilvl="5">
-      <w:startOverride w:val="1"/>
-    </w:lvlOverride>
-    <w:lvlOverride w:ilvl="6">
-      <w:startOverride w:val="1"/>
-    </w:lvlOverride>
-    <w:lvlOverride w:ilvl="7">
-      <w:startOverride w:val="1"/>
-    </w:lvlOverride>
-    <w:lvlOverride w:ilvl="8">
-      <w:startOverride w:val="1"/>
-    </w:lvlOverride>
+    <w:abstractNumId w:val="991"/>
   </w:num>
   <w:num w:numId="1007">
-    <w:abstractNumId w:val="99532"/>
-    <w:lvlOverride w:ilvl="0">
-      <w:startOverride w:val="2"/>
-    </w:lvlOverride>
-    <w:lvlOverride w:ilvl="1">
-      <w:startOverride w:val="2"/>
-    </w:lvlOverride>
-    <w:lvlOverride w:ilvl="2">
-      <w:startOverride w:val="2"/>
-    </w:lvlOverride>
-    <w:lvlOverride w:ilvl="3">
-      <w:startOverride w:val="2"/>
-    </w:lvlOverride>
-    <w:lvlOverride w:ilvl="4">
-      <w:startOverride w:val="2"/>
-    </w:lvlOverride>
-    <w:lvlOverride w:ilvl="5">
-      <w:startOverride w:val="2"/>
-    </w:lvlOverride>
-    <w:lvlOverride w:ilvl="6">
-      <w:startOverride w:val="2"/>
-    </w:lvlOverride>
-    <w:lvlOverride w:ilvl="7">
-      <w:startOverride w:val="2"/>
-    </w:lvlOverride>
-    <w:lvlOverride w:ilvl="8">
-      <w:startOverride w:val="2"/>
-    </w:lvlOverride>
+    <w:abstractNumId w:val="991"/>
   </w:num>
   <w:num w:numId="1008">
-    <w:abstractNumId w:val="99533"/>
-    <w:lvlOverride w:ilvl="0">
-      <w:startOverride w:val="3"/>
-    </w:lvlOverride>
-    <w:lvlOverride w:ilvl="1">
-      <w:startOverride w:val="3"/>
-    </w:lvlOverride>
-    <w:lvlOverride w:ilvl="2">
-      <w:startOverride w:val="3"/>
-    </w:lvlOverride>
-    <w:lvlOverride w:ilvl="3">
-      <w:startOverride w:val="3"/>
-    </w:lvlOverride>
-    <w:lvlOverride w:ilvl="4">
-      <w:startOverride w:val="3"/>
-    </w:lvlOverride>
-    <w:lvlOverride w:ilvl="5">
-      <w:startOverride w:val="3"/>
-    </w:lvlOverride>
-    <w:lvlOverride w:ilvl="6">
-      <w:startOverride w:val="3"/>
-    </w:lvlOverride>
-    <w:lvlOverride w:ilvl="7">
-      <w:startOverride w:val="3"/>
-    </w:lvlOverride>
-    <w:lvlOverride w:ilvl="8">
-      <w:startOverride w:val="3"/>
-    </w:lvlOverride>
+    <w:abstractNumId w:val="991"/>
   </w:num>
   <w:num w:numId="1009">
-    <w:abstractNumId w:val="99534"/>
-    <w:lvlOverride w:ilvl="0">
-      <w:startOverride w:val="4"/>
-    </w:lvlOverride>
-    <w:lvlOverride w:ilvl="1">
-      <w:startOverride w:val="4"/>
-    </w:lvlOverride>
-    <w:lvlOverride w:ilvl="2">
-      <w:startOverride w:val="4"/>
-    </w:lvlOverride>
-    <w:lvlOverride w:ilvl="3">
-      <w:startOverride w:val="4"/>
-    </w:lvlOverride>
-    <w:lvlOverride w:ilvl="4">
-      <w:startOverride w:val="4"/>
-    </w:lvlOverride>
-    <w:lvlOverride w:ilvl="5">
-      <w:startOverride w:val="4"/>
-    </w:lvlOverride>
-    <w:lvlOverride w:ilvl="6">
-      <w:startOverride w:val="4"/>
-    </w:lvlOverride>
-    <w:lvlOverride w:ilvl="7">
-      <w:startOverride w:val="4"/>
-    </w:lvlOverride>
-    <w:lvlOverride w:ilvl="8">
-      <w:startOverride w:val="4"/>
-    </w:lvlOverride>
+    <w:abstractNumId w:val="991"/>
   </w:num>
   <w:num w:numId="1010">
-    <w:abstractNumId w:val="997322"/>
-    <w:lvlOverride w:ilvl="0">
-      <w:startOverride w:val="22"/>
-    </w:lvlOverride>
-    <w:lvlOverride w:ilvl="1">
-      <w:startOverride w:val="22"/>
-    </w:lvlOverride>
-    <w:lvlOverride w:ilvl="2">
-      <w:startOverride w:val="22"/>
-    </w:lvlOverride>
-    <w:lvlOverride w:ilvl="3">
-      <w:startOverride w:val="22"/>
-    </w:lvlOverride>
-    <w:lvlOverride w:ilvl="4">
-      <w:startOverride w:val="22"/>
-    </w:lvlOverride>
-    <w:lvlOverride w:ilvl="5">
-      <w:startOverride w:val="22"/>
-    </w:lvlOverride>
-    <w:lvlOverride w:ilvl="6">
-      <w:startOverride w:val="22"/>
-    </w:lvlOverride>
-    <w:lvlOverride w:ilvl="7">
-      <w:startOverride w:val="22"/>
-    </w:lvlOverride>
-    <w:lvlOverride w:ilvl="8">
-      <w:startOverride w:val="22"/>
-    </w:lvlOverride>
+    <w:abstractNumId w:val="991"/>
   </w:num>
   <w:num w:numId="1011">
-    <w:abstractNumId w:val="99536"/>
-    <w:lvlOverride w:ilvl="0">
-      <w:startOverride w:val="6"/>
-    </w:lvlOverride>
-    <w:lvlOverride w:ilvl="1">
-      <w:startOverride w:val="6"/>
-    </w:lvlOverride>
-    <w:lvlOverride w:ilvl="2">
-      <w:startOverride w:val="6"/>
-    </w:lvlOverride>
-    <w:lvlOverride w:ilvl="3">
-      <w:startOverride w:val="6"/>
-    </w:lvlOverride>
-    <w:lvlOverride w:ilvl="4">
-      <w:startOverride w:val="6"/>
-    </w:lvlOverride>
-    <w:lvlOverride w:ilvl="5">
-      <w:startOverride w:val="6"/>
-    </w:lvlOverride>
-    <w:lvlOverride w:ilvl="6">
-      <w:startOverride w:val="6"/>
-    </w:lvlOverride>
-    <w:lvlOverride w:ilvl="7">
-      <w:startOverride w:val="6"/>
-    </w:lvlOverride>
-    <w:lvlOverride w:ilvl="8">
-      <w:startOverride w:val="6"/>
-    </w:lvlOverride>
+    <w:abstractNumId w:val="991"/>
   </w:num>
   <w:num w:numId="1012">
-    <w:abstractNumId w:val="99537"/>
-    <w:lvlOverride w:ilvl="0">
-      <w:startOverride w:val="7"/>
-    </w:lvlOverride>
-    <w:lvlOverride w:ilvl="1">
-      <w:startOverride w:val="7"/>
-    </w:lvlOverride>
-    <w:lvlOverride w:ilvl="2">
-      <w:startOverride w:val="7"/>
-    </w:lvlOverride>
-    <w:lvlOverride w:ilvl="3">
-      <w:startOverride w:val="7"/>
-    </w:lvlOverride>
-    <w:lvlOverride w:ilvl="4">
-      <w:startOverride w:val="7"/>
-    </w:lvlOverride>
-    <w:lvlOverride w:ilvl="5">
-      <w:startOverride w:val="7"/>
-    </w:lvlOverride>
-    <w:lvlOverride w:ilvl="6">
-      <w:startOverride w:val="7"/>
-    </w:lvlOverride>
-    <w:lvlOverride w:ilvl="7">
-      <w:startOverride w:val="7"/>
-    </w:lvlOverride>
-    <w:lvlOverride w:ilvl="8">
-      <w:startOverride w:val="7"/>
-    </w:lvlOverride>
+    <w:abstractNumId w:val="991"/>
   </w:num>
   <w:num w:numId="1013">
-    <w:abstractNumId w:val="99538"/>
-    <w:lvlOverride w:ilvl="0">
-      <w:startOverride w:val="8"/>
-    </w:lvlOverride>
-    <w:lvlOverride w:ilvl="1">
-      <w:startOverride w:val="8"/>
-    </w:lvlOverride>
-    <w:lvlOverride w:ilvl="2">
-      <w:startOverride w:val="8"/>
-    </w:lvlOverride>
-    <w:lvlOverride w:ilvl="3">
-      <w:startOverride w:val="8"/>
-    </w:lvlOverride>
-    <w:lvlOverride w:ilvl="4">
-      <w:startOverride w:val="8"/>
-    </w:lvlOverride>
-    <w:lvlOverride w:ilvl="5">
-      <w:startOverride w:val="8"/>
-    </w:lvlOverride>
-    <w:lvlOverride w:ilvl="6">
-      <w:startOverride w:val="8"/>
-    </w:lvlOverride>
-    <w:lvlOverride w:ilvl="7">
-      <w:startOverride w:val="8"/>
-    </w:lvlOverride>
-    <w:lvlOverride w:ilvl="8">
-      <w:startOverride w:val="8"/>
-    </w:lvlOverride>
+    <w:abstractNumId w:val="991"/>
   </w:num>
   <w:num w:numId="1014">
-    <w:abstractNumId w:val="99539"/>
-    <w:lvlOverride w:ilvl="0">
-      <w:startOverride w:val="9"/>
-    </w:lvlOverride>
-    <w:lvlOverride w:ilvl="1">
-      <w:startOverride w:val="9"/>
-    </w:lvlOverride>
-    <w:lvlOverride w:ilvl="2">
-      <w:startOverride w:val="9"/>
-    </w:lvlOverride>
-    <w:lvlOverride w:ilvl="3">
-      <w:startOverride w:val="9"/>
-    </w:lvlOverride>
-    <w:lvlOverride w:ilvl="4">
-      <w:startOverride w:val="9"/>
-    </w:lvlOverride>
-    <w:lvlOverride w:ilvl="5">
-      <w:startOverride w:val="9"/>
-    </w:lvlOverride>
-    <w:lvlOverride w:ilvl="6">
-      <w:startOverride w:val="9"/>
-    </w:lvlOverride>
-    <w:lvlOverride w:ilvl="7">
-      <w:startOverride w:val="9"/>
-    </w:lvlOverride>
-    <w:lvlOverride w:ilvl="8">
-      <w:startOverride w:val="9"/>
-    </w:lvlOverride>
+    <w:abstractNumId w:val="991"/>
   </w:num>
   <w:num w:numId="1015">
-    <w:abstractNumId w:val="997324"/>
-    <w:lvlOverride w:ilvl="0">
-      <w:startOverride w:val="24"/>
-    </w:lvlOverride>
-    <w:lvlOverride w:ilvl="1">
-      <w:startOverride w:val="24"/>
-    </w:lvlOverride>
-    <w:lvlOverride w:ilvl="2">
-      <w:startOverride w:val="24"/>
-    </w:lvlOverride>
-    <w:lvlOverride w:ilvl="3">
-      <w:startOverride w:val="24"/>
-    </w:lvlOverride>
-    <w:lvlOverride w:ilvl="4">
-      <w:startOverride w:val="24"/>
-    </w:lvlOverride>
-    <w:lvlOverride w:ilvl="5">
-      <w:startOverride w:val="24"/>
-    </w:lvlOverride>
-    <w:lvlOverride w:ilvl="6">
-      <w:startOverride w:val="24"/>
-    </w:lvlOverride>
-    <w:lvlOverride w:ilvl="7">
-      <w:startOverride w:val="24"/>
-    </w:lvlOverride>
-    <w:lvlOverride w:ilvl="8">
-      <w:startOverride w:val="24"/>
-    </w:lvlOverride>
+    <w:abstractNumId w:val="991"/>
   </w:num>
   <w:num w:numId="1016">
-    <w:abstractNumId w:val="995311"/>
-    <w:lvlOverride w:ilvl="0">
-      <w:startOverride w:val="11"/>
-    </w:lvlOverride>
-    <w:lvlOverride w:ilvl="1">
-      <w:startOverride w:val="11"/>
-    </w:lvlOverride>
-    <w:lvlOverride w:ilvl="2">
-      <w:startOverride w:val="11"/>
-    </w:lvlOverride>
-    <w:lvlOverride w:ilvl="3">
-      <w:startOverride w:val="11"/>
-    </w:lvlOverride>
-    <w:lvlOverride w:ilvl="4">
-      <w:startOverride w:val="11"/>
-    </w:lvlOverride>
-    <w:lvlOverride w:ilvl="5">
-      <w:startOverride w:val="11"/>
-    </w:lvlOverride>
-    <w:lvlOverride w:ilvl="6">
-      <w:startOverride w:val="11"/>
-    </w:lvlOverride>
-    <w:lvlOverride w:ilvl="7">
-      <w:startOverride w:val="11"/>
-    </w:lvlOverride>
-    <w:lvlOverride w:ilvl="8">
-      <w:startOverride w:val="11"/>
-    </w:lvlOverride>
+    <w:abstractNumId w:val="991"/>
   </w:num>
   <w:num w:numId="1017">
     <w:abstractNumId w:val="991"/>
@@ -4955,39 +3840,6 @@
     <w:abstractNumId w:val="991"/>
   </w:num>
   <w:num w:numId="1021">
-    <w:abstractNumId w:val="991"/>
-  </w:num>
-  <w:num w:numId="1022">
-    <w:abstractNumId w:val="991"/>
-  </w:num>
-  <w:num w:numId="1023">
-    <w:abstractNumId w:val="991"/>
-  </w:num>
-  <w:num w:numId="1024">
-    <w:abstractNumId w:val="991"/>
-  </w:num>
-  <w:num w:numId="1025">
-    <w:abstractNumId w:val="991"/>
-  </w:num>
-  <w:num w:numId="1026">
-    <w:abstractNumId w:val="991"/>
-  </w:num>
-  <w:num w:numId="1027">
-    <w:abstractNumId w:val="991"/>
-  </w:num>
-  <w:num w:numId="1028">
-    <w:abstractNumId w:val="991"/>
-  </w:num>
-  <w:num w:numId="1029">
-    <w:abstractNumId w:val="991"/>
-  </w:num>
-  <w:num w:numId="1030">
-    <w:abstractNumId w:val="991"/>
-  </w:num>
-  <w:num w:numId="1031">
-    <w:abstractNumId w:val="991"/>
-  </w:num>
-  <w:num w:numId="1032">
     <w:abstractNumId w:val="991"/>
   </w:num>
 </w:numbering>

--- a/chuyenDe/RW/docx/raw47/Reading/Level1/W5.docx
+++ b/chuyenDe/RW/docx/raw47/Reading/Level1/W5.docx
@@ -4109,6 +4109,42 @@
       </w:rPr>
     </w:tblStylePr>
   </w:style>
+  <w:style w:styleId="CDChoiceTable" w:type="table">
+    <w:name w:val="CDChoiceTable"/>
+    <w:basedOn w:val="TableNormal"/>
+    <w:tblPr>
+      <w:tblW w:type="pct" w:w="5000"/>
+      <w:tblInd w:type="dxa" w:w="240"/>
+      <w:tblLayout w:type="autofit"/>
+      <w:tblBorders>
+        <w:top w:color="1F4E79" w:space="0" w:sz="10" w:val="single"/>
+        <w:left w:color="1F4E79" w:space="0" w:sz="10" w:val="single"/>
+        <w:bottom w:color="1F4E79" w:space="0" w:sz="10" w:val="single"/>
+        <w:right w:color="1F4E79" w:space="0" w:sz="10" w:val="single"/>
+        <w:insideH w:color="D0D0D0" w:space="0" w:sz="6" w:val="single"/>
+        <w:insideV w:color="D0D0D0" w:space="0" w:sz="6" w:val="single"/>
+      </w:tblBorders>
+      <w:tblCellMar>
+        <w:top w:type="dxa" w:w="80"/>
+        <w:left w:type="dxa" w:w="120"/>
+        <w:bottom w:type="dxa" w:w="80"/>
+        <w:right w:type="dxa" w:w="120"/>
+      </w:tblCellMar>
+    </w:tblPr>
+    <w:tblStylePr w:type="firstColumn">
+      <w:rPr>
+        <w:rFonts w:ascii="Latin Modern Sans" w:cs="Latin Modern Sans" w:hAnsi="Latin Modern Sans"/>
+        <w:b/>
+        <w:color w:val="1F4E79"/>
+      </w:rPr>
+    </w:tblStylePr>
+    <w:tblStylePr w:type="firstRow">
+      <w:rPr>
+        <w:rFonts w:ascii="Latin Modern Sans" w:cs="Latin Modern Sans" w:hAnsi="Latin Modern Sans"/>
+        <w:b/>
+      </w:rPr>
+    </w:tblStylePr>
+  </w:style>
   <w:style w:styleId="CDAnswerTable" w:type="table">
     <w:name w:val="CDAnswerTable"/>
     <w:basedOn w:val="TableNormal"/>

--- a/chuyenDe/RW/docx/raw47/Reading/Level1/W5.docx
+++ b/chuyenDe/RW/docx/raw47/Reading/Level1/W5.docx
@@ -3179,6 +3179,1498 @@
     </ns0:tbl>
     <ns0:bookmarkEnd ns0:id="29"/>
     <ns0:bookmarkEnd ns0:id="30"/>
+    <ns0:bookmarkStart ns0:id="31" ns0:name="bảng-đáp-án-tổng-hợp"/>
+    <ns0:p>
+      <ns0:pPr>
+        <ns0:pStyle ns0:val="Heading2"/>
+      </ns0:pPr>
+      <ns0:r>
+        <ns0:t xml:space="preserve">Bảng đáp án tổng hợp</ns0:t>
+      </ns0:r>
+    </ns0:p>
+    <ns0:tbl>
+      <ns0:tblPr>
+        <ns0:tblStyle ns0:val="CDAnswerKeyTable"/>
+        <ns0:tblW ns0:type="dxa" ns0:w="9732"/>
+        <ns0:tblLayout ns0:type="autofit"/>
+        <ns0:tblLook ns0:firstRow="1" ns0:lastRow="0" ns0:firstColumn="0" ns0:lastColumn="0" ns0:noHBand="0" ns0:noVBand="0" ns0:val="0020"/>
+        <ns0:tblInd ns0:type="dxa" ns0:w="240"/>
+      </ns0:tblPr>
+      <ns0:tblGrid>
+        <ns0:gridCol ns0:w="1751"/>
+        <ns0:gridCol ns0:w="7981"/>
+      </ns0:tblGrid>
+      <ns0:tr>
+        <ns0:trPr>
+          <ns0:tblHeader ns0:val="on"/>
+        </ns0:trPr>
+        <ns0:tc>
+          <ns0:tcPr/>
+          <ns0:p>
+            <ns0:pPr>
+              <ns0:pStyle ns0:val="Compact"/>
+            </ns0:pPr>
+            <ns0:r>
+              <ns0:t xml:space="preserve">Câu</ns0:t>
+            </ns0:r>
+          </ns0:p>
+        </ns0:tc>
+        <ns0:tc>
+          <ns0:tcPr/>
+          <ns0:p>
+            <ns0:pPr>
+              <ns0:pStyle ns0:val="Compact"/>
+            </ns0:pPr>
+            <ns0:r>
+              <ns0:t xml:space="preserve">Đáp án</ns0:t>
+            </ns0:r>
+          </ns0:p>
+        </ns0:tc>
+      </ns0:tr>
+      <ns0:tr>
+        <ns0:tc>
+          <ns0:tcPr/>
+          <ns0:p>
+            <ns0:pPr>
+              <ns0:pStyle ns0:val="Compact"/>
+            </ns0:pPr>
+            <ns0:r>
+              <ns0:rPr>
+                <ns0:b/>
+                <ns0:bCs/>
+              </ns0:rPr>
+              <ns0:t xml:space="preserve">14</ns0:t>
+            </ns0:r>
+          </ns0:p>
+        </ns0:tc>
+        <ns0:tc>
+          <ns0:tcPr/>
+          <ns0:p>
+            <ns0:pPr>
+              <ns0:pStyle ns0:val="Compact"/>
+            </ns0:pPr>
+            <ns0:r>
+              <ns0:rPr>
+                <ns0:b/>
+                <ns0:bCs/>
+              </ns0:rPr>
+              <ns0:t xml:space="preserve">x</ns0:t>
+            </ns0:r>
+          </ns0:p>
+        </ns0:tc>
+      </ns0:tr>
+      <ns0:tr>
+        <ns0:tc>
+          <ns0:tcPr/>
+          <ns0:p>
+            <ns0:pPr>
+              <ns0:pStyle ns0:val="Compact"/>
+            </ns0:pPr>
+            <ns0:r>
+              <ns0:rPr>
+                <ns0:b/>
+                <ns0:bCs/>
+              </ns0:rPr>
+              <ns0:t xml:space="preserve">15</ns0:t>
+            </ns0:r>
+          </ns0:p>
+        </ns0:tc>
+        <ns0:tc>
+          <ns0:tcPr/>
+          <ns0:p>
+            <ns0:pPr>
+              <ns0:pStyle ns0:val="Compact"/>
+            </ns0:pPr>
+            <ns0:r>
+              <ns0:rPr>
+                <ns0:b/>
+                <ns0:bCs/>
+              </ns0:rPr>
+              <ns0:t xml:space="preserve">i</ns0:t>
+            </ns0:r>
+          </ns0:p>
+        </ns0:tc>
+      </ns0:tr>
+      <ns0:tr>
+        <ns0:tc>
+          <ns0:tcPr/>
+          <ns0:p>
+            <ns0:pPr>
+              <ns0:pStyle ns0:val="Compact"/>
+            </ns0:pPr>
+            <ns0:r>
+              <ns0:rPr>
+                <ns0:b/>
+                <ns0:bCs/>
+              </ns0:rPr>
+              <ns0:t xml:space="preserve">16</ns0:t>
+            </ns0:r>
+          </ns0:p>
+        </ns0:tc>
+        <ns0:tc>
+          <ns0:tcPr/>
+          <ns0:p>
+            <ns0:pPr>
+              <ns0:pStyle ns0:val="Compact"/>
+            </ns0:pPr>
+            <ns0:r>
+              <ns0:rPr>
+                <ns0:b/>
+                <ns0:bCs/>
+              </ns0:rPr>
+              <ns0:t xml:space="preserve">iii</ns0:t>
+            </ns0:r>
+          </ns0:p>
+        </ns0:tc>
+      </ns0:tr>
+      <ns0:tr>
+        <ns0:tc>
+          <ns0:tcPr/>
+          <ns0:p>
+            <ns0:pPr>
+              <ns0:pStyle ns0:val="Compact"/>
+            </ns0:pPr>
+            <ns0:r>
+              <ns0:rPr>
+                <ns0:b/>
+                <ns0:bCs/>
+              </ns0:rPr>
+              <ns0:t xml:space="preserve">17</ns0:t>
+            </ns0:r>
+          </ns0:p>
+        </ns0:tc>
+        <ns0:tc>
+          <ns0:tcPr/>
+          <ns0:p>
+            <ns0:pPr>
+              <ns0:pStyle ns0:val="Compact"/>
+            </ns0:pPr>
+            <ns0:r>
+              <ns0:rPr>
+                <ns0:b/>
+                <ns0:bCs/>
+              </ns0:rPr>
+              <ns0:t xml:space="preserve">v</ns0:t>
+            </ns0:r>
+          </ns0:p>
+        </ns0:tc>
+      </ns0:tr>
+      <ns0:tr>
+        <ns0:tc>
+          <ns0:tcPr/>
+          <ns0:p>
+            <ns0:pPr>
+              <ns0:pStyle ns0:val="Compact"/>
+            </ns0:pPr>
+            <ns0:r>
+              <ns0:rPr>
+                <ns0:b/>
+                <ns0:bCs/>
+              </ns0:rPr>
+              <ns0:t xml:space="preserve">18</ns0:t>
+            </ns0:r>
+          </ns0:p>
+        </ns0:tc>
+        <ns0:tc>
+          <ns0:tcPr/>
+          <ns0:p>
+            <ns0:pPr>
+              <ns0:pStyle ns0:val="Compact"/>
+            </ns0:pPr>
+            <ns0:r>
+              <ns0:rPr>
+                <ns0:b/>
+                <ns0:bCs/>
+              </ns0:rPr>
+              <ns0:t xml:space="preserve">ii</ns0:t>
+            </ns0:r>
+          </ns0:p>
+        </ns0:tc>
+      </ns0:tr>
+      <ns0:tr>
+        <ns0:tc>
+          <ns0:tcPr/>
+          <ns0:p>
+            <ns0:pPr>
+              <ns0:pStyle ns0:val="Compact"/>
+            </ns0:pPr>
+            <ns0:r>
+              <ns0:rPr>
+                <ns0:b/>
+                <ns0:bCs/>
+              </ns0:rPr>
+              <ns0:t xml:space="preserve">19</ns0:t>
+            </ns0:r>
+          </ns0:p>
+        </ns0:tc>
+        <ns0:tc>
+          <ns0:tcPr/>
+          <ns0:p>
+            <ns0:pPr>
+              <ns0:pStyle ns0:val="Compact"/>
+            </ns0:pPr>
+            <ns0:r>
+              <ns0:rPr>
+                <ns0:b/>
+                <ns0:bCs/>
+              </ns0:rPr>
+              <ns0:t xml:space="preserve">xi</ns0:t>
+            </ns0:r>
+          </ns0:p>
+        </ns0:tc>
+      </ns0:tr>
+      <ns0:tr>
+        <ns0:tc>
+          <ns0:tcPr/>
+          <ns0:p>
+            <ns0:pPr>
+              <ns0:pStyle ns0:val="Compact"/>
+            </ns0:pPr>
+            <ns0:r>
+              <ns0:rPr>
+                <ns0:b/>
+                <ns0:bCs/>
+              </ns0:rPr>
+              <ns0:t xml:space="preserve">20</ns0:t>
+            </ns0:r>
+          </ns0:p>
+        </ns0:tc>
+        <ns0:tc>
+          <ns0:tcPr/>
+          <ns0:p>
+            <ns0:pPr>
+              <ns0:pStyle ns0:val="Compact"/>
+            </ns0:pPr>
+            <ns0:r>
+              <ns0:rPr>
+                <ns0:b/>
+                <ns0:bCs/>
+              </ns0:rPr>
+              <ns0:t xml:space="preserve">viii</ns0:t>
+            </ns0:r>
+          </ns0:p>
+        </ns0:tc>
+      </ns0:tr>
+      <ns0:tr>
+        <ns0:tc>
+          <ns0:tcPr/>
+          <ns0:p>
+            <ns0:pPr>
+              <ns0:pStyle ns0:val="Compact"/>
+            </ns0:pPr>
+            <ns0:r>
+              <ns0:rPr>
+                <ns0:b/>
+                <ns0:bCs/>
+              </ns0:rPr>
+              <ns0:t xml:space="preserve">21</ns0:t>
+            </ns0:r>
+          </ns0:p>
+        </ns0:tc>
+        <ns0:tc>
+          <ns0:tcPr/>
+          <ns0:p>
+            <ns0:pPr>
+              <ns0:pStyle ns0:val="Compact"/>
+            </ns0:pPr>
+            <ns0:r>
+              <ns0:rPr>
+                <ns0:b/>
+                <ns0:bCs/>
+              </ns0:rPr>
+              <ns0:t xml:space="preserve">5 million</ns0:t>
+            </ns0:r>
+          </ns0:p>
+        </ns0:tc>
+      </ns0:tr>
+      <ns0:tr>
+        <ns0:tc>
+          <ns0:tcPr/>
+          <ns0:p>
+            <ns0:pPr>
+              <ns0:pStyle ns0:val="Compact"/>
+            </ns0:pPr>
+            <ns0:r>
+              <ns0:rPr>
+                <ns0:b/>
+                <ns0:bCs/>
+              </ns0:rPr>
+              <ns0:t xml:space="preserve">22</ns0:t>
+            </ns0:r>
+          </ns0:p>
+        </ns0:tc>
+        <ns0:tc>
+          <ns0:tcPr/>
+          <ns0:p>
+            <ns0:pPr>
+              <ns0:pStyle ns0:val="Compact"/>
+            </ns0:pPr>
+            <ns0:r>
+              <ns0:rPr>
+                <ns0:b/>
+                <ns0:bCs/>
+              </ns0:rPr>
+              <ns0:t xml:space="preserve">store</ns0:t>
+            </ns0:r>
+          </ns0:p>
+        </ns0:tc>
+      </ns0:tr>
+      <ns0:tr>
+        <ns0:tc>
+          <ns0:tcPr/>
+          <ns0:p>
+            <ns0:pPr>
+              <ns0:pStyle ns0:val="Compact"/>
+            </ns0:pPr>
+            <ns0:r>
+              <ns0:rPr>
+                <ns0:b/>
+                <ns0:bCs/>
+              </ns0:rPr>
+              <ns0:t xml:space="preserve">23</ns0:t>
+            </ns0:r>
+          </ns0:p>
+        </ns0:tc>
+        <ns0:tc>
+          <ns0:tcPr/>
+          <ns0:p>
+            <ns0:pPr>
+              <ns0:pStyle ns0:val="Compact"/>
+            </ns0:pPr>
+            <ns0:r>
+              <ns0:rPr>
+                <ns0:b/>
+                <ns0:bCs/>
+              </ns0:rPr>
+              <ns0:t xml:space="preserve">landslides</ns0:t>
+            </ns0:r>
+          </ns0:p>
+        </ns0:tc>
+      </ns0:tr>
+      <ns0:tr>
+        <ns0:tc>
+          <ns0:tcPr/>
+          <ns0:p>
+            <ns0:pPr>
+              <ns0:pStyle ns0:val="Compact"/>
+            </ns0:pPr>
+            <ns0:r>
+              <ns0:rPr>
+                <ns0:b/>
+                <ns0:bCs/>
+              </ns0:rPr>
+              <ns0:t xml:space="preserve">24</ns0:t>
+            </ns0:r>
+          </ns0:p>
+        </ns0:tc>
+        <ns0:tc>
+          <ns0:tcPr/>
+          <ns0:p>
+            <ns0:pPr>
+              <ns0:pStyle ns0:val="Compact"/>
+            </ns0:pPr>
+            <ns0:r>
+              <ns0:rPr>
+                <ns0:b/>
+                <ns0:bCs/>
+              </ns0:rPr>
+              <ns0:t xml:space="preserve">emissions</ns0:t>
+            </ns0:r>
+          </ns0:p>
+        </ns0:tc>
+      </ns0:tr>
+      <ns0:tr>
+        <ns0:tc>
+          <ns0:tcPr/>
+          <ns0:p>
+            <ns0:pPr>
+              <ns0:pStyle ns0:val="Compact"/>
+            </ns0:pPr>
+            <ns0:r>
+              <ns0:rPr>
+                <ns0:b/>
+                <ns0:bCs/>
+              </ns0:rPr>
+              <ns0:t xml:space="preserve">25</ns0:t>
+            </ns0:r>
+          </ns0:p>
+        </ns0:tc>
+        <ns0:tc>
+          <ns0:tcPr/>
+          <ns0:p>
+            <ns0:pPr>
+              <ns0:pStyle ns0:val="Compact"/>
+            </ns0:pPr>
+            <ns0:r>
+              <ns0:rPr>
+                <ns0:b/>
+                <ns0:bCs/>
+              </ns0:rPr>
+              <ns0:t xml:space="preserve">management</ns0:t>
+            </ns0:r>
+          </ns0:p>
+        </ns0:tc>
+      </ns0:tr>
+      <ns0:tr>
+        <ns0:tc>
+          <ns0:tcPr/>
+          <ns0:p>
+            <ns0:pPr>
+              <ns0:pStyle ns0:val="Compact"/>
+            </ns0:pPr>
+            <ns0:r>
+              <ns0:rPr>
+                <ns0:b/>
+                <ns0:bCs/>
+              </ns0:rPr>
+              <ns0:t xml:space="preserve">26</ns0:t>
+            </ns0:r>
+          </ns0:p>
+        </ns0:tc>
+        <ns0:tc>
+          <ns0:tcPr/>
+          <ns0:p>
+            <ns0:pPr>
+              <ns0:pStyle ns0:val="Compact"/>
+            </ns0:pPr>
+            <ns0:r>
+              <ns0:rPr>
+                <ns0:b/>
+                <ns0:bCs/>
+              </ns0:rPr>
+              <ns0:t xml:space="preserve">reverse</ns0:t>
+            </ns0:r>
+          </ns0:p>
+        </ns0:tc>
+      </ns0:tr>
+    </ns0:tbl>
+    <ns0:bookmarkEnd ns0:id="31"/>
+    <ns0:bookmarkStart ns0:id="32" ns0:name="tổng-hợp-từ-vựng"/>
+    <ns0:p>
+      <ns0:pPr>
+        <ns0:pStyle ns0:val="Heading2"/>
+      </ns0:pPr>
+      <ns0:r>
+        <ns0:t xml:space="preserve">Tổng hợp từ vựng</ns0:t>
+      </ns0:r>
+    </ns0:p>
+    <ns0:tbl>
+      <ns0:tblPr>
+        <ns0:tblStyle ns0:val="CDReadingVocabTable"/>
+        <ns0:tblW ns0:type="dxa" ns0:w="9732"/>
+        <ns0:tblLayout ns0:type="autofit"/>
+        <ns0:tblLook ns0:firstRow="1" ns0:lastRow="0" ns0:firstColumn="0" ns0:lastColumn="0" ns0:noHBand="0" ns0:noVBand="0" ns0:val="0020"/>
+        <ns0:tblInd ns0:type="dxa" ns0:w="240"/>
+      </ns0:tblPr>
+      <ns0:tblGrid>
+        <ns0:gridCol ns0:w="2335"/>
+        <ns0:gridCol ns0:w="1362"/>
+        <ns0:gridCol ns0:w="3894"/>
+        <ns0:gridCol ns0:w="2141"/>
+      </ns0:tblGrid>
+      <ns0:tr>
+        <ns0:trPr>
+          <ns0:tblHeader ns0:val="on"/>
+        </ns0:trPr>
+        <ns0:tc>
+          <ns0:tcPr/>
+          <ns0:p>
+            <ns0:pPr>
+              <ns0:pStyle ns0:val="Compact"/>
+            </ns0:pPr>
+            <ns0:r>
+              <ns0:t xml:space="preserve">Từ vựng (Từ loại)</ns0:t>
+            </ns0:r>
+          </ns0:p>
+        </ns0:tc>
+        <ns0:tc>
+          <ns0:tcPr/>
+          <ns0:p>
+            <ns0:pPr>
+              <ns0:pStyle ns0:val="Compact"/>
+            </ns0:pPr>
+            <ns0:r>
+              <ns0:t xml:space="preserve">Phiên âm</ns0:t>
+            </ns0:r>
+          </ns0:p>
+        </ns0:tc>
+        <ns0:tc>
+          <ns0:tcPr/>
+          <ns0:p>
+            <ns0:pPr>
+              <ns0:pStyle ns0:val="Compact"/>
+            </ns0:pPr>
+            <ns0:r>
+              <ns0:t xml:space="preserve">Nghĩa tiếng Anh (Giải thích chi tiết nghĩa tiếng Việt)</ns0:t>
+            </ns0:r>
+          </ns0:p>
+        </ns0:tc>
+        <ns0:tc>
+          <ns0:tcPr/>
+          <ns0:p>
+            <ns0:pPr>
+              <ns0:pStyle ns0:val="Compact"/>
+            </ns0:pPr>
+            <ns0:r>
+              <ns0:t xml:space="preserve">Ví dụ minh họa</ns0:t>
+            </ns0:r>
+          </ns0:p>
+        </ns0:tc>
+      </ns0:tr>
+      <ns0:tr>
+        <ns0:tc>
+          <ns0:tcPr/>
+          <ns0:p>
+            <ns0:pPr>
+              <ns0:pStyle ns0:val="Compact"/>
+            </ns0:pPr>
+            <ns0:r>
+              <ns0:rPr>
+                <ns0:b/>
+                <ns0:bCs/>
+              </ns0:rPr>
+              <ns0:t xml:space="preserve">deforestation</ns0:t>
+            </ns0:r>
+            <ns0:r>
+              <ns0:t xml:space="preserve"> </ns0:t>
+            </ns0:r>
+            <ns0:r>
+              <ns0:t xml:space="preserve">(n)</ns0:t>
+            </ns0:r>
+          </ns0:p>
+        </ns0:tc>
+        <ns0:tc>
+          <ns0:tcPr/>
+          <ns0:p>
+            <ns0:pPr>
+              <ns0:pStyle ns0:val="Compact"/>
+            </ns0:pPr>
+            <ns0:r>
+              <ns0:t xml:space="preserve">/ˌdiːˌfɒr.ɪˈsteɪ.ʃən/</ns0:t>
+            </ns0:r>
+          </ns0:p>
+        </ns0:tc>
+        <ns0:tc>
+          <ns0:tcPr/>
+          <ns0:p>
+            <ns0:pPr>
+              <ns0:pStyle ns0:val="Compact"/>
+            </ns0:pPr>
+            <ns0:r>
+              <ns0:t xml:space="preserve">the cutting down of trees in a large area; the destruction of forests by people (sự phá rừng, sự chặt phá rừng)</ns0:t>
+            </ns0:r>
+          </ns0:p>
+        </ns0:tc>
+        <ns0:tc>
+          <ns0:tcPr/>
+          <ns0:p>
+            <ns0:pPr>
+              <ns0:pStyle ns0:val="Compact"/>
+            </ns0:pPr>
+            <ns0:r>
+              <ns0:t xml:space="preserve">Every year it is estimated that roughly 5.2 million hectares of the forest is lost worldwide due to deforestation.</ns0:t>
+            </ns0:r>
+          </ns0:p>
+        </ns0:tc>
+      </ns0:tr>
+      <ns0:tr>
+        <ns0:tc>
+          <ns0:tcPr/>
+          <ns0:p>
+            <ns0:pPr>
+              <ns0:pStyle ns0:val="Compact"/>
+            </ns0:pPr>
+            <ns0:r>
+              <ns0:rPr>
+                <ns0:b/>
+                <ns0:bCs/>
+              </ns0:rPr>
+              <ns0:t xml:space="preserve">erosion</ns0:t>
+            </ns0:r>
+            <ns0:r>
+              <ns0:t xml:space="preserve"> </ns0:t>
+            </ns0:r>
+            <ns0:r>
+              <ns0:t xml:space="preserve">(n)</ns0:t>
+            </ns0:r>
+          </ns0:p>
+        </ns0:tc>
+        <ns0:tc>
+          <ns0:tcPr/>
+          <ns0:p>
+            <ns0:pPr>
+              <ns0:pStyle ns0:val="Compact"/>
+            </ns0:pPr>
+            <ns0:r>
+              <ns0:t xml:space="preserve">/ɪˈrəʊ.ʒən/</ns0:t>
+            </ns0:r>
+          </ns0:p>
+        </ns0:tc>
+        <ns0:tc>
+          <ns0:tcPr/>
+          <ns0:p>
+            <ns0:pPr>
+              <ns0:pStyle ns0:val="Compact"/>
+            </ns0:pPr>
+            <ns0:r>
+              <ns0:t xml:space="preserve">the process by which the surface of the earth is worn away by the action of water, glaciers, winds, waves, etc. (sự xói mòn đất)</ns0:t>
+            </ns0:r>
+          </ns0:p>
+        </ns0:tc>
+        <ns0:tc>
+          <ns0:tcPr/>
+          <ns0:p>
+            <ns0:pPr>
+              <ns0:pStyle ns0:val="Compact"/>
+            </ns0:pPr>
+            <ns0:r>
+              <ns0:t xml:space="preserve">The trees hold the soil together, preventing erosion.</ns0:t>
+            </ns0:r>
+          </ns0:p>
+        </ns0:tc>
+      </ns0:tr>
+      <ns0:tr>
+        <ns0:tc>
+          <ns0:tcPr/>
+          <ns0:p>
+            <ns0:pPr>
+              <ns0:pStyle ns0:val="Compact"/>
+            </ns0:pPr>
+            <ns0:r>
+              <ns0:rPr>
+                <ns0:b/>
+                <ns0:bCs/>
+              </ns0:rPr>
+              <ns0:t xml:space="preserve">precipitation</ns0:t>
+            </ns0:r>
+            <ns0:r>
+              <ns0:t xml:space="preserve"> </ns0:t>
+            </ns0:r>
+            <ns0:r>
+              <ns0:t xml:space="preserve">(n)</ns0:t>
+            </ns0:r>
+          </ns0:p>
+        </ns0:tc>
+        <ns0:tc>
+          <ns0:tcPr/>
+          <ns0:p>
+            <ns0:pPr>
+              <ns0:pStyle ns0:val="Compact"/>
+            </ns0:pPr>
+            <ns0:r>
+              <ns0:t xml:space="preserve">/prɪˌsɪp.ɪˈteɪ.ʃən/</ns0:t>
+            </ns0:r>
+          </ns0:p>
+        </ns0:tc>
+        <ns0:tc>
+          <ns0:tcPr/>
+          <ns0:p>
+            <ns0:pPr>
+              <ns0:pStyle ns0:val="Compact"/>
+            </ns0:pPr>
+            <ns0:r>
+              <ns0:t xml:space="preserve">rain, snow, sleet, or hail that falls to the ground (lượng mưa, lượng nước rơi xuống)</ns0:t>
+            </ns0:r>
+          </ns0:p>
+        </ns0:tc>
+        <ns0:tc>
+          <ns0:tcPr/>
+          <ns0:p>
+            <ns0:pPr>
+              <ns0:pStyle ns0:val="Compact"/>
+            </ns0:pPr>
+            <ns0:r>
+              <ns0:t xml:space="preserve">After precipitation, less water is intercepted when trees are absent.</ns0:t>
+            </ns0:r>
+          </ns0:p>
+        </ns0:tc>
+      </ns0:tr>
+      <ns0:tr>
+        <ns0:tc>
+          <ns0:tcPr/>
+          <ns0:p>
+            <ns0:pPr>
+              <ns0:pStyle ns0:val="Compact"/>
+            </ns0:pPr>
+            <ns0:r>
+              <ns0:rPr>
+                <ns0:b/>
+                <ns0:bCs/>
+              </ns0:rPr>
+              <ns0:t xml:space="preserve">unequivocally</ns0:t>
+            </ns0:r>
+            <ns0:r>
+              <ns0:t xml:space="preserve"> </ns0:t>
+            </ns0:r>
+            <ns0:r>
+              <ns0:t xml:space="preserve">(adv)</ns0:t>
+            </ns0:r>
+          </ns0:p>
+        </ns0:tc>
+        <ns0:tc>
+          <ns0:tcPr/>
+          <ns0:p>
+            <ns0:pPr>
+              <ns0:pStyle ns0:val="Compact"/>
+            </ns0:pPr>
+            <ns0:r>
+              <ns0:t xml:space="preserve">/ˌʌn.ɪˈkwɪv.ə.kəl.i/</ns0:t>
+            </ns0:r>
+          </ns0:p>
+        </ns0:tc>
+        <ns0:tc>
+          <ns0:tcPr/>
+          <ns0:p>
+            <ns0:pPr>
+              <ns0:pStyle ns0:val="Compact"/>
+            </ns0:pPr>
+            <ns0:r>
+              <ns0:t xml:space="preserve">in a way that is clear and has only one possible meaning; without any doubt (một cách rõ ràng, không thể chối cãi)</ns0:t>
+            </ns0:r>
+          </ns0:p>
+        </ns0:tc>
+        <ns0:tc>
+          <ns0:tcPr/>
+          <ns0:p>
+            <ns0:pPr>
+              <ns0:pStyle ns0:val="Compact"/>
+            </ns0:pPr>
+            <ns0:r>
+              <ns0:t xml:space="preserve">Scientists agree unequivocally that global warming is a real and serious threat.</ns0:t>
+            </ns0:r>
+          </ns0:p>
+        </ns0:tc>
+      </ns0:tr>
+      <ns0:tr>
+        <ns0:tc>
+          <ns0:tcPr/>
+          <ns0:p>
+            <ns0:pPr>
+              <ns0:pStyle ns0:val="Compact"/>
+            </ns0:pPr>
+            <ns0:r>
+              <ns0:rPr>
+                <ns0:b/>
+                <ns0:bCs/>
+              </ns0:rPr>
+              <ns0:t xml:space="preserve">emissions</ns0:t>
+            </ns0:r>
+            <ns0:r>
+              <ns0:t xml:space="preserve"> </ns0:t>
+            </ns0:r>
+            <ns0:r>
+              <ns0:t xml:space="preserve">(n)</ns0:t>
+            </ns0:r>
+          </ns0:p>
+        </ns0:tc>
+        <ns0:tc>
+          <ns0:tcPr/>
+          <ns0:p>
+            <ns0:pPr>
+              <ns0:pStyle ns0:val="Compact"/>
+            </ns0:pPr>
+            <ns0:r>
+              <ns0:t xml:space="preserve">/ɪˈmɪʃ.ənz/</ns0:t>
+            </ns0:r>
+          </ns0:p>
+        </ns0:tc>
+        <ns0:tc>
+          <ns0:tcPr/>
+          <ns0:p>
+            <ns0:pPr>
+              <ns0:pStyle ns0:val="Compact"/>
+            </ns0:pPr>
+            <ns0:r>
+              <ns0:t xml:space="preserve">the production and discharge of something, especially gas or radiation (khí thải, sự phát thải)</ns0:t>
+            </ns0:r>
+          </ns0:p>
+        </ns0:tc>
+        <ns0:tc>
+          <ns0:tcPr/>
+          <ns0:p>
+            <ns0:pPr>
+              <ns0:pStyle ns0:val="Compact"/>
+            </ns0:pPr>
+            <ns0:r>
+              <ns0:t xml:space="preserve">Deforestation releases 15% of all greenhouse gas emissions.</ns0:t>
+            </ns0:r>
+          </ns0:p>
+        </ns0:tc>
+      </ns0:tr>
+      <ns0:tr>
+        <ns0:tc>
+          <ns0:tcPr/>
+          <ns0:p>
+            <ns0:pPr>
+              <ns0:pStyle ns0:val="Compact"/>
+            </ns0:pPr>
+            <ns0:r>
+              <ns0:rPr>
+                <ns0:b/>
+                <ns0:bCs/>
+              </ns0:rPr>
+              <ns0:t xml:space="preserve">decimate</ns0:t>
+            </ns0:r>
+            <ns0:r>
+              <ns0:t xml:space="preserve"> </ns0:t>
+            </ns0:r>
+            <ns0:r>
+              <ns0:t xml:space="preserve">(v)</ns0:t>
+            </ns0:r>
+          </ns0:p>
+        </ns0:tc>
+        <ns0:tc>
+          <ns0:tcPr/>
+          <ns0:p>
+            <ns0:pPr>
+              <ns0:pStyle ns0:val="Compact"/>
+            </ns0:pPr>
+            <ns0:r>
+              <ns0:t xml:space="preserve">/ˈdes.ɪ.meɪt/</ns0:t>
+            </ns0:r>
+          </ns0:p>
+        </ns0:tc>
+        <ns0:tc>
+          <ns0:tcPr/>
+          <ns0:p>
+            <ns0:pPr>
+              <ns0:pStyle ns0:val="Compact"/>
+            </ns0:pPr>
+            <ns0:r>
+              <ns0:t xml:space="preserve">to kill a large number of something, or to reduce something severely (tàn phá, giết hại một lượng lớn)</ns0:t>
+            </ns0:r>
+          </ns0:p>
+        </ns0:tc>
+        <ns0:tc>
+          <ns0:tcPr/>
+          <ns0:p>
+            <ns0:pPr>
+              <ns0:pStyle ns0:val="Compact"/>
+            </ns0:pPr>
+            <ns0:r>
+              <ns0:t xml:space="preserve">This epidemic decimated the city until the first frost came.</ns0:t>
+            </ns0:r>
+          </ns0:p>
+        </ns0:tc>
+      </ns0:tr>
+      <ns0:tr>
+        <ns0:tc>
+          <ns0:tcPr/>
+          <ns0:p>
+            <ns0:pPr>
+              <ns0:pStyle ns0:val="Compact"/>
+            </ns0:pPr>
+            <ns0:r>
+              <ns0:rPr>
+                <ns0:b/>
+                <ns0:bCs/>
+              </ns0:rPr>
+              <ns0:t xml:space="preserve">inclement</ns0:t>
+            </ns0:r>
+            <ns0:r>
+              <ns0:t xml:space="preserve"> </ns0:t>
+            </ns0:r>
+            <ns0:r>
+              <ns0:t xml:space="preserve">(adj)</ns0:t>
+            </ns0:r>
+          </ns0:p>
+        </ns0:tc>
+        <ns0:tc>
+          <ns0:tcPr/>
+          <ns0:p>
+            <ns0:pPr>
+              <ns0:pStyle ns0:val="Compact"/>
+            </ns0:pPr>
+            <ns0:r>
+              <ns0:t xml:space="preserve">/ɪnˈklem.ənt/</ns0:t>
+            </ns0:r>
+          </ns0:p>
+        </ns0:tc>
+        <ns0:tc>
+          <ns0:tcPr/>
+          <ns0:p>
+            <ns0:pPr>
+              <ns0:pStyle ns0:val="Compact"/>
+            </ns0:pPr>
+            <ns0:r>
+              <ns0:t xml:space="preserve">(of weather) unpleasant, cold, and often raining (khắc nghiệt, không thuận lợi - về thời tiết)</ns0:t>
+            </ns0:r>
+          </ns0:p>
+        </ns0:tc>
+        <ns0:tc>
+          <ns0:tcPr/>
+          <ns0:p>
+            <ns0:pPr>
+              <ns0:pStyle ns0:val="Compact"/>
+            </ns0:pPr>
+            <ns0:r>
+              <ns0:t xml:space="preserve">The inclement weather froze out the insects.</ns0:t>
+            </ns0:r>
+          </ns0:p>
+        </ns0:tc>
+      </ns0:tr>
+      <ns0:tr>
+        <ns0:tc>
+          <ns0:tcPr/>
+          <ns0:p>
+            <ns0:pPr>
+              <ns0:pStyle ns0:val="Compact"/>
+            </ns0:pPr>
+            <ns0:r>
+              <ns0:rPr>
+                <ns0:b/>
+                <ns0:bCs/>
+              </ns0:rPr>
+              <ns0:t xml:space="preserve">eradication</ns0:t>
+            </ns0:r>
+            <ns0:r>
+              <ns0:t xml:space="preserve"> </ns0:t>
+            </ns0:r>
+            <ns0:r>
+              <ns0:t xml:space="preserve">(n)</ns0:t>
+            </ns0:r>
+          </ns0:p>
+        </ns0:tc>
+        <ns0:tc>
+          <ns0:tcPr/>
+          <ns0:p>
+            <ns0:pPr>
+              <ns0:pStyle ns0:val="Compact"/>
+            </ns0:pPr>
+            <ns0:r>
+              <ns0:t xml:space="preserve">/ɪˌræd.ɪˈkeɪ.ʃən/</ns0:t>
+            </ns0:r>
+          </ns0:p>
+        </ns0:tc>
+        <ns0:tc>
+          <ns0:tcPr/>
+          <ns0:p>
+            <ns0:pPr>
+              <ns0:pStyle ns0:val="Compact"/>
+            </ns0:pPr>
+            <ns0:r>
+              <ns0:t xml:space="preserve">the complete destruction or removal of something (sự xóa bỏ hoàn toàn, sự tiêu diệt)</ns0:t>
+            </ns0:r>
+          </ns0:p>
+        </ns0:tc>
+        <ns0:tc>
+          <ns0:tcPr/>
+          <ns0:p>
+            <ns0:pPr>
+              <ns0:pStyle ns0:val="Compact"/>
+            </ns0:pPr>
+            <ns0:r>
+              <ns0:t xml:space="preserve">The uncontrolled deforestation led to the eradication of all such natural resources from the island.</ns0:t>
+            </ns0:r>
+          </ns0:p>
+        </ns0:tc>
+      </ns0:tr>
+      <ns0:tr>
+        <ns0:tc>
+          <ns0:tcPr/>
+          <ns0:p>
+            <ns0:pPr>
+              <ns0:pStyle ns0:val="Compact"/>
+            </ns0:pPr>
+            <ns0:r>
+              <ns0:rPr>
+                <ns0:b/>
+                <ns0:bCs/>
+              </ns0:rPr>
+              <ns0:t xml:space="preserve">sustain</ns0:t>
+            </ns0:r>
+            <ns0:r>
+              <ns0:t xml:space="preserve"> </ns0:t>
+            </ns0:r>
+            <ns0:r>
+              <ns0:t xml:space="preserve">(v)</ns0:t>
+            </ns0:r>
+          </ns0:p>
+        </ns0:tc>
+        <ns0:tc>
+          <ns0:tcPr/>
+          <ns0:p>
+            <ns0:pPr>
+              <ns0:pStyle ns0:val="Compact"/>
+            </ns0:pPr>
+            <ns0:r>
+              <ns0:t xml:space="preserve">/səˈsteɪn/</ns0:t>
+            </ns0:r>
+          </ns0:p>
+        </ns0:tc>
+        <ns0:tc>
+          <ns0:tcPr/>
+          <ns0:p>
+            <ns0:pPr>
+              <ns0:pStyle ns0:val="Compact"/>
+            </ns0:pPr>
+            <ns0:r>
+              <ns0:t xml:space="preserve">to cause or allow something to continue for a period of time; to support or keep something alive (duy trì, nuôi sống)</ns0:t>
+            </ns0:r>
+          </ns0:p>
+        </ns0:tc>
+        <ns0:tc>
+          <ns0:tcPr/>
+          <ns0:p>
+            <ns0:pPr>
+              <ns0:pStyle ns0:val="Compact"/>
+            </ns0:pPr>
+            <ns0:r>
+              <ns0:t xml:space="preserve">This greatly impacted the number of people the island could sustain.</ns0:t>
+            </ns0:r>
+          </ns0:p>
+        </ns0:tc>
+      </ns0:tr>
+      <ns0:tr>
+        <ns0:tc>
+          <ns0:tcPr/>
+          <ns0:p>
+            <ns0:pPr>
+              <ns0:pStyle ns0:val="Compact"/>
+            </ns0:pPr>
+            <ns0:r>
+              <ns0:rPr>
+                <ns0:b/>
+                <ns0:bCs/>
+              </ns0:rPr>
+              <ns0:t xml:space="preserve">deplete</ns0:t>
+            </ns0:r>
+            <ns0:r>
+              <ns0:t xml:space="preserve"> </ns0:t>
+            </ns0:r>
+            <ns0:r>
+              <ns0:t xml:space="preserve">(v)</ns0:t>
+            </ns0:r>
+          </ns0:p>
+        </ns0:tc>
+        <ns0:tc>
+          <ns0:tcPr/>
+          <ns0:p>
+            <ns0:pPr>
+              <ns0:pStyle ns0:val="Compact"/>
+            </ns0:pPr>
+            <ns0:r>
+              <ns0:t xml:space="preserve">/dɪˈpliːt/</ns0:t>
+            </ns0:r>
+          </ns0:p>
+        </ns0:tc>
+        <ns0:tc>
+          <ns0:tcPr/>
+          <ns0:p>
+            <ns0:pPr>
+              <ns0:pStyle ns0:val="Compact"/>
+            </ns0:pPr>
+            <ns0:r>
+              <ns0:t xml:space="preserve">to reduce something in size or amount, especially supplies of energy, money, etc. (làm cạn kiệt, làm suy giảm)</ns0:t>
+            </ns0:r>
+          </ns0:p>
+        </ns0:tc>
+        <ns0:tc>
+          <ns0:tcPr/>
+          <ns0:p>
+            <ns0:pPr>
+              <ns0:pStyle ns0:val="Compact"/>
+            </ns0:pPr>
+            <ns0:r>
+              <ns0:t xml:space="preserve">Forestry management is important to make sure that stocks are not depleted.</ns0:t>
+            </ns0:r>
+          </ns0:p>
+        </ns0:tc>
+      </ns0:tr>
+      <ns0:tr>
+        <ns0:tc>
+          <ns0:tcPr/>
+          <ns0:p>
+            <ns0:pPr>
+              <ns0:pStyle ns0:val="Compact"/>
+            </ns0:pPr>
+            <ns0:r>
+              <ns0:rPr>
+                <ns0:b/>
+                <ns0:bCs/>
+              </ns0:rPr>
+              <ns0:t xml:space="preserve">exemplary</ns0:t>
+            </ns0:r>
+            <ns0:r>
+              <ns0:t xml:space="preserve"> </ns0:t>
+            </ns0:r>
+            <ns0:r>
+              <ns0:t xml:space="preserve">(adj)</ns0:t>
+            </ns0:r>
+          </ns0:p>
+        </ns0:tc>
+        <ns0:tc>
+          <ns0:tcPr/>
+          <ns0:p>
+            <ns0:pPr>
+              <ns0:pStyle ns0:val="Compact"/>
+            </ns0:pPr>
+            <ns0:r>
+              <ns0:t xml:space="preserve">/ɪɡˈzem.plər.i/</ns0:t>
+            </ns0:r>
+          </ns0:p>
+        </ns0:tc>
+        <ns0:tc>
+          <ns0:tcPr/>
+          <ns0:p>
+            <ns0:pPr>
+              <ns0:pStyle ns0:val="Compact"/>
+            </ns0:pPr>
+            <ns0:r>
+              <ns0:t xml:space="preserve">serving as a desirable model; very good and suitable to be copied (kiểu mẫu, gương mẫu)</ns0:t>
+            </ns0:r>
+          </ns0:p>
+        </ns0:tc>
+        <ns0:tc>
+          <ns0:tcPr/>
+          <ns0:p>
+            <ns0:pPr>
+              <ns0:pStyle ns0:val="Compact"/>
+            </ns0:pPr>
+            <ns0:r>
+              <ns0:t xml:space="preserve">Japan is often used as a model of exemplary forest management.</ns0:t>
+            </ns0:r>
+          </ns0:p>
+        </ns0:tc>
+      </ns0:tr>
+      <ns0:tr>
+        <ns0:tc>
+          <ns0:tcPr/>
+          <ns0:p>
+            <ns0:pPr>
+              <ns0:pStyle ns0:val="Compact"/>
+            </ns0:pPr>
+            <ns0:r>
+              <ns0:rPr>
+                <ns0:b/>
+                <ns0:bCs/>
+              </ns0:rPr>
+              <ns0:t xml:space="preserve">exploitative</ns0:t>
+            </ns0:r>
+            <ns0:r>
+              <ns0:t xml:space="preserve"> </ns0:t>
+            </ns0:r>
+            <ns0:r>
+              <ns0:t xml:space="preserve">(adj)</ns0:t>
+            </ns0:r>
+          </ns0:p>
+        </ns0:tc>
+        <ns0:tc>
+          <ns0:tcPr/>
+          <ns0:p>
+            <ns0:pPr>
+              <ns0:pStyle ns0:val="Compact"/>
+            </ns0:pPr>
+            <ns0:r>
+              <ns0:t xml:space="preserve">/ɪkˈsplɔɪ.tə.tɪv/</ns0:t>
+            </ns0:r>
+          </ns0:p>
+        </ns0:tc>
+        <ns0:tc>
+          <ns0:tcPr/>
+          <ns0:p>
+            <ns0:pPr>
+              <ns0:pStyle ns0:val="Compact"/>
+            </ns0:pPr>
+            <ns0:r>
+              <ns0:t xml:space="preserve">unfairly using someone or something for your own advantage (mang tính bóc lột, khai thác quá mức)</ns0:t>
+            </ns0:r>
+          </ns0:p>
+        </ns0:tc>
+        <ns0:tc>
+          <ns0:tcPr/>
+          <ns0:p>
+            <ns0:pPr>
+              <ns0:pStyle ns0:val="Compact"/>
+            </ns0:pPr>
+            <ns0:r>
+              <ns0:t xml:space="preserve">Drastic action was taken to reverse the country’s serious exploitative deforestation problem.</ns0:t>
+            </ns0:r>
+          </ns0:p>
+        </ns0:tc>
+      </ns0:tr>
+      <ns0:tr>
+        <ns0:tc>
+          <ns0:tcPr/>
+          <ns0:p>
+            <ns0:pPr>
+              <ns0:pStyle ns0:val="Compact"/>
+            </ns0:pPr>
+            <ns0:r>
+              <ns0:rPr>
+                <ns0:b/>
+                <ns0:bCs/>
+              </ns0:rPr>
+              <ns0:t xml:space="preserve">collaboration</ns0:t>
+            </ns0:r>
+            <ns0:r>
+              <ns0:t xml:space="preserve"> </ns0:t>
+            </ns0:r>
+            <ns0:r>
+              <ns0:t xml:space="preserve">(n)</ns0:t>
+            </ns0:r>
+          </ns0:p>
+        </ns0:tc>
+        <ns0:tc>
+          <ns0:tcPr/>
+          <ns0:p>
+            <ns0:pPr>
+              <ns0:pStyle ns0:val="Compact"/>
+            </ns0:pPr>
+            <ns0:r>
+              <ns0:t xml:space="preserve">/kəˌlæb.əˈreɪ.ʃən/</ns0:t>
+            </ns0:r>
+          </ns0:p>
+        </ns0:tc>
+        <ns0:tc>
+          <ns0:tcPr/>
+          <ns0:p>
+            <ns0:pPr>
+              <ns0:pStyle ns0:val="Compact"/>
+            </ns0:pPr>
+            <ns0:r>
+              <ns0:t xml:space="preserve">the act of working together with someone to create or produce something (sự hợp tác, sự cộng tác)</ns0:t>
+            </ns0:r>
+          </ns0:p>
+        </ns0:tc>
+        <ns0:tc>
+          <ns0:tcPr/>
+          <ns0:p>
+            <ns0:pPr>
+              <ns0:pStyle ns0:val="Compact"/>
+            </ns0:pPr>
+            <ns0:r>
+              <ns0:t xml:space="preserve">One key aspect of its success was the encouragement of cooperation between villagers through collaboration.</ns0:t>
+            </ns0:r>
+          </ns0:p>
+        </ns0:tc>
+      </ns0:tr>
+      <ns0:tr>
+        <ns0:tc>
+          <ns0:tcPr/>
+          <ns0:p>
+            <ns0:pPr>
+              <ns0:pStyle ns0:val="Compact"/>
+            </ns0:pPr>
+            <ns0:r>
+              <ns0:rPr>
+                <ns0:b/>
+                <ns0:bCs/>
+              </ns0:rPr>
+              <ns0:t xml:space="preserve">impoverished</ns0:t>
+            </ns0:r>
+            <ns0:r>
+              <ns0:t xml:space="preserve"> </ns0:t>
+            </ns0:r>
+            <ns0:r>
+              <ns0:t xml:space="preserve">(adj)</ns0:t>
+            </ns0:r>
+          </ns0:p>
+        </ns0:tc>
+        <ns0:tc>
+          <ns0:tcPr/>
+          <ns0:p>
+            <ns0:pPr>
+              <ns0:pStyle ns0:val="Compact"/>
+            </ns0:pPr>
+            <ns0:r>
+              <ns0:t xml:space="preserve">/ɪmˈpɒv.ər.ɪʃt/</ns0:t>
+            </ns0:r>
+          </ns0:p>
+        </ns0:tc>
+        <ns0:tc>
+          <ns0:tcPr/>
+          <ns0:p>
+            <ns0:pPr>
+              <ns0:pStyle ns0:val="Compact"/>
+            </ns0:pPr>
+            <ns0:r>
+              <ns0:t xml:space="preserve">very poor; made poor (nghèo khó, bị làm nghèo đi)</ns0:t>
+            </ns0:r>
+          </ns0:p>
+        </ns0:tc>
+        <ns0:tc>
+          <ns0:tcPr/>
+          <ns0:p>
+            <ns0:pPr>
+              <ns0:pStyle ns0:val="Compact"/>
+            </ns0:pPr>
+            <ns0:r>
+              <ns0:t xml:space="preserve">Countries with fewer than five frosty days are impoverished.</ns0:t>
+            </ns0:r>
+          </ns0:p>
+        </ns0:tc>
+      </ns0:tr>
+      <ns0:tr>
+        <ns0:tc>
+          <ns0:tcPr/>
+          <ns0:p>
+            <ns0:pPr>
+              <ns0:pStyle ns0:val="Compact"/>
+            </ns0:pPr>
+            <ns0:r>
+              <ns0:rPr>
+                <ns0:b/>
+                <ns0:bCs/>
+              </ns0:rPr>
+              <ns0:t xml:space="preserve">exacerbate</ns0:t>
+            </ns0:r>
+            <ns0:r>
+              <ns0:t xml:space="preserve"> </ns0:t>
+            </ns0:r>
+            <ns0:r>
+              <ns0:t xml:space="preserve">(v)</ns0:t>
+            </ns0:r>
+          </ns0:p>
+        </ns0:tc>
+        <ns0:tc>
+          <ns0:tcPr/>
+          <ns0:p>
+            <ns0:pPr>
+              <ns0:pStyle ns0:val="Compact"/>
+            </ns0:pPr>
+            <ns0:r>
+              <ns0:t xml:space="preserve">/ɪɡˈzæs.ə.beɪt/</ns0:t>
+            </ns0:r>
+          </ns0:p>
+        </ns0:tc>
+        <ns0:tc>
+          <ns0:tcPr/>
+          <ns0:p>
+            <ns0:pPr>
+              <ns0:pStyle ns0:val="Compact"/>
+            </ns0:pPr>
+            <ns0:r>
+              <ns0:t xml:space="preserve">to make something that is already bad even worse (làm trầm trọng thêm, làm tồi tệ hơn)</ns0:t>
+            </ns0:r>
+          </ns0:p>
+        </ns0:tc>
+        <ns0:tc>
+          <ns0:tcPr/>
+          <ns0:p>
+            <ns0:pPr>
+              <ns0:pStyle ns0:val="Compact"/>
+            </ns0:pPr>
+            <ns0:r>
+              <ns0:t xml:space="preserve">This is a process often exacerbated by deforestation in the first place.</ns0:t>
+            </ns0:r>
+          </ns0:p>
+        </ns0:tc>
+      </ns0:tr>
+      <ns0:tr>
+        <ns0:tc>
+          <ns0:tcPr/>
+          <ns0:p>
+            <ns0:pPr>
+              <ns0:pStyle ns0:val="Compact"/>
+            </ns0:pPr>
+            <ns0:r>
+              <ns0:rPr>
+                <ns0:b/>
+                <ns0:bCs/>
+              </ns0:rPr>
+              <ns0:t xml:space="preserve">desertification</ns0:t>
+            </ns0:r>
+            <ns0:r>
+              <ns0:t xml:space="preserve"> </ns0:t>
+            </ns0:r>
+            <ns0:r>
+              <ns0:t xml:space="preserve">(n)</ns0:t>
+            </ns0:r>
+          </ns0:p>
+        </ns0:tc>
+        <ns0:tc>
+          <ns0:tcPr/>
+          <ns0:p>
+            <ns0:pPr>
+              <ns0:pStyle ns0:val="Compact"/>
+            </ns0:pPr>
+            <ns0:r>
+              <ns0:t xml:space="preserve">/dɪˌzɜː.tɪ.fɪˈkeɪ.ʃən/</ns0:t>
+            </ns0:r>
+          </ns0:p>
+        </ns0:tc>
+        <ns0:tc>
+          <ns0:tcPr/>
+          <ns0:p>
+            <ns0:pPr>
+              <ns0:pStyle ns0:val="Compact"/>
+            </ns0:pPr>
+            <ns0:r>
+              <ns0:t xml:space="preserve">the process by which land changes into desert (sự sa mạc hóa)</ns0:t>
+            </ns0:r>
+          </ns0:p>
+        </ns0:tc>
+        <ns0:tc>
+          <ns0:tcPr/>
+          <ns0:p>
+            <ns0:pPr>
+              <ns0:pStyle ns0:val="Compact"/>
+            </ns0:pPr>
+            <ns0:r>
+              <ns0:t xml:space="preserve">The expansion of the Gobi Desert threatened to destroy thousands of square miles of grassland annually through desertification.</ns0:t>
+            </ns0:r>
+          </ns0:p>
+        </ns0:tc>
+      </ns0:tr>
+      <ns0:tr>
+        <ns0:tc>
+          <ns0:tcPr/>
+          <ns0:p>
+            <ns0:pPr>
+              <ns0:pStyle ns0:val="Compact"/>
+            </ns0:pPr>
+            <ns0:r>
+              <ns0:rPr>
+                <ns0:b/>
+                <ns0:bCs/>
+              </ns0:rPr>
+              <ns0:t xml:space="preserve">replenish</ns0:t>
+            </ns0:r>
+            <ns0:r>
+              <ns0:t xml:space="preserve"> </ns0:t>
+            </ns0:r>
+            <ns0:r>
+              <ns0:t xml:space="preserve">(v)</ns0:t>
+            </ns0:r>
+          </ns0:p>
+        </ns0:tc>
+        <ns0:tc>
+          <ns0:tcPr/>
+          <ns0:p>
+            <ns0:pPr>
+              <ns0:pStyle ns0:val="Compact"/>
+            </ns0:pPr>
+            <ns0:r>
+              <ns0:t xml:space="preserve">/rɪˈplen.ɪʃ/</ns0:t>
+            </ns0:r>
+          </ns0:p>
+        </ns0:tc>
+        <ns0:tc>
+          <ns0:tcPr/>
+          <ns0:p>
+            <ns0:pPr>
+              <ns0:pStyle ns0:val="Compact"/>
+            </ns0:pPr>
+            <ns0:r>
+              <ns0:t xml:space="preserve">to fill something up again by replacing what has been used (bổ sung lại, làm đầy trở lại)</ns0:t>
+            </ns0:r>
+          </ns0:p>
+        </ns0:tc>
+        <ns0:tc>
+          <ns0:tcPr/>
+          <ns0:p>
+            <ns0:pPr>
+              <ns0:pStyle ns0:val="Compact"/>
+            </ns0:pPr>
+            <ns0:r>
+              <ns0:t xml:space="preserve">China is leading the way in recent years for replenishing their forests.</ns0:t>
+            </ns0:r>
+          </ns0:p>
+        </ns0:tc>
+      </ns0:tr>
+    </ns0:tbl>
+    <ns0:bookmarkEnd ns0:id="32"/>
     <ns0:sectPr>
       <ns0:headerReference ns1:id="rId1" ns0:type="default"/>
       <ns0:headerReference ns1:id="rId2" ns0:type="first"/>
@@ -4145,6 +5637,79 @@
       </w:rPr>
     </w:tblStylePr>
   </w:style>
+  <w:style w:styleId="CDAnswerKeyTable" w:type="table">
+    <w:name w:val="CDAnswerKeyTable"/>
+    <w:basedOn w:val="TableNormal"/>
+    <w:tblPr>
+      <w:tblW w:type="pct" w:w="5000"/>
+      <w:tblInd w:type="dxa" w:w="240"/>
+      <w:tblLayout w:type="autofit"/>
+      <w:tblBorders>
+        <w:top w:color="1F4E79" w:space="0" w:sz="10" w:val="single"/>
+        <w:left w:color="1F4E79" w:space="0" w:sz="10" w:val="single"/>
+        <w:bottom w:color="1F4E79" w:space="0" w:sz="10" w:val="single"/>
+        <w:right w:color="1F4E79" w:space="0" w:sz="10" w:val="single"/>
+        <w:insideH w:color="D0D0D0" w:space="0" w:sz="6" w:val="single"/>
+        <w:insideV w:color="D0D0D0" w:space="0" w:sz="6" w:val="single"/>
+      </w:tblBorders>
+      <w:tblCellMar>
+        <w:top w:type="dxa" w:w="80"/>
+        <w:left w:type="dxa" w:w="120"/>
+        <w:bottom w:type="dxa" w:w="80"/>
+        <w:right w:type="dxa" w:w="120"/>
+      </w:tblCellMar>
+    </w:tblPr>
+    <w:tblStylePr w:type="firstRow">
+      <w:tcPr>
+        <w:shd w:color="auto" w:fill="1F4E79" w:val="clear"/>
+      </w:tcPr>
+      <w:rPr>
+        <w:rFonts w:ascii="Latin Modern Sans" w:cs="Latin Modern Sans" w:hAnsi="Latin Modern Sans"/>
+        <w:b/>
+        <w:color w:val="FFFFFF"/>
+      </w:rPr>
+    </w:tblStylePr>
+    <w:tblStylePr w:type="firstColumn">
+      <w:rPr>
+        <w:rFonts w:ascii="Latin Modern Sans" w:cs="Latin Modern Sans" w:hAnsi="Latin Modern Sans"/>
+        <w:b/>
+        <w:color w:val="1F4E79"/>
+      </w:rPr>
+    </w:tblStylePr>
+  </w:style>
+  <w:style w:styleId="CDReadingVocabTable" w:type="table">
+    <w:name w:val="CDReadingVocabTable"/>
+    <w:basedOn w:val="TableNormal"/>
+    <w:tblPr>
+      <w:tblW w:type="pct" w:w="5000"/>
+      <w:tblInd w:type="dxa" w:w="240"/>
+      <w:tblLayout w:type="autofit"/>
+      <w:tblBorders>
+        <w:top w:color="BFBFBF" w:space="0" w:sz="10" w:val="single"/>
+        <w:left w:color="BFBFBF" w:space="0" w:sz="10" w:val="single"/>
+        <w:bottom w:color="BFBFBF" w:space="0" w:sz="10" w:val="single"/>
+        <w:right w:color="BFBFBF" w:space="0" w:sz="10" w:val="single"/>
+        <w:insideH w:color="D0D0D0" w:space="0" w:sz="8" w:val="single"/>
+        <w:insideV w:color="D0D0D0" w:space="0" w:sz="8" w:val="single"/>
+      </w:tblBorders>
+      <w:tblCellMar>
+        <w:top w:type="dxa" w:w="80"/>
+        <w:left w:type="dxa" w:w="120"/>
+        <w:bottom w:type="dxa" w:w="80"/>
+        <w:right w:type="dxa" w:w="120"/>
+      </w:tblCellMar>
+    </w:tblPr>
+    <w:tblStylePr w:type="firstRow">
+      <w:tcPr>
+        <w:shd w:color="auto" w:fill="1F4E79" w:val="clear"/>
+      </w:tcPr>
+      <w:rPr>
+        <w:rFonts w:ascii="Latin Modern Sans" w:cs="Latin Modern Sans" w:hAnsi="Latin Modern Sans"/>
+        <w:b/>
+        <w:color w:val="FFFFFF"/>
+      </w:rPr>
+    </w:tblStylePr>
+  </w:style>
   <w:style w:styleId="CDAnswerTable" w:type="table">
     <w:name w:val="CDAnswerTable"/>
     <w:basedOn w:val="TableNormal"/>

--- a/chuyenDe/RW/docx/raw47/Reading/Level1/W5.docx
+++ b/chuyenDe/RW/docx/raw47/Reading/Level1/W5.docx
@@ -7,7 +7,7 @@
         <ns0:pStyle ns0:val="Title"/>
       </ns0:pPr>
       <ns0:r>
-        <ns0:t xml:space="preserve">Level 1 — W5 (Jan 26-Feb 1)</ns0:t>
+        <ns0:t xml:space="preserve">TÀI LIỆU CHUYÊN ĐỀ READING</ns0:t>
       </ns0:r>
     </ns0:p>
     <ns0:p>
@@ -15,7 +15,7 @@
         <ns0:pStyle ns0:val="CDCollectionTitle"/>
       </ns0:pPr>
       <ns0:r>
-        <ns0:t xml:space="preserve">Level 1 — W5 (Jan 26-Feb 1)</ns0:t>
+        <ns0:t xml:space="preserve">TÀI LIỆU CHUYÊN ĐỀ READING</ns0:t>
       </ns0:r>
     </ns0:p>
     <ns0:bookmarkStart ns0:id="20" ns0:name="the-eﬀects-of-deforestation"/>

--- a/chuyenDe/RW/docx/raw47/Reading/Level1/W5.docx
+++ b/chuyenDe/RW/docx/raw47/Reading/Level1/W5.docx
@@ -5452,6 +5452,25 @@
       <w:i/>
     </w:rPr>
   </w:style>
+  <w:style w:styleId="CDListeningSection" w:type="paragraph">
+    <w:name w:val="CD Listening Section"/>
+    <w:basedOn w:val="Normal"/>
+    <w:qFormat/>
+    <w:pPr>
+      <w:spacing w:after="120" w:before="100"/>
+      <w:pBdr>
+        <w:top w:color="1F4E79" w:space="3" w:sz="12" w:val="single"/>
+        <w:left w:color="1F4E79" w:space="3" w:sz="12" w:val="single"/>
+        <w:bottom w:color="1F4E79" w:space="3" w:sz="12" w:val="single"/>
+        <w:right w:color="1F4E79" w:space="3" w:sz="12" w:val="single"/>
+      </w:pBdr>
+      <w:shd w:color="auto" w:fill="EBF3FA" w:val="clear"/>
+      <w:ind w:left="240" w:right="240"/>
+    </w:pPr>
+    <w:rPr>
+      <w:rFonts w:ascii="Georgia" w:cs="Georgia" w:hAnsi="Georgia"/>
+    </w:rPr>
+  </w:style>
   <w:style w:styleId="CDSection" w:type="paragraph">
     <w:name w:val="CD Section"/>
     <w:basedOn w:val="Normal"/>
@@ -5476,7 +5495,7 @@
     <w:basedOn w:val="Normal"/>
     <w:qFormat/>
     <w:pPr>
-      <w:spacing w:after="60" w:before="80"/>
+      <w:spacing w:after="80" w:before="120"/>
       <w:pBdr>
         <w:left w:color="1F4E79" w:space="2" w:sz="24" w:val="single"/>
       </w:pBdr>
@@ -5742,6 +5761,105 @@
         <w:color w:val="FFFFFF"/>
       </w:rPr>
     </w:tblStylePr>
+  </w:style>
+  <w:style w:styleId="CDTranscriptTable" w:type="table">
+    <w:name w:val="CDTranscriptTable"/>
+    <w:basedOn w:val="TableNormal"/>
+    <w:tblPr>
+      <w:tblW w:type="pct" w:w="5000"/>
+      <w:tblInd w:type="dxa" w:w="240"/>
+      <w:tblLayout w:type="fixed"/>
+      <w:tblBorders>
+        <w:top w:color="BFBFBF" w:space="0" w:sz="10" w:val="single"/>
+        <w:left w:color="BFBFBF" w:space="0" w:sz="10" w:val="single"/>
+        <w:bottom w:color="BFBFBF" w:space="0" w:sz="10" w:val="single"/>
+        <w:right w:color="BFBFBF" w:space="0" w:sz="10" w:val="single"/>
+        <w:insideH w:color="D0D0D0" w:space="0" w:sz="8" w:val="single"/>
+        <w:insideV w:color="D0D0D0" w:space="0" w:sz="8" w:val="single"/>
+      </w:tblBorders>
+      <w:tblCellMar>
+        <w:top w:type="dxa" w:w="80"/>
+        <w:left w:type="dxa" w:w="120"/>
+        <w:bottom w:type="dxa" w:w="80"/>
+        <w:right w:type="dxa" w:w="120"/>
+      </w:tblCellMar>
+    </w:tblPr>
+    <w:tblStylePr w:type="firstRow">
+      <w:tcPr>
+        <w:shd w:color="auto" w:fill="1F4E79" w:val="clear"/>
+      </w:tcPr>
+      <w:rPr>
+        <w:rFonts w:ascii="Latin Modern Sans" w:cs="Latin Modern Sans" w:hAnsi="Latin Modern Sans"/>
+        <w:b/>
+        <w:color w:val="FFFFFF"/>
+      </w:rPr>
+    </w:tblStylePr>
+    <w:tblStylePr w:type="band1Horz">
+      <w:tcPr>
+        <w:shd w:color="auto" w:fill="F5F5F5" w:val="clear"/>
+      </w:tcPr>
+    </w:tblStylePr>
+  </w:style>
+  <w:style w:styleId="CDListeningSectionContainer" w:type="table">
+    <w:name w:val="CDListeningSectionContainer"/>
+    <w:basedOn w:val="TableNormal"/>
+    <w:tblPr>
+      <w:tblW w:type="pct" w:w="5000"/>
+      <w:tblLayout w:type="autofit"/>
+      <w:tblBorders>
+        <w:top w:color="E52B20" w:shadow="1" w:space="0" w:sz="12" w:val="single"/>
+        <w:left w:color="E52B20" w:shadow="1" w:space="0" w:sz="12" w:val="single"/>
+        <w:bottom w:color="E52B20" w:shadow="1" w:space="0" w:sz="16" w:val="double"/>
+        <w:right w:color="E52B20" w:shadow="1" w:space="0" w:sz="12" w:val="single"/>
+      </w:tblBorders>
+      <w:shd w:color="auto" w:fill="D6E9F8" w:val="clear"/>
+      <w:tblCellMar>
+        <w:top w:type="dxa" w:w="280"/>
+        <w:left w:type="dxa" w:w="280"/>
+        <w:bottom w:type="dxa" w:w="280"/>
+        <w:right w:type="dxa" w:w="280"/>
+      </w:tblCellMar>
+    </w:tblPr>
+  </w:style>
+  <w:style w:styleId="CDListeningSectionHeader" w:type="paragraph">
+    <w:name w:val="CD Listening Section Header"/>
+    <w:basedOn w:val="Heading1"/>
+    <w:qFormat/>
+    <w:pPr>
+      <w:spacing w:after="120" w:before="240"/>
+      <w:jc w:val="center"/>
+    </w:pPr>
+    <w:rPr>
+      <w:rFonts w:ascii="Latin Modern Sans" w:cs="Latin Modern Sans" w:hAnsi="Latin Modern Sans"/>
+      <w:b/>
+      <w:color w:val="1F4E79"/>
+      <w:sz w:val="28"/>
+    </w:rPr>
+  </w:style>
+  <w:style w:styleId="CDTranscriptSection" w:type="paragraph">
+    <w:name w:val="CD Transcript Section"/>
+    <w:basedOn w:val="Normal"/>
+    <w:qFormat/>
+    <w:pPr>
+      <w:spacing w:after="80" w:before="160"/>
+    </w:pPr>
+    <w:rPr>
+      <w:rFonts w:ascii="Latin Modern Sans" w:cs="Latin Modern Sans" w:hAnsi="Latin Modern Sans"/>
+      <w:color w:val="1F4E79"/>
+      <w:sz w:val="24"/>
+    </w:rPr>
+  </w:style>
+  <w:style w:styleId="CDTranscriptContent" w:type="paragraph">
+    <w:name w:val="CD Transcript Content"/>
+    <w:basedOn w:val="Normal"/>
+    <w:qFormat/>
+    <w:pPr>
+      <w:spacing w:after="120" w:before="0"/>
+    </w:pPr>
+    <w:rPr>
+      <w:rFonts w:ascii="Georgia" w:cs="Georgia" w:hAnsi="Georgia"/>
+      <w:sz w:val="24"/>
+    </w:rPr>
   </w:style>
   <w:style w:type="paragraph" w:customStyle="1" w:styleId="SourceCode">
     <w:name w:val="Source Code"/>
